--- a/docs/samples/converted-pages-78-79-87-89-94.docx
+++ b/docs/samples/converted-pages-78-79-87-89-94.docx
@@ -304,7 +304,7 @@
       </w:r>
       <w:r>
         <w:pict>
-          <v:shape id="TextBox164" type="#_x0000_t202" style="position:absolute;left:78.750pt;top:110.973pt;width:66.400pt;height:17.500pt;z-index:10;mso-position-horizontal:absolute;mso-position-vertical:absolute;mso-position-horizontal-relative:page;mso-position-vertical-relative:page;mso-wrap-edited:f;mso-wrap:none;" filled="false" stroked="false" v-text-anchor="top">
+          <v:shape id="TextBox164" type="#_x0000_t202" style="position:absolute;left:78.750pt;top:110.973pt;width:76.800pt;height:22.400pt;z-index:10;mso-position-horizontal:absolute;mso-position-vertical:absolute;mso-position-horizontal-relative:page;mso-position-vertical-relative:page;mso-wrap:square;" filled="false" stroked="false" v-text-anchor="top">
             <v:fill on="false"/>
             <v:stroke on="false"/>
             <v:textbox style="mso-fit-shape-to-text:false" inset="0pt,0pt,0pt,0pt">
@@ -312,7 +312,6 @@
                 <w:p>
                   <w:pPr>
                     <w:spacing w:line="240" w:lineRule="auto" w:before="0" w:after="0" w:beforeLines="0" w:afterLines="0"/>
-                    <w:wordWrap w:val="0"/>
                     <w:ind w:left="0" w:right="0" w:firstLine="0"/>
                   </w:pPr>
                   <w:r>
@@ -332,7 +331,7 @@
       </w:r>
       <w:r>
         <w:pict>
-          <v:shape id="TextBox165" type="#_x0000_t202" style="position:absolute;left:312.375pt;top:110.973pt;width:34.200pt;height:17.500pt;z-index:10;mso-position-horizontal:absolute;mso-position-vertical:absolute;mso-position-horizontal-relative:page;mso-position-vertical-relative:page;mso-wrap-edited:f;mso-wrap:none;" filled="false" stroked="false" v-text-anchor="top">
+          <v:shape id="TextBox165" type="#_x0000_t202" style="position:absolute;left:312.375pt;top:110.973pt;width:40.400pt;height:22.400pt;z-index:10;mso-position-horizontal:absolute;mso-position-vertical:absolute;mso-position-horizontal-relative:page;mso-position-vertical-relative:page;mso-wrap:square;" filled="false" stroked="false" v-text-anchor="top">
             <v:fill on="false"/>
             <v:stroke on="false"/>
             <v:textbox style="mso-fit-shape-to-text:false" inset="0pt,0pt,0pt,0pt">
@@ -341,7 +340,6 @@
                   <w:pPr>
                     <w:spacing w:line="240" w:lineRule="auto" w:before="0" w:after="0" w:beforeLines="0" w:afterLines="0"/>
                     <w:jc w:val="center"/>
-                    <w:wordWrap w:val="0"/>
                     <w:ind w:left="0" w:right="0" w:firstLine="0"/>
                   </w:pPr>
                   <w:r>
@@ -361,7 +359,7 @@
       </w:r>
       <w:r>
         <w:pict>
-          <v:shape id="TextBox166" type="#_x0000_t202" style="position:absolute;left:78.750pt;top:143.223pt;width:66.400pt;height:17.500pt;z-index:10;mso-position-horizontal:absolute;mso-position-vertical:absolute;mso-position-horizontal-relative:page;mso-position-vertical-relative:page;mso-wrap-edited:f;mso-wrap:none;" filled="false" stroked="false" v-text-anchor="top">
+          <v:shape id="TextBox166" type="#_x0000_t202" style="position:absolute;left:78.750pt;top:143.223pt;width:76.800pt;height:22.400pt;z-index:10;mso-position-horizontal:absolute;mso-position-vertical:absolute;mso-position-horizontal-relative:page;mso-position-vertical-relative:page;mso-wrap:square;" filled="false" stroked="false" v-text-anchor="top">
             <v:fill on="false"/>
             <v:stroke on="false"/>
             <v:textbox style="mso-fit-shape-to-text:false" inset="0pt,0pt,0pt,0pt">
@@ -369,7 +367,6 @@
                 <w:p>
                   <w:pPr>
                     <w:spacing w:line="240" w:lineRule="auto" w:before="0" w:after="0" w:beforeLines="0" w:afterLines="0"/>
-                    <w:wordWrap w:val="0"/>
                     <w:ind w:left="0" w:right="0" w:firstLine="0"/>
                   </w:pPr>
                   <w:r>
@@ -389,7 +386,7 @@
       </w:r>
       <w:r>
         <w:pict>
-          <v:shape id="TextBox167" type="#_x0000_t202" style="position:absolute;left:312.375pt;top:143.223pt;width:34.200pt;height:17.500pt;z-index:10;mso-position-horizontal:absolute;mso-position-vertical:absolute;mso-position-horizontal-relative:page;mso-position-vertical-relative:page;mso-wrap-edited:f;mso-wrap:none;" filled="false" stroked="false" v-text-anchor="top">
+          <v:shape id="TextBox167" type="#_x0000_t202" style="position:absolute;left:312.375pt;top:143.223pt;width:40.400pt;height:22.400pt;z-index:10;mso-position-horizontal:absolute;mso-position-vertical:absolute;mso-position-horizontal-relative:page;mso-position-vertical-relative:page;mso-wrap:square;" filled="false" stroked="false" v-text-anchor="top">
             <v:fill on="false"/>
             <v:stroke on="false"/>
             <v:textbox style="mso-fit-shape-to-text:false" inset="0pt,0pt,0pt,0pt">
@@ -398,7 +395,6 @@
                   <w:pPr>
                     <w:spacing w:line="240" w:lineRule="auto" w:before="0" w:after="0" w:beforeLines="0" w:afterLines="0"/>
                     <w:jc w:val="center"/>
-                    <w:wordWrap w:val="0"/>
                     <w:ind w:left="0" w:right="0" w:firstLine="0"/>
                   </w:pPr>
                   <w:r>
@@ -418,7 +414,7 @@
       </w:r>
       <w:r>
         <w:pict>
-          <v:shape id="TextBox168" type="#_x0000_t202" style="position:absolute;left:429.188pt;top:143.223pt;width:18.100pt;height:17.500pt;z-index:10;mso-position-horizontal:absolute;mso-position-vertical:absolute;mso-position-horizontal-relative:page;mso-position-vertical-relative:page;mso-wrap-edited:f;mso-wrap:none;" filled="false" stroked="false" v-text-anchor="top">
+          <v:shape id="TextBox168" type="#_x0000_t202" style="position:absolute;left:429.188pt;top:143.223pt;width:22.200pt;height:22.400pt;z-index:10;mso-position-horizontal:absolute;mso-position-vertical:absolute;mso-position-horizontal-relative:page;mso-position-vertical-relative:page;mso-wrap:square;" filled="false" stroked="false" v-text-anchor="top">
             <v:fill on="false"/>
             <v:stroke on="false"/>
             <v:textbox style="mso-fit-shape-to-text:false" inset="0pt,0pt,0pt,0pt">
@@ -426,7 +422,6 @@
                 <w:p>
                   <w:pPr>
                     <w:spacing w:line="240" w:lineRule="auto" w:before="0" w:after="0" w:beforeLines="0" w:afterLines="0"/>
-                    <w:wordWrap w:val="0"/>
                     <w:ind w:left="0" w:right="0" w:firstLine="0"/>
                   </w:pPr>
                   <w:r>
@@ -446,7 +441,7 @@
       </w:r>
       <w:r>
         <w:pict>
-          <v:shape id="TextBox169" type="#_x0000_t202" style="position:absolute;left:78.750pt;top:175.473pt;width:82.500pt;height:17.500pt;z-index:10;mso-position-horizontal:absolute;mso-position-vertical:absolute;mso-position-horizontal-relative:page;mso-position-vertical-relative:page;mso-wrap-edited:f;mso-wrap:none;" filled="false" stroked="false" v-text-anchor="top">
+          <v:shape id="TextBox169" type="#_x0000_t202" style="position:absolute;left:78.750pt;top:175.473pt;width:95.000pt;height:22.400pt;z-index:10;mso-position-horizontal:absolute;mso-position-vertical:absolute;mso-position-horizontal-relative:page;mso-position-vertical-relative:page;mso-wrap:square;" filled="false" stroked="false" v-text-anchor="top">
             <v:fill on="false"/>
             <v:stroke on="false"/>
             <v:textbox style="mso-fit-shape-to-text:false" inset="0pt,0pt,0pt,0pt">
@@ -454,7 +449,6 @@
                 <w:p>
                   <w:pPr>
                     <w:spacing w:line="240" w:lineRule="auto" w:before="0" w:after="0" w:beforeLines="0" w:afterLines="0"/>
-                    <w:wordWrap w:val="0"/>
                     <w:ind w:left="0" w:right="0" w:firstLine="0"/>
                   </w:pPr>
                   <w:r>
@@ -474,7 +468,7 @@
       </w:r>
       <w:r>
         <w:pict>
-          <v:shape id="TextBox170" type="#_x0000_t202" style="position:absolute;left:312.375pt;top:175.473pt;width:34.200pt;height:17.500pt;z-index:10;mso-position-horizontal:absolute;mso-position-vertical:absolute;mso-position-horizontal-relative:page;mso-position-vertical-relative:page;mso-wrap-edited:f;mso-wrap:none;" filled="false" stroked="false" v-text-anchor="top">
+          <v:shape id="TextBox170" type="#_x0000_t202" style="position:absolute;left:312.375pt;top:175.473pt;width:40.400pt;height:22.400pt;z-index:10;mso-position-horizontal:absolute;mso-position-vertical:absolute;mso-position-horizontal-relative:page;mso-position-vertical-relative:page;mso-wrap:square;" filled="false" stroked="false" v-text-anchor="top">
             <v:fill on="false"/>
             <v:stroke on="false"/>
             <v:textbox style="mso-fit-shape-to-text:false" inset="0pt,0pt,0pt,0pt">
@@ -483,7 +477,6 @@
                   <w:pPr>
                     <w:spacing w:line="240" w:lineRule="auto" w:before="0" w:after="0" w:beforeLines="0" w:afterLines="0"/>
                     <w:jc w:val="center"/>
-                    <w:wordWrap w:val="0"/>
                     <w:ind w:left="0" w:right="0" w:firstLine="0"/>
                   </w:pPr>
                   <w:r>
@@ -503,7 +496,7 @@
       </w:r>
       <w:r>
         <w:pict>
-          <v:shape id="TextBox171" type="#_x0000_t202" style="position:absolute;left:429.188pt;top:175.473pt;width:10.855pt;height:17.500pt;z-index:10;mso-position-horizontal:absolute;mso-position-vertical:absolute;mso-position-horizontal-relative:page;mso-position-vertical-relative:page;mso-wrap-edited:f;mso-wrap:none;" filled="false" stroked="false" v-text-anchor="top">
+          <v:shape id="TextBox171" type="#_x0000_t202" style="position:absolute;left:429.188pt;top:175.473pt;width:20.180pt;height:22.400pt;z-index:10;mso-position-horizontal:absolute;mso-position-vertical:absolute;mso-position-horizontal-relative:page;mso-position-vertical-relative:page;mso-wrap:square;" filled="false" stroked="false" v-text-anchor="top">
             <v:fill on="false"/>
             <v:stroke on="false"/>
             <v:textbox style="mso-fit-shape-to-text:false" inset="0pt,0pt,0pt,0pt">
@@ -511,7 +504,6 @@
                 <w:p>
                   <w:pPr>
                     <w:spacing w:line="240" w:lineRule="auto" w:before="0" w:after="0" w:beforeLines="0" w:afterLines="0"/>
-                    <w:wordWrap w:val="0"/>
                     <w:ind w:left="0" w:right="0" w:firstLine="0"/>
                   </w:pPr>
                   <w:r>
@@ -531,7 +523,7 @@
       </w:r>
       <w:r>
         <w:pict>
-          <v:shape id="TextBox172" type="#_x0000_t202" style="position:absolute;left:78.750pt;top:207.723pt;width:82.500pt;height:17.500pt;z-index:10;mso-position-horizontal:absolute;mso-position-vertical:absolute;mso-position-horizontal-relative:page;mso-position-vertical-relative:page;mso-wrap-edited:f;mso-wrap:none;" filled="false" stroked="false" v-text-anchor="top">
+          <v:shape id="TextBox172" type="#_x0000_t202" style="position:absolute;left:78.750pt;top:207.723pt;width:95.000pt;height:22.400pt;z-index:10;mso-position-horizontal:absolute;mso-position-vertical:absolute;mso-position-horizontal-relative:page;mso-position-vertical-relative:page;mso-wrap:square;" filled="false" stroked="false" v-text-anchor="top">
             <v:fill on="false"/>
             <v:stroke on="false"/>
             <v:textbox style="mso-fit-shape-to-text:false" inset="0pt,0pt,0pt,0pt">
@@ -539,7 +531,6 @@
                 <w:p>
                   <w:pPr>
                     <w:spacing w:line="240" w:lineRule="auto" w:before="0" w:after="0" w:beforeLines="0" w:afterLines="0"/>
-                    <w:wordWrap w:val="0"/>
                     <w:ind w:left="0" w:right="0" w:firstLine="0"/>
                   </w:pPr>
                   <w:r>
@@ -559,7 +550,7 @@
       </w:r>
       <w:r>
         <w:pict>
-          <v:shape id="TextBox173" type="#_x0000_t202" style="position:absolute;left:312.375pt;top:207.723pt;width:34.200pt;height:17.500pt;z-index:10;mso-position-horizontal:absolute;mso-position-vertical:absolute;mso-position-horizontal-relative:page;mso-position-vertical-relative:page;mso-wrap-edited:f;mso-wrap:none;" filled="false" stroked="false" v-text-anchor="top">
+          <v:shape id="TextBox173" type="#_x0000_t202" style="position:absolute;left:312.375pt;top:207.723pt;width:40.400pt;height:22.400pt;z-index:10;mso-position-horizontal:absolute;mso-position-vertical:absolute;mso-position-horizontal-relative:page;mso-position-vertical-relative:page;mso-wrap:square;" filled="false" stroked="false" v-text-anchor="top">
             <v:fill on="false"/>
             <v:stroke on="false"/>
             <v:textbox style="mso-fit-shape-to-text:false" inset="0pt,0pt,0pt,0pt">
@@ -568,7 +559,6 @@
                   <w:pPr>
                     <w:spacing w:line="240" w:lineRule="auto" w:before="0" w:after="0" w:beforeLines="0" w:afterLines="0"/>
                     <w:jc w:val="center"/>
-                    <w:wordWrap w:val="0"/>
                     <w:ind w:left="0" w:right="0" w:firstLine="0"/>
                   </w:pPr>
                   <w:r>
@@ -588,7 +578,7 @@
       </w:r>
       <w:r>
         <w:pict>
-          <v:shape id="TextBox174" type="#_x0000_t202" style="position:absolute;left:301.000pt;top:761.721pt;width:14.650pt;height:12.500pt;z-index:10;mso-position-horizontal:absolute;mso-position-vertical:absolute;mso-position-horizontal-relative:page;mso-position-vertical-relative:page;mso-wrap-edited:f;mso-wrap:none;" filled="false" stroked="false" v-text-anchor="top">
+          <v:shape id="TextBox174" type="#_x0000_t202" style="position:absolute;left:301.000pt;top:761.721pt;width:18.456pt;height:16.000pt;z-index:10;mso-position-horizontal:absolute;mso-position-vertical:absolute;mso-position-horizontal-relative:page;mso-position-vertical-relative:page;mso-wrap:square;" filled="false" stroked="false" v-text-anchor="top">
             <v:fill on="false"/>
             <v:stroke on="false"/>
             <v:textbox style="mso-fit-shape-to-text:false" inset="0pt,0pt,0pt,0pt">
@@ -597,7 +587,6 @@
                   <w:pPr>
                     <w:spacing w:line="240" w:lineRule="auto" w:before="0" w:after="0" w:beforeLines="0" w:afterLines="0"/>
                     <w:jc w:val="center"/>
-                    <w:wordWrap w:val="0"/>
                     <w:ind w:left="0" w:right="0" w:firstLine="0"/>
                   </w:pPr>
                   <w:r>
@@ -738,7 +727,7 @@
       </w:r>
       <w:r>
         <w:pict>
-          <v:shape id="TextBox204" type="#_x0000_t202" style="position:absolute;left:93.750pt;top:100.345pt;width:229.700pt;height:16.500pt;z-index:10;mso-position-horizontal:absolute;mso-position-vertical:absolute;mso-position-horizontal-relative:page;mso-position-vertical-relative:page;mso-wrap-edited:f;mso-wrap:none;" filled="false" stroked="false" v-text-anchor="top">
+          <v:shape id="TextBox204" type="#_x0000_t202" style="position:absolute;left:93.750pt;top:100.345pt;width:261.400pt;height:21.120pt;z-index:10;mso-position-horizontal:absolute;mso-position-vertical:absolute;mso-position-horizontal-relative:page;mso-position-vertical-relative:page;mso-wrap:square;" filled="false" stroked="false" v-text-anchor="top">
             <v:fill on="false"/>
             <v:stroke on="false"/>
             <v:textbox style="mso-fit-shape-to-text:false" inset="0pt,0pt,0pt,0pt">
@@ -746,7 +735,6 @@
                 <w:p>
                   <w:pPr>
                     <w:spacing w:line="240" w:lineRule="auto" w:before="0" w:after="0" w:beforeLines="0" w:afterLines="0"/>
-                    <w:wordWrap w:val="0"/>
                     <w:ind w:left="0" w:right="0" w:firstLine="0"/>
                   </w:pPr>
                   <w:r>
@@ -766,7 +754,7 @@
       </w:r>
       <w:r>
         <w:pict>
-          <v:shape id="TextBox205" type="#_x0000_t202" style="position:absolute;left:120.084pt;top:118.688pt;width:453.605pt;height:16.500pt;z-index:10;mso-position-horizontal:absolute;mso-position-vertical:absolute;mso-position-horizontal-relative:page;mso-position-vertical-relative:page;mso-wrap-edited:f;mso-wrap:none;" filled="false" stroked="false" v-text-anchor="top">
+          <v:shape id="TextBox205" type="#_x0000_t202" style="position:absolute;left:120.084pt;top:118.688pt;width:673.240pt;height:21.120pt;z-index:10;mso-position-horizontal:absolute;mso-position-vertical:absolute;mso-position-horizontal-relative:page;mso-position-vertical-relative:page;mso-wrap:square;" filled="false" stroked="false" v-text-anchor="top">
             <v:fill on="false"/>
             <v:stroke on="false"/>
             <v:textbox style="mso-fit-shape-to-text:false" inset="0pt,0pt,0pt,0pt">
@@ -775,7 +763,6 @@
                   <w:pPr>
                     <w:spacing w:line="240" w:lineRule="auto" w:before="0" w:after="0" w:beforeLines="0" w:afterLines="0"/>
                     <w:jc w:val="center"/>
-                    <w:wordWrap w:val="0"/>
                     <w:ind w:left="0" w:right="0" w:firstLine="0"/>
                   </w:pPr>
                   <w:r>
@@ -795,7 +782,7 @@
       </w:r>
       <w:r>
         <w:pict>
-          <v:shape id="TextBox206" type="#_x0000_t202" style="position:absolute;left:93.750pt;top:137.736pt;width:32.360pt;height:16.500pt;z-index:10;mso-position-horizontal:absolute;mso-position-vertical:absolute;mso-position-horizontal-relative:page;mso-position-vertical-relative:page;mso-wrap-edited:f;mso-wrap:none;" filled="false" stroked="false" v-text-anchor="top">
+          <v:shape id="TextBox206" type="#_x0000_t202" style="position:absolute;left:93.750pt;top:137.736pt;width:38.320pt;height:21.120pt;z-index:10;mso-position-horizontal:absolute;mso-position-vertical:absolute;mso-position-horizontal-relative:page;mso-position-vertical-relative:page;mso-wrap:square;" filled="false" stroked="false" v-text-anchor="top">
             <v:fill on="false"/>
             <v:stroke on="false"/>
             <v:textbox style="mso-fit-shape-to-text:false" inset="0pt,0pt,0pt,0pt">
@@ -803,7 +790,6 @@
                 <w:p>
                   <w:pPr>
                     <w:spacing w:line="240" w:lineRule="auto" w:before="0" w:after="0" w:beforeLines="0" w:afterLines="0"/>
-                    <w:wordWrap w:val="0"/>
                     <w:ind w:left="0" w:right="0" w:firstLine="0"/>
                   </w:pPr>
                   <w:r>
@@ -823,7 +809,7 @@
       </w:r>
       <w:r>
         <w:pict>
-          <v:shape id="TextBox207" type="#_x0000_t202" style="position:absolute;left:120.084pt;top:156.078pt;width:455.123pt;height:16.500pt;z-index:10;mso-position-horizontal:absolute;mso-position-vertical:absolute;mso-position-horizontal-relative:page;mso-position-vertical-relative:page;mso-wrap-edited:f;mso-wrap:none;" filled="false" stroked="false" v-text-anchor="top">
+          <v:shape id="TextBox207" type="#_x0000_t202" style="position:absolute;left:120.084pt;top:156.078pt;width:535.960pt;height:21.120pt;z-index:10;mso-position-horizontal:absolute;mso-position-vertical:absolute;mso-position-horizontal-relative:page;mso-position-vertical-relative:page;mso-wrap:square;" filled="false" stroked="false" v-text-anchor="top">
             <v:fill on="false"/>
             <v:stroke on="false"/>
             <v:textbox style="mso-fit-shape-to-text:false" inset="0pt,0pt,0pt,0pt">
@@ -832,7 +818,6 @@
                   <w:pPr>
                     <w:spacing w:line="240" w:lineRule="auto" w:before="0" w:after="0" w:beforeLines="0" w:afterLines="0"/>
                     <w:jc w:val="center"/>
-                    <w:wordWrap w:val="0"/>
                     <w:ind w:left="0" w:right="0" w:firstLine="0"/>
                   </w:pPr>
                   <w:r>
@@ -852,7 +837,7 @@
       </w:r>
       <w:r>
         <w:pict>
-          <v:shape id="TextBox208" type="#_x0000_t202" style="position:absolute;left:93.750pt;top:174.421pt;width:487.760pt;height:16.500pt;z-index:10;mso-position-horizontal:absolute;mso-position-vertical:absolute;mso-position-horizontal-relative:page;mso-position-vertical-relative:page;mso-wrap-edited:f;mso-wrap:none;" filled="false" stroked="false" v-text-anchor="top">
+          <v:shape id="TextBox208" type="#_x0000_t202" style="position:absolute;left:93.750pt;top:174.421pt;width:553.120pt;height:21.120pt;z-index:10;mso-position-horizontal:absolute;mso-position-vertical:absolute;mso-position-horizontal-relative:page;mso-position-vertical-relative:page;mso-wrap:square;" filled="false" stroked="false" v-text-anchor="top">
             <v:fill on="false"/>
             <v:stroke on="false"/>
             <v:textbox style="mso-fit-shape-to-text:false" inset="0pt,0pt,0pt,0pt">
@@ -861,7 +846,6 @@
                   <w:pPr>
                     <w:spacing w:line="240" w:lineRule="auto" w:before="0" w:after="0" w:beforeLines="0" w:afterLines="0"/>
                     <w:jc w:val="center"/>
-                    <w:wordWrap w:val="0"/>
                     <w:ind w:left="0" w:right="0" w:firstLine="0"/>
                   </w:pPr>
                   <w:r>
@@ -881,7 +865,7 @@
       </w:r>
       <w:r>
         <w:pict>
-          <v:shape id="TextBox209" type="#_x0000_t202" style="position:absolute;left:93.750pt;top:192.764pt;width:427.040pt;height:16.500pt;z-index:10;mso-position-horizontal:absolute;mso-position-vertical:absolute;mso-position-horizontal-relative:page;mso-position-vertical-relative:page;mso-wrap-edited:f;mso-wrap:none;" filled="false" stroked="false" v-text-anchor="top">
+          <v:shape id="TextBox209" type="#_x0000_t202" style="position:absolute;left:93.750pt;top:192.764pt;width:484.480pt;height:21.120pt;z-index:10;mso-position-horizontal:absolute;mso-position-vertical:absolute;mso-position-horizontal-relative:page;mso-position-vertical-relative:page;mso-wrap:square;" filled="false" stroked="false" v-text-anchor="top">
             <v:fill on="false"/>
             <v:stroke on="false"/>
             <v:textbox style="mso-fit-shape-to-text:false" inset="0pt,0pt,0pt,0pt">
@@ -890,7 +874,6 @@
                   <w:pPr>
                     <w:spacing w:line="240" w:lineRule="auto" w:before="0" w:after="0" w:beforeLines="0" w:afterLines="0"/>
                     <w:jc w:val="center"/>
-                    <w:wordWrap w:val="0"/>
                     <w:ind w:left="0" w:right="0" w:firstLine="0"/>
                   </w:pPr>
                   <w:r>
@@ -910,7 +893,7 @@
       </w:r>
       <w:r>
         <w:pict>
-          <v:shape id="TextBox210" type="#_x0000_t202" style="position:absolute;left:120.084pt;top:211.106pt;width:457.400pt;height:16.500pt;z-index:10;mso-position-horizontal:absolute;mso-position-vertical:absolute;mso-position-horizontal-relative:page;mso-position-vertical-relative:page;mso-wrap-edited:f;mso-wrap:none;" filled="false" stroked="false" v-text-anchor="top">
+          <v:shape id="TextBox210" type="#_x0000_t202" style="position:absolute;left:120.084pt;top:211.106pt;width:518.800pt;height:21.120pt;z-index:10;mso-position-horizontal:absolute;mso-position-vertical:absolute;mso-position-horizontal-relative:page;mso-position-vertical-relative:page;mso-wrap:square;" filled="false" stroked="false" v-text-anchor="top">
             <v:fill on="false"/>
             <v:stroke on="false"/>
             <v:textbox style="mso-fit-shape-to-text:false" inset="0pt,0pt,0pt,0pt">
@@ -919,7 +902,6 @@
                   <w:pPr>
                     <w:spacing w:line="240" w:lineRule="auto" w:before="0" w:after="0" w:beforeLines="0" w:afterLines="0"/>
                     <w:jc w:val="center"/>
-                    <w:wordWrap w:val="0"/>
                     <w:ind w:left="0" w:right="0" w:firstLine="0"/>
                   </w:pPr>
                   <w:r>
@@ -939,7 +921,7 @@
       </w:r>
       <w:r>
         <w:pict>
-          <v:shape id="TextBox211" type="#_x0000_t202" style="position:absolute;left:93.750pt;top:229.449pt;width:32.360pt;height:16.500pt;z-index:10;mso-position-horizontal:absolute;mso-position-vertical:absolute;mso-position-horizontal-relative:page;mso-position-vertical-relative:page;mso-wrap-edited:f;mso-wrap:none;" filled="false" stroked="false" v-text-anchor="top">
+          <v:shape id="TextBox211" type="#_x0000_t202" style="position:absolute;left:93.750pt;top:229.449pt;width:38.320pt;height:21.120pt;z-index:10;mso-position-horizontal:absolute;mso-position-vertical:absolute;mso-position-horizontal-relative:page;mso-position-vertical-relative:page;mso-wrap:square;" filled="false" stroked="false" v-text-anchor="top">
             <v:fill on="false"/>
             <v:stroke on="false"/>
             <v:textbox style="mso-fit-shape-to-text:false" inset="0pt,0pt,0pt,0pt">
@@ -947,7 +929,6 @@
                 <w:p>
                   <w:pPr>
                     <w:spacing w:line="240" w:lineRule="auto" w:before="0" w:after="0" w:beforeLines="0" w:afterLines="0"/>
-                    <w:wordWrap w:val="0"/>
                     <w:ind w:left="0" w:right="0" w:firstLine="0"/>
                   </w:pPr>
                   <w:r>
@@ -967,7 +948,7 @@
       </w:r>
       <w:r>
         <w:pict>
-          <v:shape id="TextBox212" type="#_x0000_t202" style="position:absolute;left:120.084pt;top:247.791pt;width:17.180pt;height:16.500pt;z-index:10;mso-position-horizontal:absolute;mso-position-vertical:absolute;mso-position-horizontal-relative:page;mso-position-vertical-relative:page;mso-wrap-edited:f;mso-wrap:none;" filled="false" stroked="false" v-text-anchor="top">
+          <v:shape id="TextBox212" type="#_x0000_t202" style="position:absolute;left:120.084pt;top:247.791pt;width:21.160pt;height:21.120pt;z-index:10;mso-position-horizontal:absolute;mso-position-vertical:absolute;mso-position-horizontal-relative:page;mso-position-vertical-relative:page;mso-wrap:square;" filled="false" stroked="false" v-text-anchor="top">
             <v:fill on="false"/>
             <v:stroke on="false"/>
             <v:textbox style="mso-fit-shape-to-text:false" inset="0pt,0pt,0pt,0pt">
@@ -975,7 +956,6 @@
                 <w:p>
                   <w:pPr>
                     <w:spacing w:line="240" w:lineRule="auto" w:before="0" w:after="0" w:beforeLines="0" w:afterLines="0"/>
-                    <w:wordWrap w:val="0"/>
                     <w:ind w:left="0" w:right="0" w:firstLine="0"/>
                   </w:pPr>
                   <w:r>
@@ -995,7 +975,7 @@
       </w:r>
       <w:r>
         <w:pict>
-          <v:shape id="TextBox213" type="#_x0000_t202" style="position:absolute;left:505.290pt;top:247.791pt;width:17.180pt;height:16.500pt;z-index:10;mso-position-horizontal:absolute;mso-position-vertical:absolute;mso-position-horizontal-relative:page;mso-position-vertical-relative:page;mso-wrap-edited:f;mso-wrap:none;" filled="false" stroked="false" v-text-anchor="top">
+          <v:shape id="TextBox213" type="#_x0000_t202" style="position:absolute;left:505.290pt;top:247.791pt;width:21.160pt;height:21.120pt;z-index:10;mso-position-horizontal:absolute;mso-position-vertical:absolute;mso-position-horizontal-relative:page;mso-position-vertical-relative:page;mso-wrap:square;" filled="false" stroked="false" v-text-anchor="top">
             <v:fill on="false"/>
             <v:stroke on="false"/>
             <v:textbox style="mso-fit-shape-to-text:false" inset="0pt,0pt,0pt,0pt">
@@ -1003,7 +983,6 @@
                 <w:p>
                   <w:pPr>
                     <w:spacing w:line="240" w:lineRule="auto" w:before="0" w:after="0" w:beforeLines="0" w:afterLines="0"/>
-                    <w:wordWrap w:val="0"/>
                     <w:ind w:left="0" w:right="0" w:firstLine="0"/>
                   </w:pPr>
                   <w:r>
@@ -1023,7 +1002,7 @@
       </w:r>
       <w:r>
         <w:pict>
-          <v:shape id="TextBox214" type="#_x0000_t202" style="position:absolute;left:93.750pt;top:266.839pt;width:499.904pt;height:16.500pt;z-index:10;mso-position-horizontal:absolute;mso-position-vertical:absolute;mso-position-horizontal-relative:page;mso-position-vertical-relative:page;mso-wrap-edited:f;mso-wrap:none;" filled="false" stroked="false" v-text-anchor="top">
+          <v:shape id="TextBox214" type="#_x0000_t202" style="position:absolute;left:93.750pt;top:266.839pt;width:999.280pt;height:21.120pt;z-index:10;mso-position-horizontal:absolute;mso-position-vertical:absolute;mso-position-horizontal-relative:page;mso-position-vertical-relative:page;mso-wrap:square;" filled="false" stroked="false" v-text-anchor="top">
             <v:fill on="false"/>
             <v:stroke on="false"/>
             <v:textbox style="mso-fit-shape-to-text:false" inset="0pt,0pt,0pt,0pt">
@@ -1032,7 +1011,6 @@
                   <w:pPr>
                     <w:spacing w:line="240" w:lineRule="auto" w:before="0" w:after="0" w:beforeLines="0" w:afterLines="0"/>
                     <w:jc w:val="center"/>
-                    <w:wordWrap w:val="0"/>
                     <w:ind w:left="0" w:right="0" w:firstLine="0"/>
                   </w:pPr>
                   <w:r>
@@ -1052,7 +1030,7 @@
       </w:r>
       <w:r>
         <w:pict>
-          <v:shape id="TextBox215" type="#_x0000_t202" style="position:absolute;left:120.084pt;top:285.182pt;width:17.180pt;height:16.500pt;z-index:10;mso-position-horizontal:absolute;mso-position-vertical:absolute;mso-position-horizontal-relative:page;mso-position-vertical-relative:page;mso-wrap-edited:f;mso-wrap:none;" filled="false" stroked="false" v-text-anchor="top">
+          <v:shape id="TextBox215" type="#_x0000_t202" style="position:absolute;left:120.084pt;top:285.182pt;width:21.160pt;height:21.120pt;z-index:10;mso-position-horizontal:absolute;mso-position-vertical:absolute;mso-position-horizontal-relative:page;mso-position-vertical-relative:page;mso-wrap:square;" filled="false" stroked="false" v-text-anchor="top">
             <v:fill on="false"/>
             <v:stroke on="false"/>
             <v:textbox style="mso-fit-shape-to-text:false" inset="0pt,0pt,0pt,0pt">
@@ -1060,7 +1038,6 @@
                 <w:p>
                   <w:pPr>
                     <w:spacing w:line="240" w:lineRule="auto" w:before="0" w:after="0" w:beforeLines="0" w:afterLines="0"/>
-                    <w:wordWrap w:val="0"/>
                     <w:ind w:left="0" w:right="0" w:firstLine="0"/>
                   </w:pPr>
                   <w:r>
@@ -1080,7 +1057,7 @@
       </w:r>
       <w:r>
         <w:pict>
-          <v:shape id="TextBox216" type="#_x0000_t202" style="position:absolute;left:250.680pt;top:285.182pt;width:17.180pt;height:16.500pt;z-index:10;mso-position-horizontal:absolute;mso-position-vertical:absolute;mso-position-horizontal-relative:page;mso-position-vertical-relative:page;mso-wrap-edited:f;mso-wrap:none;" filled="false" stroked="false" v-text-anchor="top">
+          <v:shape id="TextBox216" type="#_x0000_t202" style="position:absolute;left:250.680pt;top:285.182pt;width:21.160pt;height:21.120pt;z-index:10;mso-position-horizontal:absolute;mso-position-vertical:absolute;mso-position-horizontal-relative:page;mso-position-vertical-relative:page;mso-wrap:square;" filled="false" stroked="false" v-text-anchor="top">
             <v:fill on="false"/>
             <v:stroke on="false"/>
             <v:textbox style="mso-fit-shape-to-text:false" inset="0pt,0pt,0pt,0pt">
@@ -1088,7 +1065,6 @@
                 <w:p>
                   <w:pPr>
                     <w:spacing w:line="240" w:lineRule="auto" w:before="0" w:after="0" w:beforeLines="0" w:afterLines="0"/>
-                    <w:wordWrap w:val="0"/>
                     <w:ind w:left="0" w:right="0" w:firstLine="0"/>
                   </w:pPr>
                   <w:r>
@@ -1108,7 +1084,7 @@
       </w:r>
       <w:r>
         <w:pict>
-          <v:shape id="TextBox217" type="#_x0000_t202" style="position:absolute;left:381.275pt;top:285.182pt;width:17.180pt;height:16.500pt;z-index:10;mso-position-horizontal:absolute;mso-position-vertical:absolute;mso-position-horizontal-relative:page;mso-position-vertical-relative:page;mso-wrap-edited:f;mso-wrap:none;" filled="false" stroked="false" v-text-anchor="top">
+          <v:shape id="TextBox217" type="#_x0000_t202" style="position:absolute;left:381.275pt;top:285.182pt;width:21.160pt;height:21.120pt;z-index:10;mso-position-horizontal:absolute;mso-position-vertical:absolute;mso-position-horizontal-relative:page;mso-position-vertical-relative:page;mso-wrap:square;" filled="false" stroked="false" v-text-anchor="top">
             <v:fill on="false"/>
             <v:stroke on="false"/>
             <v:textbox style="mso-fit-shape-to-text:false" inset="0pt,0pt,0pt,0pt">
@@ -1116,7 +1092,6 @@
                 <w:p>
                   <w:pPr>
                     <w:spacing w:line="240" w:lineRule="auto" w:before="0" w:after="0" w:beforeLines="0" w:afterLines="0"/>
-                    <w:wordWrap w:val="0"/>
                     <w:ind w:left="0" w:right="0" w:firstLine="0"/>
                   </w:pPr>
                   <w:r>
@@ -1136,7 +1111,7 @@
       </w:r>
       <w:r>
         <w:pict>
-          <v:shape id="TextBox218" type="#_x0000_t202" style="position:absolute;left:511.871pt;top:285.182pt;width:8.582pt;height:16.500pt;z-index:10;mso-position-horizontal:absolute;mso-position-vertical:absolute;mso-position-horizontal-relative:page;mso-position-vertical-relative:page;mso-wrap-edited:f;mso-wrap:none;" filled="false" stroked="false" v-text-anchor="top">
+          <v:shape id="TextBox218" type="#_x0000_t202" style="position:absolute;left:511.871pt;top:285.182pt;width:10.582pt;height:21.120pt;z-index:10;mso-position-horizontal:absolute;mso-position-vertical:absolute;mso-position-horizontal-relative:page;mso-position-vertical-relative:page;mso-wrap:square;" filled="false" stroked="false" v-text-anchor="top">
             <v:fill on="false"/>
             <v:stroke on="false"/>
             <v:textbox style="mso-fit-shape-to-text:false" inset="0pt,0pt,0pt,0pt">
@@ -1144,7 +1119,6 @@
                 <w:p>
                   <w:pPr>
                     <w:spacing w:line="240" w:lineRule="auto" w:before="0" w:after="0" w:beforeLines="0" w:afterLines="0"/>
-                    <w:wordWrap w:val="0"/>
                     <w:ind w:left="0" w:right="0" w:firstLine="0"/>
                   </w:pPr>
                   <w:r>
@@ -1164,7 +1138,7 @@
       </w:r>
       <w:r>
         <w:pict>
-          <v:shape id="TextBox219" type="#_x0000_t202" style="position:absolute;left:93.750pt;top:303.525pt;width:477.893pt;height:16.500pt;z-index:10;mso-position-horizontal:absolute;mso-position-vertical:absolute;mso-position-horizontal-relative:page;mso-position-vertical-relative:page;mso-wrap-edited:f;mso-wrap:none;" filled="false" stroked="false" v-text-anchor="top">
+          <v:shape id="TextBox219" type="#_x0000_t202" style="position:absolute;left:93.750pt;top:303.525pt;width:541.966pt;height:21.120pt;z-index:10;mso-position-horizontal:absolute;mso-position-vertical:absolute;mso-position-horizontal-relative:page;mso-position-vertical-relative:page;mso-wrap:square;" filled="false" stroked="false" v-text-anchor="top">
             <v:fill on="false"/>
             <v:stroke on="false"/>
             <v:textbox style="mso-fit-shape-to-text:false" inset="0pt,0pt,0pt,0pt">
@@ -1173,7 +1147,6 @@
                   <w:pPr>
                     <w:spacing w:line="240" w:lineRule="auto" w:before="0" w:after="0" w:beforeLines="0" w:afterLines="0"/>
                     <w:jc w:val="center"/>
-                    <w:wordWrap w:val="0"/>
                     <w:ind w:left="0" w:right="0" w:firstLine="0"/>
                   </w:pPr>
                   <w:r>
@@ -1193,7 +1166,7 @@
       </w:r>
       <w:r>
         <w:pict>
-          <v:shape id="TextBox220" type="#_x0000_t202" style="position:absolute;left:120.084pt;top:321.867pt;width:17.180pt;height:16.500pt;z-index:10;mso-position-horizontal:absolute;mso-position-vertical:absolute;mso-position-horizontal-relative:page;mso-position-vertical-relative:page;mso-wrap-edited:f;mso-wrap:none;" filled="false" stroked="false" v-text-anchor="top">
+          <v:shape id="TextBox220" type="#_x0000_t202" style="position:absolute;left:120.084pt;top:321.867pt;width:21.160pt;height:21.120pt;z-index:10;mso-position-horizontal:absolute;mso-position-vertical:absolute;mso-position-horizontal-relative:page;mso-position-vertical-relative:page;mso-wrap:square;" filled="false" stroked="false" v-text-anchor="top">
             <v:fill on="false"/>
             <v:stroke on="false"/>
             <v:textbox style="mso-fit-shape-to-text:false" inset="0pt,0pt,0pt,0pt">
@@ -1201,7 +1174,6 @@
                 <w:p>
                   <w:pPr>
                     <w:spacing w:line="240" w:lineRule="auto" w:before="0" w:after="0" w:beforeLines="0" w:afterLines="0"/>
-                    <w:wordWrap w:val="0"/>
                     <w:ind w:left="0" w:right="0" w:firstLine="0"/>
                   </w:pPr>
                   <w:r>
@@ -1221,7 +1193,7 @@
       </w:r>
       <w:r>
         <w:pict>
-          <v:shape id="TextBox221" type="#_x0000_t202" style="position:absolute;left:312.687pt;top:321.867pt;width:17.180pt;height:16.500pt;z-index:10;mso-position-horizontal:absolute;mso-position-vertical:absolute;mso-position-horizontal-relative:page;mso-position-vertical-relative:page;mso-wrap-edited:f;mso-wrap:none;" filled="false" stroked="false" v-text-anchor="top">
+          <v:shape id="TextBox221" type="#_x0000_t202" style="position:absolute;left:312.687pt;top:321.867pt;width:21.160pt;height:21.120pt;z-index:10;mso-position-horizontal:absolute;mso-position-vertical:absolute;mso-position-horizontal-relative:page;mso-position-vertical-relative:page;mso-wrap:square;" filled="false" stroked="false" v-text-anchor="top">
             <v:fill on="false"/>
             <v:stroke on="false"/>
             <v:textbox style="mso-fit-shape-to-text:false" inset="0pt,0pt,0pt,0pt">
@@ -1230,7 +1202,6 @@
                   <w:pPr>
                     <w:spacing w:line="240" w:lineRule="auto" w:before="0" w:after="0" w:beforeLines="0" w:afterLines="0"/>
                     <w:jc w:val="center"/>
-                    <w:wordWrap w:val="0"/>
                     <w:ind w:left="0" w:right="0" w:firstLine="0"/>
                   </w:pPr>
                   <w:r>
@@ -1250,7 +1221,7 @@
       </w:r>
       <w:r>
         <w:pict>
-          <v:shape id="TextBox222" type="#_x0000_t202" style="position:absolute;left:505.290pt;top:321.867pt;width:17.180pt;height:16.500pt;z-index:10;mso-position-horizontal:absolute;mso-position-vertical:absolute;mso-position-horizontal-relative:page;mso-position-vertical-relative:page;mso-wrap-edited:f;mso-wrap:none;" filled="false" stroked="false" v-text-anchor="top">
+          <v:shape id="TextBox222" type="#_x0000_t202" style="position:absolute;left:505.290pt;top:321.867pt;width:21.160pt;height:21.120pt;z-index:10;mso-position-horizontal:absolute;mso-position-vertical:absolute;mso-position-horizontal-relative:page;mso-position-vertical-relative:page;mso-wrap:square;" filled="false" stroked="false" v-text-anchor="top">
             <v:fill on="false"/>
             <v:stroke on="false"/>
             <v:textbox style="mso-fit-shape-to-text:false" inset="0pt,0pt,0pt,0pt">
@@ -1258,7 +1229,6 @@
                 <w:p>
                   <w:pPr>
                     <w:spacing w:line="240" w:lineRule="auto" w:before="0" w:after="0" w:beforeLines="0" w:afterLines="0"/>
-                    <w:wordWrap w:val="0"/>
                     <w:ind w:left="0" w:right="0" w:firstLine="0"/>
                   </w:pPr>
                   <w:r>
@@ -1278,7 +1248,7 @@
       </w:r>
       <w:r>
         <w:pict>
-          <v:shape id="TextBox223" type="#_x0000_t202" style="position:absolute;left:93.750pt;top:340.210pt;width:477.893pt;height:16.500pt;z-index:10;mso-position-horizontal:absolute;mso-position-vertical:absolute;mso-position-horizontal-relative:page;mso-position-vertical-relative:page;mso-wrap-edited:f;mso-wrap:none;" filled="false" stroked="false" v-text-anchor="top">
+          <v:shape id="TextBox223" type="#_x0000_t202" style="position:absolute;left:93.750pt;top:340.210pt;width:541.966pt;height:21.120pt;z-index:10;mso-position-horizontal:absolute;mso-position-vertical:absolute;mso-position-horizontal-relative:page;mso-position-vertical-relative:page;mso-wrap:square;" filled="false" stroked="false" v-text-anchor="top">
             <v:fill on="false"/>
             <v:stroke on="false"/>
             <v:textbox style="mso-fit-shape-to-text:false" inset="0pt,0pt,0pt,0pt">
@@ -1287,7 +1257,6 @@
                   <w:pPr>
                     <w:spacing w:line="240" w:lineRule="auto" w:before="0" w:after="0" w:beforeLines="0" w:afterLines="0"/>
                     <w:jc w:val="center"/>
-                    <w:wordWrap w:val="0"/>
                     <w:ind w:left="0" w:right="0" w:firstLine="0"/>
                   </w:pPr>
                   <w:r>
@@ -1307,7 +1276,7 @@
       </w:r>
       <w:r>
         <w:pict>
-          <v:shape id="TextBox224" type="#_x0000_t202" style="position:absolute;left:120.084pt;top:358.553pt;width:455.123pt;height:16.500pt;z-index:10;mso-position-horizontal:absolute;mso-position-vertical:absolute;mso-position-horizontal-relative:page;mso-position-vertical-relative:page;mso-wrap-edited:f;mso-wrap:none;" filled="false" stroked="false" v-text-anchor="top">
+          <v:shape id="TextBox224" type="#_x0000_t202" style="position:absolute;left:120.084pt;top:358.553pt;width:535.960pt;height:21.120pt;z-index:10;mso-position-horizontal:absolute;mso-position-vertical:absolute;mso-position-horizontal-relative:page;mso-position-vertical-relative:page;mso-wrap:square;" filled="false" stroked="false" v-text-anchor="top">
             <v:fill on="false"/>
             <v:stroke on="false"/>
             <v:textbox style="mso-fit-shape-to-text:false" inset="0pt,0pt,0pt,0pt">
@@ -1316,7 +1285,6 @@
                   <w:pPr>
                     <w:spacing w:line="240" w:lineRule="auto" w:before="0" w:after="0" w:beforeLines="0" w:afterLines="0"/>
                     <w:jc w:val="center"/>
-                    <w:wordWrap w:val="0"/>
                     <w:ind w:left="0" w:right="0" w:firstLine="0"/>
                   </w:pPr>
                   <w:r>
@@ -1336,7 +1304,7 @@
       </w:r>
       <w:r>
         <w:pict>
-          <v:shape id="TextBox225" type="#_x0000_t202" style="position:absolute;left:93.750pt;top:376.895pt;width:487.760pt;height:16.500pt;z-index:10;mso-position-horizontal:absolute;mso-position-vertical:absolute;mso-position-horizontal-relative:page;mso-position-vertical-relative:page;mso-wrap-edited:f;mso-wrap:none;" filled="false" stroked="false" v-text-anchor="top">
+          <v:shape id="TextBox225" type="#_x0000_t202" style="position:absolute;left:93.750pt;top:376.895pt;width:553.120pt;height:21.120pt;z-index:10;mso-position-horizontal:absolute;mso-position-vertical:absolute;mso-position-horizontal-relative:page;mso-position-vertical-relative:page;mso-wrap:square;" filled="false" stroked="false" v-text-anchor="top">
             <v:fill on="false"/>
             <v:stroke on="false"/>
             <v:textbox style="mso-fit-shape-to-text:false" inset="0pt,0pt,0pt,0pt">
@@ -1345,7 +1313,6 @@
                   <w:pPr>
                     <w:spacing w:line="240" w:lineRule="auto" w:before="0" w:after="0" w:beforeLines="0" w:afterLines="0"/>
                     <w:jc w:val="center"/>
-                    <w:wordWrap w:val="0"/>
                     <w:ind w:left="0" w:right="0" w:firstLine="0"/>
                   </w:pPr>
                   <w:r>
@@ -1365,7 +1332,7 @@
       </w:r>
       <w:r>
         <w:pict>
-          <v:shape id="TextBox226" type="#_x0000_t202" style="position:absolute;left:93.750pt;top:395.943pt;width:351.140pt;height:16.500pt;z-index:10;mso-position-horizontal:absolute;mso-position-vertical:absolute;mso-position-horizontal-relative:page;mso-position-vertical-relative:page;mso-wrap-edited:f;mso-wrap:none;" filled="false" stroked="false" v-text-anchor="top">
+          <v:shape id="TextBox226" type="#_x0000_t202" style="position:absolute;left:93.750pt;top:395.943pt;width:398.680pt;height:21.120pt;z-index:10;mso-position-horizontal:absolute;mso-position-vertical:absolute;mso-position-horizontal-relative:page;mso-position-vertical-relative:page;mso-wrap:square;" filled="false" stroked="false" v-text-anchor="top">
             <v:fill on="false"/>
             <v:stroke on="false"/>
             <v:textbox style="mso-fit-shape-to-text:false" inset="0pt,0pt,0pt,0pt">
@@ -1373,7 +1340,6 @@
                 <w:p>
                   <w:pPr>
                     <w:spacing w:line="240" w:lineRule="auto" w:before="0" w:after="0" w:beforeLines="0" w:afterLines="0"/>
-                    <w:wordWrap w:val="0"/>
                     <w:ind w:left="0" w:right="0" w:firstLine="0"/>
                   </w:pPr>
                   <w:r>
@@ -1393,7 +1359,7 @@
       </w:r>
       <w:r>
         <w:pict>
-          <v:shape id="TextBox227" type="#_x0000_t202" style="position:absolute;left:120.084pt;top:414.286pt;width:457.400pt;height:16.500pt;z-index:10;mso-position-horizontal:absolute;mso-position-vertical:absolute;mso-position-horizontal-relative:page;mso-position-vertical-relative:page;mso-wrap-edited:f;mso-wrap:none;" filled="false" stroked="false" v-text-anchor="top">
+          <v:shape id="TextBox227" type="#_x0000_t202" style="position:absolute;left:120.084pt;top:414.286pt;width:518.800pt;height:21.120pt;z-index:10;mso-position-horizontal:absolute;mso-position-vertical:absolute;mso-position-horizontal-relative:page;mso-position-vertical-relative:page;mso-wrap:square;" filled="false" stroked="false" v-text-anchor="top">
             <v:fill on="false"/>
             <v:stroke on="false"/>
             <v:textbox style="mso-fit-shape-to-text:false" inset="0pt,0pt,0pt,0pt">
@@ -1402,7 +1368,6 @@
                   <w:pPr>
                     <w:spacing w:line="240" w:lineRule="auto" w:before="0" w:after="0" w:beforeLines="0" w:afterLines="0"/>
                     <w:jc w:val="center"/>
-                    <w:wordWrap w:val="0"/>
                     <w:ind w:left="0" w:right="0" w:firstLine="0"/>
                   </w:pPr>
                   <w:r>
@@ -1422,7 +1387,7 @@
       </w:r>
       <w:r>
         <w:pict>
-          <v:shape id="TextBox228" type="#_x0000_t202" style="position:absolute;left:93.750pt;top:432.628pt;width:487.760pt;height:16.500pt;z-index:10;mso-position-horizontal:absolute;mso-position-vertical:absolute;mso-position-horizontal-relative:page;mso-position-vertical-relative:page;mso-wrap-edited:f;mso-wrap:none;" filled="false" stroked="false" v-text-anchor="top">
+          <v:shape id="TextBox228" type="#_x0000_t202" style="position:absolute;left:93.750pt;top:432.628pt;width:553.120pt;height:21.120pt;z-index:10;mso-position-horizontal:absolute;mso-position-vertical:absolute;mso-position-horizontal-relative:page;mso-position-vertical-relative:page;mso-wrap:square;" filled="false" stroked="false" v-text-anchor="top">
             <v:fill on="false"/>
             <v:stroke on="false"/>
             <v:textbox style="mso-fit-shape-to-text:false" inset="0pt,0pt,0pt,0pt">
@@ -1431,7 +1396,6 @@
                   <w:pPr>
                     <w:spacing w:line="240" w:lineRule="auto" w:before="0" w:after="0" w:beforeLines="0" w:afterLines="0"/>
                     <w:jc w:val="center"/>
-                    <w:wordWrap w:val="0"/>
                     <w:ind w:left="0" w:right="0" w:firstLine="0"/>
                   </w:pPr>
                   <w:r>
@@ -1451,7 +1415,7 @@
       </w:r>
       <w:r>
         <w:pict>
-          <v:shape id="TextBox229" type="#_x0000_t202" style="position:absolute;left:93.750pt;top:450.971pt;width:229.700pt;height:16.500pt;z-index:10;mso-position-horizontal:absolute;mso-position-vertical:absolute;mso-position-horizontal-relative:page;mso-position-vertical-relative:page;mso-wrap-edited:f;mso-wrap:none;" filled="false" stroked="false" v-text-anchor="top">
+          <v:shape id="TextBox229" type="#_x0000_t202" style="position:absolute;left:93.750pt;top:450.971pt;width:261.400pt;height:21.120pt;z-index:10;mso-position-horizontal:absolute;mso-position-vertical:absolute;mso-position-horizontal-relative:page;mso-position-vertical-relative:page;mso-wrap:square;" filled="false" stroked="false" v-text-anchor="top">
             <v:fill on="false"/>
             <v:stroke on="false"/>
             <v:textbox style="mso-fit-shape-to-text:false" inset="0pt,0pt,0pt,0pt">
@@ -1459,7 +1423,6 @@
                 <w:p>
                   <w:pPr>
                     <w:spacing w:line="240" w:lineRule="auto" w:before="0" w:after="0" w:beforeLines="0" w:afterLines="0"/>
-                    <w:wordWrap w:val="0"/>
                     <w:ind w:left="0" w:right="0" w:firstLine="0"/>
                   </w:pPr>
                   <w:r>
@@ -1479,7 +1442,7 @@
       </w:r>
       <w:r>
         <w:pict>
-          <v:shape id="TextBox230" type="#_x0000_t202" style="position:absolute;left:120.084pt;top:469.314pt;width:409.583pt;height:16.500pt;z-index:10;mso-position-horizontal:absolute;mso-position-vertical:absolute;mso-position-horizontal-relative:page;mso-position-vertical-relative:page;mso-wrap-edited:f;mso-wrap:none;" filled="false" stroked="false" v-text-anchor="top">
+          <v:shape id="TextBox230" type="#_x0000_t202" style="position:absolute;left:120.084pt;top:469.314pt;width:484.480pt;height:21.120pt;z-index:10;mso-position-horizontal:absolute;mso-position-vertical:absolute;mso-position-horizontal-relative:page;mso-position-vertical-relative:page;mso-wrap:square;" filled="false" stroked="false" v-text-anchor="top">
             <v:fill on="false"/>
             <v:stroke on="false"/>
             <v:textbox style="mso-fit-shape-to-text:false" inset="0pt,0pt,0pt,0pt">
@@ -1488,7 +1451,6 @@
                   <w:pPr>
                     <w:spacing w:line="240" w:lineRule="auto" w:before="0" w:after="0" w:beforeLines="0" w:afterLines="0"/>
                     <w:jc w:val="center"/>
-                    <w:wordWrap w:val="0"/>
                     <w:ind w:left="0" w:right="0" w:firstLine="0"/>
                   </w:pPr>
                   <w:r>
@@ -1508,7 +1470,7 @@
       </w:r>
       <w:r>
         <w:pict>
-          <v:shape id="TextBox231" type="#_x0000_t202" style="position:absolute;left:93.750pt;top:487.656pt;width:490.037pt;height:16.500pt;z-index:10;mso-position-horizontal:absolute;mso-position-vertical:absolute;mso-position-horizontal-relative:page;mso-position-vertical-relative:page;mso-wrap-edited:f;mso-wrap:none;" filled="false" stroked="false" v-text-anchor="top">
+          <v:shape id="TextBox231" type="#_x0000_t202" style="position:absolute;left:93.750pt;top:487.656pt;width:656.080pt;height:21.120pt;z-index:10;mso-position-horizontal:absolute;mso-position-vertical:absolute;mso-position-horizontal-relative:page;mso-position-vertical-relative:page;mso-wrap:square;" filled="false" stroked="false" v-text-anchor="top">
             <v:fill on="false"/>
             <v:stroke on="false"/>
             <v:textbox style="mso-fit-shape-to-text:false" inset="0pt,0pt,0pt,0pt">
@@ -1517,7 +1479,6 @@
                   <w:pPr>
                     <w:spacing w:line="240" w:lineRule="auto" w:before="0" w:after="0" w:beforeLines="0" w:afterLines="0"/>
                     <w:jc w:val="center"/>
-                    <w:wordWrap w:val="0"/>
                     <w:ind w:left="0" w:right="0" w:firstLine="0"/>
                   </w:pPr>
                   <w:r>
@@ -1537,7 +1498,7 @@
       </w:r>
       <w:r>
         <w:pict>
-          <v:shape id="TextBox232" type="#_x0000_t202" style="position:absolute;left:93.750pt;top:505.999pt;width:220.592pt;height:16.500pt;z-index:10;mso-position-horizontal:absolute;mso-position-vertical:absolute;mso-position-horizontal-relative:page;mso-position-vertical-relative:page;mso-wrap-edited:f;mso-wrap:none;" filled="false" stroked="false" v-text-anchor="top">
+          <v:shape id="TextBox232" type="#_x0000_t202" style="position:absolute;left:93.750pt;top:505.999pt;width:312.880pt;height:21.120pt;z-index:10;mso-position-horizontal:absolute;mso-position-vertical:absolute;mso-position-horizontal-relative:page;mso-position-vertical-relative:page;mso-wrap:square;" filled="false" stroked="false" v-text-anchor="top">
             <v:fill on="false"/>
             <v:stroke on="false"/>
             <v:textbox style="mso-fit-shape-to-text:false" inset="0pt,0pt,0pt,0pt">
@@ -1545,7 +1506,6 @@
                 <w:p>
                   <w:pPr>
                     <w:spacing w:line="240" w:lineRule="auto" w:before="0" w:after="0" w:beforeLines="0" w:afterLines="0"/>
-                    <w:wordWrap w:val="0"/>
                     <w:ind w:left="0" w:right="0" w:firstLine="0"/>
                   </w:pPr>
                   <w:r>
@@ -1565,7 +1525,7 @@
       </w:r>
       <w:r>
         <w:pict>
-          <v:shape id="TextBox233" type="#_x0000_t202" style="position:absolute;left:120.084pt;top:525.047pt;width:455.123pt;height:16.500pt;z-index:10;mso-position-horizontal:absolute;mso-position-vertical:absolute;mso-position-horizontal-relative:page;mso-position-vertical-relative:page;mso-wrap-edited:f;mso-wrap:none;" filled="false" stroked="false" v-text-anchor="top">
+          <v:shape id="TextBox233" type="#_x0000_t202" style="position:absolute;left:120.084pt;top:525.047pt;width:535.960pt;height:21.120pt;z-index:10;mso-position-horizontal:absolute;mso-position-vertical:absolute;mso-position-horizontal-relative:page;mso-position-vertical-relative:page;mso-wrap:square;" filled="false" stroked="false" v-text-anchor="top">
             <v:fill on="false"/>
             <v:stroke on="false"/>
             <v:textbox style="mso-fit-shape-to-text:false" inset="0pt,0pt,0pt,0pt">
@@ -1574,7 +1534,6 @@
                   <w:pPr>
                     <w:spacing w:line="240" w:lineRule="auto" w:before="0" w:after="0" w:beforeLines="0" w:afterLines="0"/>
                     <w:jc w:val="center"/>
-                    <w:wordWrap w:val="0"/>
                     <w:ind w:left="0" w:right="0" w:firstLine="0"/>
                   </w:pPr>
                   <w:r>
@@ -1594,7 +1553,7 @@
       </w:r>
       <w:r>
         <w:pict>
-          <v:shape id="TextBox234" type="#_x0000_t202" style="position:absolute;left:93.750pt;top:543.390pt;width:108.260pt;height:16.500pt;z-index:10;mso-position-horizontal:absolute;mso-position-vertical:absolute;mso-position-horizontal-relative:page;mso-position-vertical-relative:page;mso-wrap-edited:f;mso-wrap:none;" filled="false" stroked="false" v-text-anchor="top">
+          <v:shape id="TextBox234" type="#_x0000_t202" style="position:absolute;left:93.750pt;top:543.390pt;width:124.120pt;height:21.120pt;z-index:10;mso-position-horizontal:absolute;mso-position-vertical:absolute;mso-position-horizontal-relative:page;mso-position-vertical-relative:page;mso-wrap:square;" filled="false" stroked="false" v-text-anchor="top">
             <v:fill on="false"/>
             <v:stroke on="false"/>
             <v:textbox style="mso-fit-shape-to-text:false" inset="0pt,0pt,0pt,0pt">
@@ -1602,7 +1561,6 @@
                 <w:p>
                   <w:pPr>
                     <w:spacing w:line="240" w:lineRule="auto" w:before="0" w:after="0" w:beforeLines="0" w:afterLines="0"/>
-                    <w:wordWrap w:val="0"/>
                     <w:ind w:left="0" w:right="0" w:firstLine="0"/>
                   </w:pPr>
                   <w:r>
@@ -1622,7 +1580,7 @@
       </w:r>
       <w:r>
         <w:pict>
-          <v:shape id="TextBox235" type="#_x0000_t202" style="position:absolute;left:120.084pt;top:561.732pt;width:455.123pt;height:16.500pt;z-index:10;mso-position-horizontal:absolute;mso-position-vertical:absolute;mso-position-horizontal-relative:page;mso-position-vertical-relative:page;mso-wrap-edited:f;mso-wrap:none;" filled="false" stroked="false" v-text-anchor="top">
+          <v:shape id="TextBox235" type="#_x0000_t202" style="position:absolute;left:120.084pt;top:561.732pt;width:535.960pt;height:21.120pt;z-index:10;mso-position-horizontal:absolute;mso-position-vertical:absolute;mso-position-horizontal-relative:page;mso-position-vertical-relative:page;mso-wrap:square;" filled="false" stroked="false" v-text-anchor="top">
             <v:fill on="false"/>
             <v:stroke on="false"/>
             <v:textbox style="mso-fit-shape-to-text:false" inset="0pt,0pt,0pt,0pt">
@@ -1631,7 +1589,6 @@
                   <w:pPr>
                     <w:spacing w:line="240" w:lineRule="auto" w:before="0" w:after="0" w:beforeLines="0" w:afterLines="0"/>
                     <w:jc w:val="center"/>
-                    <w:wordWrap w:val="0"/>
                     <w:ind w:left="0" w:right="0" w:firstLine="0"/>
                   </w:pPr>
                   <w:r>
@@ -1651,7 +1608,7 @@
       </w:r>
       <w:r>
         <w:pict>
-          <v:shape id="TextBox236" type="#_x0000_t202" style="position:absolute;left:93.750pt;top:580.075pt;width:442.220pt;height:16.500pt;z-index:10;mso-position-horizontal:absolute;mso-position-vertical:absolute;mso-position-horizontal-relative:page;mso-position-vertical-relative:page;mso-wrap-edited:f;mso-wrap:none;" filled="false" stroked="false" v-text-anchor="top">
+          <v:shape id="TextBox236" type="#_x0000_t202" style="position:absolute;left:93.750pt;top:580.075pt;width:501.640pt;height:21.120pt;z-index:10;mso-position-horizontal:absolute;mso-position-vertical:absolute;mso-position-horizontal-relative:page;mso-position-vertical-relative:page;mso-wrap:square;" filled="false" stroked="false" v-text-anchor="top">
             <v:fill on="false"/>
             <v:stroke on="false"/>
             <v:textbox style="mso-fit-shape-to-text:false" inset="0pt,0pt,0pt,0pt">
@@ -1660,7 +1617,6 @@
                   <w:pPr>
                     <w:spacing w:line="240" w:lineRule="auto" w:before="0" w:after="0" w:beforeLines="0" w:afterLines="0"/>
                     <w:jc w:val="center"/>
-                    <w:wordWrap w:val="0"/>
                     <w:ind w:left="0" w:right="0" w:firstLine="0"/>
                   </w:pPr>
                   <w:r>
@@ -1680,7 +1636,7 @@
       </w:r>
       <w:r>
         <w:pict>
-          <v:shape id="TextBox237" type="#_x0000_t202" style="position:absolute;left:120.084pt;top:598.417pt;width:382.259pt;height:16.500pt;z-index:10;mso-position-horizontal:absolute;mso-position-vertical:absolute;mso-position-horizontal-relative:page;mso-position-vertical-relative:page;mso-wrap-edited:f;mso-wrap:none;" filled="false" stroked="false" v-text-anchor="top">
+          <v:shape id="TextBox237" type="#_x0000_t202" style="position:absolute;left:120.084pt;top:598.417pt;width:484.480pt;height:21.120pt;z-index:10;mso-position-horizontal:absolute;mso-position-vertical:absolute;mso-position-horizontal-relative:page;mso-position-vertical-relative:page;mso-wrap:square;" filled="false" stroked="false" v-text-anchor="top">
             <v:fill on="false"/>
             <v:stroke on="false"/>
             <v:textbox style="mso-fit-shape-to-text:false" inset="0pt,0pt,0pt,0pt">
@@ -1689,7 +1645,6 @@
                   <w:pPr>
                     <w:spacing w:line="240" w:lineRule="auto" w:before="0" w:after="0" w:beforeLines="0" w:afterLines="0"/>
                     <w:jc w:val="center"/>
-                    <w:wordWrap w:val="0"/>
                     <w:ind w:left="0" w:right="0" w:firstLine="0"/>
                   </w:pPr>
                   <w:r>
@@ -1709,7 +1664,7 @@
       </w:r>
       <w:r>
         <w:pict>
-          <v:shape id="TextBox238" type="#_x0000_t202" style="position:absolute;left:120.084pt;top:618.876pt;width:10.349pt;height:16.500pt;z-index:10;mso-position-horizontal:absolute;mso-position-vertical:absolute;mso-position-horizontal-relative:page;mso-position-vertical-relative:page;mso-wrap-edited:f;mso-wrap:none;" filled="false" stroked="false" v-text-anchor="top">
+          <v:shape id="TextBox238" type="#_x0000_t202" style="position:absolute;left:120.084pt;top:618.876pt;width:13.438pt;height:21.120pt;z-index:10;mso-position-horizontal:absolute;mso-position-vertical:absolute;mso-position-horizontal-relative:page;mso-position-vertical-relative:page;mso-wrap:square;" filled="false" stroked="false" v-text-anchor="top">
             <v:fill on="false"/>
             <v:stroke on="false"/>
             <v:textbox style="mso-fit-shape-to-text:false" inset="0pt,0pt,0pt,0pt">
@@ -1717,7 +1672,6 @@
                 <w:p>
                   <w:pPr>
                     <w:spacing w:line="240" w:lineRule="auto" w:before="0" w:after="0" w:beforeLines="0" w:afterLines="0"/>
-                    <w:wordWrap w:val="0"/>
                     <w:ind w:left="0" w:right="0" w:firstLine="0"/>
                   </w:pPr>
                   <w:r>
@@ -1737,7 +1691,7 @@
       </w:r>
       <w:r>
         <w:pict>
-          <v:shape id="TextBox239" type="#_x0000_t202" style="position:absolute;left:120.084pt;top:640.041pt;width:10.349pt;height:16.500pt;z-index:10;mso-position-horizontal:absolute;mso-position-vertical:absolute;mso-position-horizontal-relative:page;mso-position-vertical-relative:page;mso-wrap-edited:f;mso-wrap:none;" filled="false" stroked="false" v-text-anchor="top">
+          <v:shape id="TextBox239" type="#_x0000_t202" style="position:absolute;left:120.084pt;top:640.041pt;width:13.438pt;height:21.120pt;z-index:10;mso-position-horizontal:absolute;mso-position-vertical:absolute;mso-position-horizontal-relative:page;mso-position-vertical-relative:page;mso-wrap:square;" filled="false" stroked="false" v-text-anchor="top">
             <v:fill on="false"/>
             <v:stroke on="false"/>
             <v:textbox style="mso-fit-shape-to-text:false" inset="0pt,0pt,0pt,0pt">
@@ -1745,7 +1699,6 @@
                 <w:p>
                   <w:pPr>
                     <w:spacing w:line="240" w:lineRule="auto" w:before="0" w:after="0" w:beforeLines="0" w:afterLines="0"/>
-                    <w:wordWrap w:val="0"/>
                     <w:ind w:left="0" w:right="0" w:firstLine="0"/>
                   </w:pPr>
                   <w:r>
@@ -1765,7 +1718,7 @@
       </w:r>
       <w:r>
         <w:pict>
-          <v:shape id="TextBox240" type="#_x0000_t202" style="position:absolute;left:120.084pt;top:660.500pt;width:405.029pt;height:16.500pt;z-index:10;mso-position-horizontal:absolute;mso-position-vertical:absolute;mso-position-horizontal-relative:page;mso-position-vertical-relative:page;mso-wrap-edited:f;mso-wrap:none;" filled="false" stroked="false" v-text-anchor="top">
+          <v:shape id="TextBox240" type="#_x0000_t202" style="position:absolute;left:120.084pt;top:660.500pt;width:621.760pt;height:21.120pt;z-index:10;mso-position-horizontal:absolute;mso-position-vertical:absolute;mso-position-horizontal-relative:page;mso-position-vertical-relative:page;mso-wrap:square;" filled="false" stroked="false" v-text-anchor="top">
             <v:fill on="false"/>
             <v:stroke on="false"/>
             <v:textbox style="mso-fit-shape-to-text:false" inset="0pt,0pt,0pt,0pt">
@@ -1774,7 +1727,6 @@
                   <w:pPr>
                     <w:spacing w:line="240" w:lineRule="auto" w:before="0" w:after="0" w:beforeLines="0" w:afterLines="0"/>
                     <w:jc w:val="center"/>
-                    <w:wordWrap w:val="0"/>
                     <w:ind w:left="0" w:right="0" w:firstLine="0"/>
                   </w:pPr>
                   <w:r>
@@ -1794,7 +1746,7 @@
       </w:r>
       <w:r>
         <w:pict>
-          <v:shape id="TextBox241" type="#_x0000_t202" style="position:absolute;left:120.084pt;top:680.959pt;width:362.525pt;height:16.500pt;z-index:10;mso-position-horizontal:absolute;mso-position-vertical:absolute;mso-position-horizontal-relative:page;mso-position-vertical-relative:page;mso-wrap-edited:f;mso-wrap:none;" filled="false" stroked="false" v-text-anchor="top">
+          <v:shape id="TextBox241" type="#_x0000_t202" style="position:absolute;left:120.084pt;top:680.959pt;width:604.600pt;height:21.120pt;z-index:10;mso-position-horizontal:absolute;mso-position-vertical:absolute;mso-position-horizontal-relative:page;mso-position-vertical-relative:page;mso-wrap:square;" filled="false" stroked="false" v-text-anchor="top">
             <v:fill on="false"/>
             <v:stroke on="false"/>
             <v:textbox style="mso-fit-shape-to-text:false" inset="0pt,0pt,0pt,0pt">
@@ -1802,7 +1754,6 @@
                 <w:p>
                   <w:pPr>
                     <w:spacing w:line="240" w:lineRule="auto" w:before="0" w:after="0" w:beforeLines="0" w:afterLines="0"/>
-                    <w:wordWrap w:val="0"/>
                     <w:ind w:left="0" w:right="0" w:firstLine="0"/>
                   </w:pPr>
                   <w:r>
@@ -2855,39 +2806,39 @@
       </w:r>
       <w:r>
         <w:pict>
-          <v:rect id="Rect398" style="position:absolute;left:94.128pt;top:299.806pt;width:240.723pt;height:12.328pt;z-index:0;mso-position-horizontal:absolute;mso-position-vertical:absolute;mso-position-horizontal-relative:page;mso-position-vertical-relative:page;mso-wrap:none;" filled="true" stroked="false">
-            <v:fill color="#000000"/>
+          <v:rect id="Rect398" style="position:absolute;left:94.128pt;top:299.806pt;width:240.723pt;height:12.328pt;z-index:0;mso-position-horizontal:absolute;mso-position-vertical:absolute;mso-position-horizontal-relative:page;mso-position-vertical-relative:page;mso-wrap:none;" filled="false" stroked="false">
+            <v:fill on="false"/>
             <v:stroke on="false"/>
           </v:rect>
         </w:pict>
       </w:r>
       <w:r>
         <w:pict>
-          <v:rect id="Rect399" style="position:absolute;left:184.808pt;top:518.071pt;width:319.102pt;height:11.575pt;z-index:0;mso-position-horizontal:absolute;mso-position-vertical:absolute;mso-position-horizontal-relative:page;mso-position-vertical-relative:page;mso-wrap:none;" filled="true" stroked="false">
-            <v:fill color="#000000"/>
+          <v:rect id="Rect399" style="position:absolute;left:184.808pt;top:518.071pt;width:319.102pt;height:11.575pt;z-index:0;mso-position-horizontal:absolute;mso-position-vertical:absolute;mso-position-horizontal-relative:page;mso-position-vertical-relative:page;mso-wrap:none;" filled="false" stroked="false">
+            <v:fill on="false"/>
             <v:stroke on="false"/>
           </v:rect>
         </w:pict>
       </w:r>
       <w:r>
         <w:pict>
-          <v:rect id="Rect400" style="position:absolute;left:94.254pt;top:534.324pt;width:44.420pt;height:11.107pt;z-index:0;mso-position-horizontal:absolute;mso-position-vertical:absolute;mso-position-horizontal-relative:page;mso-position-vertical-relative:page;mso-wrap:none;" filled="true" stroked="false">
-            <v:fill color="#000000"/>
+          <v:rect id="Rect400" style="position:absolute;left:94.254pt;top:534.324pt;width:44.420pt;height:11.107pt;z-index:0;mso-position-horizontal:absolute;mso-position-vertical:absolute;mso-position-horizontal-relative:page;mso-position-vertical-relative:page;mso-wrap:none;" filled="false" stroked="false">
+            <v:fill on="false"/>
             <v:stroke on="false"/>
           </v:rect>
         </w:pict>
       </w:r>
       <w:r>
         <w:pict>
-          <v:rect id="Rect401" style="position:absolute;left:139.250pt;top:534.291pt;width:213.831pt;height:11.483pt;z-index:0;mso-position-horizontal:absolute;mso-position-vertical:absolute;mso-position-horizontal-relative:page;mso-position-vertical-relative:page;mso-wrap:none;" filled="true" stroked="false">
-            <v:fill color="#000000"/>
+          <v:rect id="Rect401" style="position:absolute;left:139.250pt;top:534.291pt;width:213.831pt;height:11.483pt;z-index:0;mso-position-horizontal:absolute;mso-position-vertical:absolute;mso-position-horizontal-relative:page;mso-position-vertical-relative:page;mso-wrap:none;" filled="false" stroked="false">
+            <v:fill on="false"/>
             <v:stroke on="false"/>
           </v:rect>
         </w:pict>
       </w:r>
       <w:r>
         <w:pict>
-          <v:shape id="TextBox402" type="#_x0000_t202" style="position:absolute;left:231.213pt;top:86.443pt;width:53.980pt;height:14.125pt;z-index:10;mso-position-horizontal:absolute;mso-position-vertical:absolute;mso-position-horizontal-relative:page;mso-position-vertical-relative:page;mso-wrap-edited:f;mso-wrap:none;" filled="false" stroked="false" v-text-anchor="top">
+          <v:shape id="TextBox402" type="#_x0000_t202" style="position:absolute;left:231.213pt;top:86.443pt;width:62.760pt;height:18.080pt;z-index:10;mso-position-horizontal:absolute;mso-position-vertical:absolute;mso-position-horizontal-relative:page;mso-position-vertical-relative:page;mso-wrap:square;" filled="false" stroked="false" v-text-anchor="top">
             <v:fill on="false"/>
             <v:stroke on="false"/>
             <v:textbox style="mso-fit-shape-to-text:false" inset="0pt,0pt,0pt,0pt">
@@ -2895,7 +2846,6 @@
                 <w:p>
                   <w:pPr>
                     <w:spacing w:line="240" w:lineRule="auto" w:before="0" w:after="0" w:beforeLines="0" w:afterLines="0"/>
-                    <w:wordWrap w:val="0"/>
                     <w:ind w:left="0" w:right="0" w:firstLine="0"/>
                   </w:pPr>
                   <w:r>
@@ -2915,7 +2865,7 @@
       </w:r>
       <w:r>
         <w:pict>
-          <v:shape id="TextBox403" type="#_x0000_t202" style="position:absolute;left:312.308pt;top:91.382pt;width:92.965pt;height:14.125pt;z-index:10;mso-position-horizontal:absolute;mso-position-vertical:absolute;mso-position-horizontal-relative:page;mso-position-vertical-relative:page;mso-wrap-edited:f;mso-wrap:none;" filled="false" stroked="false" v-text-anchor="top">
+          <v:shape id="TextBox403" type="#_x0000_t202" style="position:absolute;left:312.308pt;top:91.382pt;width:106.830pt;height:18.080pt;z-index:10;mso-position-horizontal:absolute;mso-position-vertical:absolute;mso-position-horizontal-relative:page;mso-position-vertical-relative:page;mso-wrap:square;" filled="false" stroked="false" v-text-anchor="top">
             <v:fill on="false"/>
             <v:stroke on="false"/>
             <v:textbox style="mso-fit-shape-to-text:false" inset="0pt,0pt,0pt,0pt">
@@ -2923,7 +2873,6 @@
                 <w:p>
                   <w:pPr>
                     <w:spacing w:line="240" w:lineRule="auto" w:before="0" w:after="0" w:beforeLines="0" w:afterLines="0"/>
-                    <w:wordWrap w:val="0"/>
                     <w:ind w:left="0" w:right="0" w:firstLine="0"/>
                   </w:pPr>
                   <w:r>
@@ -2943,7 +2892,7 @@
       </w:r>
       <w:r>
         <w:pict>
-          <v:shape id="TextBox404" type="#_x0000_t202" style="position:absolute;left:102.768pt;top:97.027pt;width:27.990pt;height:14.125pt;z-index:10;mso-position-horizontal:absolute;mso-position-vertical:absolute;mso-position-horizontal-relative:page;mso-position-vertical-relative:page;mso-wrap-edited:f;mso-wrap:none;" filled="false" stroked="false" v-text-anchor="top">
+          <v:shape id="TextBox404" type="#_x0000_t202" style="position:absolute;left:102.768pt;top:97.027pt;width:33.380pt;height:18.080pt;z-index:10;mso-position-horizontal:absolute;mso-position-vertical:absolute;mso-position-horizontal-relative:page;mso-position-vertical-relative:page;mso-wrap:square;" filled="false" stroked="false" v-text-anchor="top">
             <v:fill on="false"/>
             <v:stroke on="false"/>
             <v:textbox style="mso-fit-shape-to-text:false" inset="0pt,0pt,0pt,0pt">
@@ -2951,7 +2900,6 @@
                 <w:p>
                   <w:pPr>
                     <w:spacing w:line="240" w:lineRule="auto" w:before="0" w:after="0" w:beforeLines="0" w:afterLines="0"/>
-                    <w:wordWrap w:val="0"/>
                     <w:ind w:left="0" w:right="0" w:firstLine="0"/>
                   </w:pPr>
                   <w:r>
@@ -2971,7 +2919,7 @@
       </w:r>
       <w:r>
         <w:pict>
-          <v:shape id="TextBox405" type="#_x0000_t202" style="position:absolute;left:146.468pt;top:97.027pt;width:53.980pt;height:14.125pt;z-index:10;mso-position-horizontal:absolute;mso-position-vertical:absolute;mso-position-horizontal-relative:page;mso-position-vertical-relative:page;mso-wrap-edited:f;mso-wrap:none;" filled="false" stroked="false" v-text-anchor="top">
+          <v:shape id="TextBox405" type="#_x0000_t202" style="position:absolute;left:146.468pt;top:97.027pt;width:62.760pt;height:18.080pt;z-index:10;mso-position-horizontal:absolute;mso-position-vertical:absolute;mso-position-horizontal-relative:page;mso-position-vertical-relative:page;mso-wrap:square;" filled="false" stroked="false" v-text-anchor="top">
             <v:fill on="false"/>
             <v:stroke on="false"/>
             <v:textbox style="mso-fit-shape-to-text:false" inset="0pt,0pt,0pt,0pt">
@@ -2979,7 +2927,6 @@
                 <w:p>
                   <w:pPr>
                     <w:spacing w:line="240" w:lineRule="auto" w:before="0" w:after="0" w:beforeLines="0" w:afterLines="0"/>
-                    <w:wordWrap w:val="0"/>
                     <w:ind w:left="0" w:right="0" w:firstLine="0"/>
                   </w:pPr>
                   <w:r>
@@ -2999,7 +2946,7 @@
       </w:r>
       <w:r>
         <w:pict>
-          <v:shape id="TextBox406" type="#_x0000_t202" style="position:absolute;left:411.262pt;top:97.027pt;width:53.980pt;height:14.125pt;z-index:10;mso-position-horizontal:absolute;mso-position-vertical:absolute;mso-position-horizontal-relative:page;mso-position-vertical-relative:page;mso-wrap-edited:f;mso-wrap:none;" filled="false" stroked="false" v-text-anchor="top">
+          <v:shape id="TextBox406" type="#_x0000_t202" style="position:absolute;left:411.262pt;top:97.027pt;width:62.760pt;height:18.080pt;z-index:10;mso-position-horizontal:absolute;mso-position-vertical:absolute;mso-position-horizontal-relative:page;mso-position-vertical-relative:page;mso-wrap:square;" filled="false" stroked="false" v-text-anchor="top">
             <v:fill on="false"/>
             <v:stroke on="false"/>
             <v:textbox style="mso-fit-shape-to-text:false" inset="0pt,0pt,0pt,0pt">
@@ -3007,7 +2954,6 @@
                 <w:p>
                   <w:pPr>
                     <w:spacing w:line="240" w:lineRule="auto" w:before="0" w:after="0" w:beforeLines="0" w:afterLines="0"/>
-                    <w:wordWrap w:val="0"/>
                     <w:ind w:left="0" w:right="0" w:firstLine="0"/>
                   </w:pPr>
                   <w:r>
@@ -3027,7 +2973,7 @@
       </w:r>
       <w:r>
         <w:pict>
-          <v:shape id="TextBox407" type="#_x0000_t202" style="position:absolute;left:481.553pt;top:97.027pt;width:27.990pt;height:14.125pt;z-index:10;mso-position-horizontal:absolute;mso-position-vertical:absolute;mso-position-horizontal-relative:page;mso-position-vertical-relative:page;mso-wrap-edited:f;mso-wrap:none;" filled="false" stroked="false" v-text-anchor="top">
+          <v:shape id="TextBox407" type="#_x0000_t202" style="position:absolute;left:481.553pt;top:97.027pt;width:33.380pt;height:18.080pt;z-index:10;mso-position-horizontal:absolute;mso-position-vertical:absolute;mso-position-horizontal-relative:page;mso-position-vertical-relative:page;mso-wrap:square;" filled="false" stroked="false" v-text-anchor="top">
             <v:fill on="false"/>
             <v:stroke on="false"/>
             <v:textbox style="mso-fit-shape-to-text:false" inset="0pt,0pt,0pt,0pt">
@@ -3035,7 +2981,6 @@
                 <w:p>
                   <w:pPr>
                     <w:spacing w:line="240" w:lineRule="auto" w:before="0" w:after="0" w:beforeLines="0" w:afterLines="0"/>
-                    <w:wordWrap w:val="0"/>
                     <w:ind w:left="0" w:right="0" w:firstLine="0"/>
                   </w:pPr>
                   <w:r>
@@ -3055,7 +3000,7 @@
       </w:r>
       <w:r>
         <w:pict>
-          <v:shape id="TextBox408" type="#_x0000_t202" style="position:absolute;left:242.501pt;top:106.904pt;width:27.990pt;height:14.125pt;z-index:10;mso-position-horizontal:absolute;mso-position-vertical:absolute;mso-position-horizontal-relative:page;mso-position-vertical-relative:page;mso-wrap-edited:f;mso-wrap:none;" filled="false" stroked="false" v-text-anchor="top">
+          <v:shape id="TextBox408" type="#_x0000_t202" style="position:absolute;left:242.501pt;top:106.904pt;width:33.380pt;height:18.080pt;z-index:10;mso-position-horizontal:absolute;mso-position-vertical:absolute;mso-position-horizontal-relative:page;mso-position-vertical-relative:page;mso-wrap:square;" filled="false" stroked="false" v-text-anchor="top">
             <v:fill on="false"/>
             <v:stroke on="false"/>
             <v:textbox style="mso-fit-shape-to-text:false" inset="0pt,0pt,0pt,0pt">
@@ -3063,7 +3008,6 @@
                 <w:p>
                   <w:pPr>
                     <w:spacing w:line="240" w:lineRule="auto" w:before="0" w:after="0" w:beforeLines="0" w:afterLines="0"/>
-                    <w:wordWrap w:val="0"/>
                     <w:ind w:left="0" w:right="0" w:firstLine="0"/>
                   </w:pPr>
                   <w:r>
@@ -3083,7 +3027,7 @@
       </w:r>
       <w:r>
         <w:pict>
-          <v:shape id="TextBox409" type="#_x0000_t202" style="position:absolute;left:346.174pt;top:106.904pt;width:14.995pt;height:14.125pt;z-index:10;mso-position-horizontal:absolute;mso-position-vertical:absolute;mso-position-horizontal-relative:page;mso-position-vertical-relative:page;mso-wrap-edited:f;mso-wrap:none;" filled="false" stroked="false" v-text-anchor="top">
+          <v:shape id="TextBox409" type="#_x0000_t202" style="position:absolute;left:346.174pt;top:106.904pt;width:18.690pt;height:18.080pt;z-index:10;mso-position-horizontal:absolute;mso-position-vertical:absolute;mso-position-horizontal-relative:page;mso-position-vertical-relative:page;mso-wrap:square;" filled="false" stroked="false" v-text-anchor="top">
             <v:fill on="false"/>
             <v:stroke on="false"/>
             <v:textbox style="mso-fit-shape-to-text:false" inset="0pt,0pt,0pt,0pt">
@@ -3091,7 +3035,6 @@
                 <w:p>
                   <w:pPr>
                     <w:spacing w:line="240" w:lineRule="auto" w:before="0" w:after="0" w:beforeLines="0" w:afterLines="0"/>
-                    <w:wordWrap w:val="0"/>
                     <w:ind w:left="0" w:right="0" w:firstLine="0"/>
                   </w:pPr>
                   <w:r>
@@ -3111,7 +3054,7 @@
       </w:r>
       <w:r>
         <w:pict>
-          <v:shape id="TextBox410" type="#_x0000_t202" style="position:absolute;left:111.235pt;top:140.066pt;width:9.147pt;height:14.125pt;z-index:10;mso-position-horizontal:absolute;mso-position-vertical:absolute;mso-position-horizontal-relative:page;mso-position-vertical-relative:page;mso-wrap-edited:f;mso-wrap:none;" filled="false" stroked="false" v-text-anchor="top">
+          <v:shape id="TextBox410" type="#_x0000_t202" style="position:absolute;left:111.235pt;top:140.066pt;width:12.168pt;height:18.080pt;z-index:10;mso-position-horizontal:absolute;mso-position-vertical:absolute;mso-position-horizontal-relative:page;mso-position-vertical-relative:page;mso-wrap:square;" filled="false" stroked="false" v-text-anchor="top">
             <v:fill on="false"/>
             <v:stroke on="false"/>
             <v:textbox style="mso-fit-shape-to-text:false" inset="0pt,0pt,0pt,0pt">
@@ -3119,7 +3062,6 @@
                 <w:p>
                   <w:pPr>
                     <w:spacing w:line="240" w:lineRule="auto" w:before="0" w:after="0" w:beforeLines="0" w:afterLines="0"/>
-                    <w:wordWrap w:val="0"/>
                     <w:ind w:left="0" w:right="0" w:firstLine="0"/>
                   </w:pPr>
                   <w:r>
@@ -3139,7 +3081,7 @@
       </w:r>
       <w:r>
         <w:pict>
-          <v:shape id="TextBox411" type="#_x0000_t202" style="position:absolute;left:166.224pt;top:140.066pt;width:9.147pt;height:14.125pt;z-index:10;mso-position-horizontal:absolute;mso-position-vertical:absolute;mso-position-horizontal-relative:page;mso-position-vertical-relative:page;mso-wrap-edited:f;mso-wrap:none;" filled="false" stroked="false" v-text-anchor="top">
+          <v:shape id="TextBox411" type="#_x0000_t202" style="position:absolute;left:166.224pt;top:140.066pt;width:12.080pt;height:18.080pt;z-index:10;mso-position-horizontal:absolute;mso-position-vertical:absolute;mso-position-horizontal-relative:page;mso-position-vertical-relative:page;mso-wrap:square;" filled="false" stroked="false" v-text-anchor="top">
             <v:fill on="false"/>
             <v:stroke on="false"/>
             <v:textbox style="mso-fit-shape-to-text:false" inset="0pt,0pt,0pt,0pt">
@@ -3147,7 +3089,6 @@
                 <w:p>
                   <w:pPr>
                     <w:spacing w:line="240" w:lineRule="auto" w:before="0" w:after="0" w:beforeLines="0" w:afterLines="0"/>
-                    <w:wordWrap w:val="0"/>
                     <w:ind w:left="0" w:right="0" w:firstLine="0"/>
                   </w:pPr>
                   <w:r>
@@ -3167,7 +3108,7 @@
       </w:r>
       <w:r>
         <w:pict>
-          <v:shape id="TextBox412" type="#_x0000_t202" style="position:absolute;left:250.968pt;top:140.066pt;width:9.147pt;height:14.125pt;z-index:10;mso-position-horizontal:absolute;mso-position-vertical:absolute;mso-position-horizontal-relative:page;mso-position-vertical-relative:page;mso-wrap-edited:f;mso-wrap:none;" filled="false" stroked="false" v-text-anchor="top">
+          <v:shape id="TextBox412" type="#_x0000_t202" style="position:absolute;left:250.968pt;top:140.066pt;width:12.080pt;height:18.080pt;z-index:10;mso-position-horizontal:absolute;mso-position-vertical:absolute;mso-position-horizontal-relative:page;mso-position-vertical-relative:page;mso-wrap:square;" filled="false" stroked="false" v-text-anchor="top">
             <v:fill on="false"/>
             <v:stroke on="false"/>
             <v:textbox style="mso-fit-shape-to-text:false" inset="0pt,0pt,0pt,0pt">
@@ -3175,7 +3116,6 @@
                 <w:p>
                   <w:pPr>
                     <w:spacing w:line="240" w:lineRule="auto" w:before="0" w:after="0" w:beforeLines="0" w:afterLines="0"/>
-                    <w:wordWrap w:val="0"/>
                     <w:ind w:left="0" w:right="0" w:firstLine="0"/>
                   </w:pPr>
                   <w:r>
@@ -3195,7 +3135,7 @@
       </w:r>
       <w:r>
         <w:pict>
-          <v:shape id="TextBox413" type="#_x0000_t202" style="position:absolute;left:348.997pt;top:140.066pt;width:9.147pt;height:14.125pt;z-index:10;mso-position-horizontal:absolute;mso-position-vertical:absolute;mso-position-horizontal-relative:page;mso-position-vertical-relative:page;mso-wrap-edited:f;mso-wrap:none;" filled="false" stroked="false" v-text-anchor="top">
+          <v:shape id="TextBox413" type="#_x0000_t202" style="position:absolute;left:348.997pt;top:140.066pt;width:12.080pt;height:18.080pt;z-index:10;mso-position-horizontal:absolute;mso-position-vertical:absolute;mso-position-horizontal-relative:page;mso-position-vertical-relative:page;mso-wrap:square;" filled="false" stroked="false" v-text-anchor="top">
             <v:fill on="false"/>
             <v:stroke on="false"/>
             <v:textbox style="mso-fit-shape-to-text:false" inset="0pt,0pt,0pt,0pt">
@@ -3203,7 +3143,6 @@
                 <w:p>
                   <w:pPr>
                     <w:spacing w:line="240" w:lineRule="auto" w:before="0" w:after="0" w:beforeLines="0" w:afterLines="0"/>
-                    <w:wordWrap w:val="0"/>
                     <w:ind w:left="0" w:right="0" w:firstLine="0"/>
                   </w:pPr>
                   <w:r>
@@ -3223,7 +3162,7 @@
       </w:r>
       <w:r>
         <w:pict>
-          <v:shape id="TextBox414" type="#_x0000_t202" style="position:absolute;left:431.018pt;top:140.066pt;width:9.147pt;height:14.125pt;z-index:10;mso-position-horizontal:absolute;mso-position-vertical:absolute;mso-position-horizontal-relative:page;mso-position-vertical-relative:page;mso-wrap-edited:f;mso-wrap:none;" filled="false" stroked="false" v-text-anchor="top">
+          <v:shape id="TextBox414" type="#_x0000_t202" style="position:absolute;left:431.018pt;top:140.066pt;width:12.080pt;height:18.080pt;z-index:10;mso-position-horizontal:absolute;mso-position-vertical:absolute;mso-position-horizontal-relative:page;mso-position-vertical-relative:page;mso-wrap:square;" filled="false" stroked="false" v-text-anchor="top">
             <v:fill on="false"/>
             <v:stroke on="false"/>
             <v:textbox style="mso-fit-shape-to-text:false" inset="0pt,0pt,0pt,0pt">
@@ -3231,7 +3170,6 @@
                 <w:p>
                   <w:pPr>
                     <w:spacing w:line="240" w:lineRule="auto" w:before="0" w:after="0" w:beforeLines="0" w:afterLines="0"/>
-                    <w:wordWrap w:val="0"/>
                     <w:ind w:left="0" w:right="0" w:firstLine="0"/>
                   </w:pPr>
                   <w:r>
@@ -3251,7 +3189,7 @@
       </w:r>
       <w:r>
         <w:pict>
-          <v:shape id="TextBox415" type="#_x0000_t202" style="position:absolute;left:490.020pt;top:140.066pt;width:9.147pt;height:14.125pt;z-index:10;mso-position-horizontal:absolute;mso-position-vertical:absolute;mso-position-horizontal-relative:page;mso-position-vertical-relative:page;mso-wrap-edited:f;mso-wrap:none;" filled="false" stroked="false" v-text-anchor="top">
+          <v:shape id="TextBox415" type="#_x0000_t202" style="position:absolute;left:490.020pt;top:140.066pt;width:12.080pt;height:18.080pt;z-index:10;mso-position-horizontal:absolute;mso-position-vertical:absolute;mso-position-horizontal-relative:page;mso-position-vertical-relative:page;mso-wrap:square;" filled="false" stroked="false" v-text-anchor="top">
             <v:fill on="false"/>
             <v:stroke on="false"/>
             <v:textbox style="mso-fit-shape-to-text:false" inset="0pt,0pt,0pt,0pt">
@@ -3259,7 +3197,6 @@
                 <w:p>
                   <w:pPr>
                     <w:spacing w:line="240" w:lineRule="auto" w:before="0" w:after="0" w:beforeLines="0" w:afterLines="0"/>
-                    <w:wordWrap w:val="0"/>
                     <w:ind w:left="0" w:right="0" w:firstLine="0"/>
                   </w:pPr>
                   <w:r>
@@ -3279,7 +3216,7 @@
       </w:r>
       <w:r>
         <w:pict>
-          <v:shape id="TextBox416" type="#_x0000_t202" style="position:absolute;left:111.235pt;top:172.521pt;width:9.147pt;height:14.125pt;z-index:10;mso-position-horizontal:absolute;mso-position-vertical:absolute;mso-position-horizontal-relative:page;mso-position-vertical-relative:page;mso-wrap-edited:f;mso-wrap:none;" filled="false" stroked="false" v-text-anchor="top">
+          <v:shape id="TextBox416" type="#_x0000_t202" style="position:absolute;left:111.235pt;top:172.521pt;width:12.168pt;height:18.080pt;z-index:10;mso-position-horizontal:absolute;mso-position-vertical:absolute;mso-position-horizontal-relative:page;mso-position-vertical-relative:page;mso-wrap:square;" filled="false" stroked="false" v-text-anchor="top">
             <v:fill on="false"/>
             <v:stroke on="false"/>
             <v:textbox style="mso-fit-shape-to-text:false" inset="0pt,0pt,0pt,0pt">
@@ -3287,7 +3224,6 @@
                 <w:p>
                   <w:pPr>
                     <w:spacing w:line="240" w:lineRule="auto" w:before="0" w:after="0" w:beforeLines="0" w:afterLines="0"/>
-                    <w:wordWrap w:val="0"/>
                     <w:ind w:left="0" w:right="0" w:firstLine="0"/>
                   </w:pPr>
                   <w:r>
@@ -3307,7 +3243,7 @@
       </w:r>
       <w:r>
         <w:pict>
-          <v:shape id="TextBox417" type="#_x0000_t202" style="position:absolute;left:166.224pt;top:172.521pt;width:9.147pt;height:14.125pt;z-index:10;mso-position-horizontal:absolute;mso-position-vertical:absolute;mso-position-horizontal-relative:page;mso-position-vertical-relative:page;mso-wrap-edited:f;mso-wrap:none;" filled="false" stroked="false" v-text-anchor="top">
+          <v:shape id="TextBox417" type="#_x0000_t202" style="position:absolute;left:166.224pt;top:172.521pt;width:12.080pt;height:18.080pt;z-index:10;mso-position-horizontal:absolute;mso-position-vertical:absolute;mso-position-horizontal-relative:page;mso-position-vertical-relative:page;mso-wrap:square;" filled="false" stroked="false" v-text-anchor="top">
             <v:fill on="false"/>
             <v:stroke on="false"/>
             <v:textbox style="mso-fit-shape-to-text:false" inset="0pt,0pt,0pt,0pt">
@@ -3315,7 +3251,6 @@
                 <w:p>
                   <w:pPr>
                     <w:spacing w:line="240" w:lineRule="auto" w:before="0" w:after="0" w:beforeLines="0" w:afterLines="0"/>
-                    <w:wordWrap w:val="0"/>
                     <w:ind w:left="0" w:right="0" w:firstLine="0"/>
                   </w:pPr>
                   <w:r>
@@ -3335,7 +3270,7 @@
       </w:r>
       <w:r>
         <w:pict>
-          <v:shape id="TextBox418" type="#_x0000_t202" style="position:absolute;left:250.968pt;top:172.521pt;width:9.147pt;height:14.125pt;z-index:10;mso-position-horizontal:absolute;mso-position-vertical:absolute;mso-position-horizontal-relative:page;mso-position-vertical-relative:page;mso-wrap-edited:f;mso-wrap:none;" filled="false" stroked="false" v-text-anchor="top">
+          <v:shape id="TextBox418" type="#_x0000_t202" style="position:absolute;left:250.968pt;top:172.521pt;width:12.080pt;height:18.080pt;z-index:10;mso-position-horizontal:absolute;mso-position-vertical:absolute;mso-position-horizontal-relative:page;mso-position-vertical-relative:page;mso-wrap:square;" filled="false" stroked="false" v-text-anchor="top">
             <v:fill on="false"/>
             <v:stroke on="false"/>
             <v:textbox style="mso-fit-shape-to-text:false" inset="0pt,0pt,0pt,0pt">
@@ -3343,7 +3278,6 @@
                 <w:p>
                   <w:pPr>
                     <w:spacing w:line="240" w:lineRule="auto" w:before="0" w:after="0" w:beforeLines="0" w:afterLines="0"/>
-                    <w:wordWrap w:val="0"/>
                     <w:ind w:left="0" w:right="0" w:firstLine="0"/>
                   </w:pPr>
                   <w:r>
@@ -3363,7 +3297,7 @@
       </w:r>
       <w:r>
         <w:pict>
-          <v:shape id="TextBox419" type="#_x0000_t202" style="position:absolute;left:348.997pt;top:172.521pt;width:9.147pt;height:14.125pt;z-index:10;mso-position-horizontal:absolute;mso-position-vertical:absolute;mso-position-horizontal-relative:page;mso-position-vertical-relative:page;mso-wrap-edited:f;mso-wrap:none;" filled="false" stroked="false" v-text-anchor="top">
+          <v:shape id="TextBox419" type="#_x0000_t202" style="position:absolute;left:348.997pt;top:172.521pt;width:12.080pt;height:18.080pt;z-index:10;mso-position-horizontal:absolute;mso-position-vertical:absolute;mso-position-horizontal-relative:page;mso-position-vertical-relative:page;mso-wrap:square;" filled="false" stroked="false" v-text-anchor="top">
             <v:fill on="false"/>
             <v:stroke on="false"/>
             <v:textbox style="mso-fit-shape-to-text:false" inset="0pt,0pt,0pt,0pt">
@@ -3371,7 +3305,6 @@
                 <w:p>
                   <w:pPr>
                     <w:spacing w:line="240" w:lineRule="auto" w:before="0" w:after="0" w:beforeLines="0" w:afterLines="0"/>
-                    <w:wordWrap w:val="0"/>
                     <w:ind w:left="0" w:right="0" w:firstLine="0"/>
                   </w:pPr>
                   <w:r>
@@ -3391,7 +3324,7 @@
       </w:r>
       <w:r>
         <w:pict>
-          <v:shape id="TextBox420" type="#_x0000_t202" style="position:absolute;left:431.018pt;top:172.521pt;width:9.147pt;height:14.125pt;z-index:10;mso-position-horizontal:absolute;mso-position-vertical:absolute;mso-position-horizontal-relative:page;mso-position-vertical-relative:page;mso-wrap-edited:f;mso-wrap:none;" filled="false" stroked="false" v-text-anchor="top">
+          <v:shape id="TextBox420" type="#_x0000_t202" style="position:absolute;left:431.018pt;top:172.521pt;width:12.080pt;height:18.080pt;z-index:10;mso-position-horizontal:absolute;mso-position-vertical:absolute;mso-position-horizontal-relative:page;mso-position-vertical-relative:page;mso-wrap:square;" filled="false" stroked="false" v-text-anchor="top">
             <v:fill on="false"/>
             <v:stroke on="false"/>
             <v:textbox style="mso-fit-shape-to-text:false" inset="0pt,0pt,0pt,0pt">
@@ -3399,7 +3332,6 @@
                 <w:p>
                   <w:pPr>
                     <w:spacing w:line="240" w:lineRule="auto" w:before="0" w:after="0" w:beforeLines="0" w:afterLines="0"/>
-                    <w:wordWrap w:val="0"/>
                     <w:ind w:left="0" w:right="0" w:firstLine="0"/>
                   </w:pPr>
                   <w:r>
@@ -3419,7 +3351,7 @@
       </w:r>
       <w:r>
         <w:pict>
-          <v:shape id="TextBox421" type="#_x0000_t202" style="position:absolute;left:490.020pt;top:172.521pt;width:9.147pt;height:14.125pt;z-index:10;mso-position-horizontal:absolute;mso-position-vertical:absolute;mso-position-horizontal-relative:page;mso-position-vertical-relative:page;mso-wrap-edited:f;mso-wrap:none;" filled="false" stroked="false" v-text-anchor="top">
+          <v:shape id="TextBox421" type="#_x0000_t202" style="position:absolute;left:490.020pt;top:172.521pt;width:12.080pt;height:18.080pt;z-index:10;mso-position-horizontal:absolute;mso-position-vertical:absolute;mso-position-horizontal-relative:page;mso-position-vertical-relative:page;mso-wrap:square;" filled="false" stroked="false" v-text-anchor="top">
             <v:fill on="false"/>
             <v:stroke on="false"/>
             <v:textbox style="mso-fit-shape-to-text:false" inset="0pt,0pt,0pt,0pt">
@@ -3427,7 +3359,6 @@
                 <w:p>
                   <w:pPr>
                     <w:spacing w:line="240" w:lineRule="auto" w:before="0" w:after="0" w:beforeLines="0" w:afterLines="0"/>
-                    <w:wordWrap w:val="0"/>
                     <w:ind w:left="0" w:right="0" w:firstLine="0"/>
                   </w:pPr>
                   <w:r>
@@ -3447,7 +3378,7 @@
       </w:r>
       <w:r>
         <w:pict>
-          <v:shape id="TextBox422" type="#_x0000_t202" style="position:absolute;left:102.768pt;top:204.977pt;width:24.578pt;height:14.125pt;z-index:10;mso-position-horizontal:absolute;mso-position-vertical:absolute;mso-position-horizontal-relative:page;mso-position-vertical-relative:page;mso-wrap-edited:f;mso-wrap:none;" filled="false" stroked="false" v-text-anchor="top">
+          <v:shape id="TextBox422" type="#_x0000_t202" style="position:absolute;left:102.768pt;top:204.977pt;width:26.578pt;height:18.080pt;z-index:10;mso-position-horizontal:absolute;mso-position-vertical:absolute;mso-position-horizontal-relative:page;mso-position-vertical-relative:page;mso-wrap:square;" filled="false" stroked="false" v-text-anchor="top">
             <v:fill on="false"/>
             <v:stroke on="false"/>
             <v:textbox style="mso-fit-shape-to-text:false" inset="0pt,0pt,0pt,0pt">
@@ -3455,7 +3386,6 @@
                 <w:p>
                   <w:pPr>
                     <w:spacing w:line="240" w:lineRule="auto" w:before="0" w:after="0" w:beforeLines="0" w:afterLines="0"/>
-                    <w:wordWrap w:val="0"/>
                     <w:ind w:left="0" w:right="0" w:firstLine="0"/>
                   </w:pPr>
                   <w:r>
@@ -3475,7 +3405,7 @@
       </w:r>
       <w:r>
         <w:pict>
-          <v:shape id="TextBox423" type="#_x0000_t202" style="position:absolute;left:166.224pt;top:204.977pt;width:9.147pt;height:14.125pt;z-index:10;mso-position-horizontal:absolute;mso-position-vertical:absolute;mso-position-horizontal-relative:page;mso-position-vertical-relative:page;mso-wrap-edited:f;mso-wrap:none;" filled="false" stroked="false" v-text-anchor="top">
+          <v:shape id="TextBox423" type="#_x0000_t202" style="position:absolute;left:166.224pt;top:204.977pt;width:12.080pt;height:18.080pt;z-index:10;mso-position-horizontal:absolute;mso-position-vertical:absolute;mso-position-horizontal-relative:page;mso-position-vertical-relative:page;mso-wrap:square;" filled="false" stroked="false" v-text-anchor="top">
             <v:fill on="false"/>
             <v:stroke on="false"/>
             <v:textbox style="mso-fit-shape-to-text:false" inset="0pt,0pt,0pt,0pt">
@@ -3483,7 +3413,6 @@
                 <w:p>
                   <w:pPr>
                     <w:spacing w:line="240" w:lineRule="auto" w:before="0" w:after="0" w:beforeLines="0" w:afterLines="0"/>
-                    <w:wordWrap w:val="0"/>
                     <w:ind w:left="0" w:right="0" w:firstLine="0"/>
                   </w:pPr>
                   <w:r>
@@ -3503,7 +3432,7 @@
       </w:r>
       <w:r>
         <w:pict>
-          <v:shape id="TextBox424" type="#_x0000_t202" style="position:absolute;left:250.968pt;top:204.977pt;width:9.147pt;height:14.125pt;z-index:10;mso-position-horizontal:absolute;mso-position-vertical:absolute;mso-position-horizontal-relative:page;mso-position-vertical-relative:page;mso-wrap-edited:f;mso-wrap:none;" filled="false" stroked="false" v-text-anchor="top">
+          <v:shape id="TextBox424" type="#_x0000_t202" style="position:absolute;left:250.968pt;top:204.977pt;width:12.080pt;height:18.080pt;z-index:10;mso-position-horizontal:absolute;mso-position-vertical:absolute;mso-position-horizontal-relative:page;mso-position-vertical-relative:page;mso-wrap:square;" filled="false" stroked="false" v-text-anchor="top">
             <v:fill on="false"/>
             <v:stroke on="false"/>
             <v:textbox style="mso-fit-shape-to-text:false" inset="0pt,0pt,0pt,0pt">
@@ -3511,7 +3440,6 @@
                 <w:p>
                   <w:pPr>
                     <w:spacing w:line="240" w:lineRule="auto" w:before="0" w:after="0" w:beforeLines="0" w:afterLines="0"/>
-                    <w:wordWrap w:val="0"/>
                     <w:ind w:left="0" w:right="0" w:firstLine="0"/>
                   </w:pPr>
                   <w:r>
@@ -3531,7 +3459,7 @@
       </w:r>
       <w:r>
         <w:pict>
-          <v:shape id="TextBox425" type="#_x0000_t202" style="position:absolute;left:348.997pt;top:204.977pt;width:9.147pt;height:14.125pt;z-index:10;mso-position-horizontal:absolute;mso-position-vertical:absolute;mso-position-horizontal-relative:page;mso-position-vertical-relative:page;mso-wrap-edited:f;mso-wrap:none;" filled="false" stroked="false" v-text-anchor="top">
+          <v:shape id="TextBox425" type="#_x0000_t202" style="position:absolute;left:348.997pt;top:204.977pt;width:12.080pt;height:18.080pt;z-index:10;mso-position-horizontal:absolute;mso-position-vertical:absolute;mso-position-horizontal-relative:page;mso-position-vertical-relative:page;mso-wrap:square;" filled="false" stroked="false" v-text-anchor="top">
             <v:fill on="false"/>
             <v:stroke on="false"/>
             <v:textbox style="mso-fit-shape-to-text:false" inset="0pt,0pt,0pt,0pt">
@@ -3539,7 +3467,6 @@
                 <w:p>
                   <w:pPr>
                     <w:spacing w:line="240" w:lineRule="auto" w:before="0" w:after="0" w:beforeLines="0" w:afterLines="0"/>
-                    <w:wordWrap w:val="0"/>
                     <w:ind w:left="0" w:right="0" w:firstLine="0"/>
                   </w:pPr>
                   <w:r>
@@ -3559,7 +3486,7 @@
       </w:r>
       <w:r>
         <w:pict>
-          <v:shape id="TextBox426" type="#_x0000_t202" style="position:absolute;left:431.018pt;top:204.977pt;width:9.147pt;height:14.125pt;z-index:10;mso-position-horizontal:absolute;mso-position-vertical:absolute;mso-position-horizontal-relative:page;mso-position-vertical-relative:page;mso-wrap-edited:f;mso-wrap:none;" filled="false" stroked="false" v-text-anchor="top">
+          <v:shape id="TextBox426" type="#_x0000_t202" style="position:absolute;left:431.018pt;top:204.977pt;width:12.080pt;height:18.080pt;z-index:10;mso-position-horizontal:absolute;mso-position-vertical:absolute;mso-position-horizontal-relative:page;mso-position-vertical-relative:page;mso-wrap:square;" filled="false" stroked="false" v-text-anchor="top">
             <v:fill on="false"/>
             <v:stroke on="false"/>
             <v:textbox style="mso-fit-shape-to-text:false" inset="0pt,0pt,0pt,0pt">
@@ -3567,7 +3494,6 @@
                 <w:p>
                   <w:pPr>
                     <w:spacing w:line="240" w:lineRule="auto" w:before="0" w:after="0" w:beforeLines="0" w:afterLines="0"/>
-                    <w:wordWrap w:val="0"/>
                     <w:ind w:left="0" w:right="0" w:firstLine="0"/>
                   </w:pPr>
                   <w:r>
@@ -3587,7 +3513,7 @@
       </w:r>
       <w:r>
         <w:pict>
-          <v:shape id="TextBox427" type="#_x0000_t202" style="position:absolute;left:490.020pt;top:204.977pt;width:9.147pt;height:14.125pt;z-index:10;mso-position-horizontal:absolute;mso-position-vertical:absolute;mso-position-horizontal-relative:page;mso-position-vertical-relative:page;mso-wrap-edited:f;mso-wrap:none;" filled="false" stroked="false" v-text-anchor="top">
+          <v:shape id="TextBox427" type="#_x0000_t202" style="position:absolute;left:490.020pt;top:204.977pt;width:12.080pt;height:18.080pt;z-index:10;mso-position-horizontal:absolute;mso-position-vertical:absolute;mso-position-horizontal-relative:page;mso-position-vertical-relative:page;mso-wrap:square;" filled="false" stroked="false" v-text-anchor="top">
             <v:fill on="false"/>
             <v:stroke on="false"/>
             <v:textbox style="mso-fit-shape-to-text:false" inset="0pt,0pt,0pt,0pt">
@@ -3595,7 +3521,6 @@
                 <w:p>
                   <w:pPr>
                     <w:spacing w:line="240" w:lineRule="auto" w:before="0" w:after="0" w:beforeLines="0" w:afterLines="0"/>
-                    <w:wordWrap w:val="0"/>
                     <w:ind w:left="0" w:right="0" w:firstLine="0"/>
                   </w:pPr>
                   <w:r>
@@ -3615,7 +3540,7 @@
       </w:r>
       <w:r>
         <w:pict>
-          <v:shape id="TextBox428" type="#_x0000_t202" style="position:absolute;left:218.898pt;top:238.138pt;width:66.975pt;height:14.125pt;z-index:10;mso-position-horizontal:absolute;mso-position-vertical:absolute;mso-position-horizontal-relative:page;mso-position-vertical-relative:page;mso-wrap-edited:f;mso-wrap:none;" filled="false" stroked="false" v-text-anchor="top">
+          <v:shape id="TextBox428" type="#_x0000_t202" style="position:absolute;left:218.898pt;top:238.138pt;width:77.450pt;height:18.080pt;z-index:10;mso-position-horizontal:absolute;mso-position-vertical:absolute;mso-position-horizontal-relative:page;mso-position-vertical-relative:page;mso-wrap:square;" filled="false" stroked="false" v-text-anchor="top">
             <v:fill on="false"/>
             <v:stroke on="false"/>
             <v:textbox style="mso-fit-shape-to-text:false" inset="0pt,0pt,0pt,0pt">
@@ -3623,7 +3548,6 @@
                 <w:p>
                   <w:pPr>
                     <w:spacing w:line="240" w:lineRule="auto" w:before="0" w:after="0" w:beforeLines="0" w:afterLines="0"/>
-                    <w:wordWrap w:val="0"/>
                     <w:ind w:left="0" w:right="0" w:firstLine="0"/>
                   </w:pPr>
                   <w:r>
@@ -3643,7 +3567,7 @@
       </w:r>
       <w:r>
         <w:pict>
-          <v:shape id="TextBox429" type="#_x0000_t202" style="position:absolute;left:431.018pt;top:238.138pt;width:9.147pt;height:14.125pt;z-index:10;mso-position-horizontal:absolute;mso-position-vertical:absolute;mso-position-horizontal-relative:page;mso-position-vertical-relative:page;mso-wrap-edited:f;mso-wrap:none;" filled="false" stroked="false" v-text-anchor="top">
+          <v:shape id="TextBox429" type="#_x0000_t202" style="position:absolute;left:431.018pt;top:238.138pt;width:12.080pt;height:18.080pt;z-index:10;mso-position-horizontal:absolute;mso-position-vertical:absolute;mso-position-horizontal-relative:page;mso-position-vertical-relative:page;mso-wrap:square;" filled="false" stroked="false" v-text-anchor="top">
             <v:fill on="false"/>
             <v:stroke on="false"/>
             <v:textbox style="mso-fit-shape-to-text:false" inset="0pt,0pt,0pt,0pt">
@@ -3651,7 +3575,6 @@
                 <w:p>
                   <w:pPr>
                     <w:spacing w:line="240" w:lineRule="auto" w:before="0" w:after="0" w:beforeLines="0" w:afterLines="0"/>
-                    <w:wordWrap w:val="0"/>
                     <w:ind w:left="0" w:right="0" w:firstLine="0"/>
                   </w:pPr>
                   <w:r>
@@ -3671,7 +3594,7 @@
       </w:r>
       <w:r>
         <w:pict>
-          <v:shape id="TextBox430" type="#_x0000_t202" style="position:absolute;left:93.750pt;top:271.807pt;width:11.878pt;height:12.375pt;z-index:10;mso-position-horizontal:absolute;mso-position-vertical:absolute;mso-position-horizontal-relative:page;mso-position-vertical-relative:page;mso-wrap-edited:f;mso-wrap:none;" filled="false" stroked="false" v-text-anchor="top">
+          <v:shape id="TextBox430" type="#_x0000_t202" style="position:absolute;left:93.750pt;top:271.807pt;width:13.878pt;height:15.840pt;z-index:10;mso-position-horizontal:absolute;mso-position-vertical:absolute;mso-position-horizontal-relative:page;mso-position-vertical-relative:page;mso-wrap:square;" filled="false" stroked="false" v-text-anchor="top">
             <v:fill on="false"/>
             <v:stroke on="false"/>
             <v:textbox style="mso-fit-shape-to-text:false" inset="0pt,0pt,0pt,0pt">
@@ -3679,7 +3602,6 @@
                 <w:p>
                   <w:pPr>
                     <w:spacing w:line="240" w:lineRule="auto" w:before="0" w:after="0" w:beforeLines="0" w:afterLines="0"/>
-                    <w:wordWrap w:val="0"/>
                     <w:ind w:left="0" w:right="0" w:firstLine="0"/>
                   </w:pPr>
                   <w:r>
@@ -3699,7 +3621,7 @@
       </w:r>
       <w:r>
         <w:pict>
-          <v:shape id="TextBox431" type="#_x0000_t202" style="position:absolute;left:93.750pt;top:299.993pt;width:287.200pt;height:15.500pt;z-index:10;mso-position-horizontal:absolute;mso-position-vertical:absolute;mso-position-horizontal-relative:page;mso-position-vertical-relative:page;mso-wrap-edited:f;mso-wrap:none;" filled="false" stroked="false" v-text-anchor="top">
+          <v:shape id="TextBox431" type="#_x0000_t202" style="position:absolute;left:93.750pt;top:299.993pt;width:326.400pt;height:19.840pt;z-index:10;mso-position-horizontal:absolute;mso-position-vertical:absolute;mso-position-horizontal-relative:page;mso-position-vertical-relative:page;mso-wrap:square;" filled="false" stroked="false" v-text-anchor="top">
             <v:fill on="false"/>
             <v:stroke on="false"/>
             <v:textbox style="mso-fit-shape-to-text:false" inset="0pt,0pt,0pt,0pt">
@@ -3707,7 +3629,6 @@
                 <w:p>
                   <w:pPr>
                     <w:spacing w:line="240" w:lineRule="auto" w:before="0" w:after="0" w:beforeLines="0" w:afterLines="0"/>
-                    <w:wordWrap w:val="0"/>
                     <w:ind w:left="0" w:right="0" w:firstLine="0"/>
                   </w:pPr>
                   <w:r>
@@ -3727,7 +3648,7 @@
       </w:r>
       <w:r>
         <w:pict>
-          <v:shape id="TextBox432" type="#_x0000_t202" style="position:absolute;left:231.213pt;top:324.216pt;width:53.980pt;height:14.125pt;z-index:10;mso-position-horizontal:absolute;mso-position-vertical:absolute;mso-position-horizontal-relative:page;mso-position-vertical-relative:page;mso-wrap-edited:f;mso-wrap:none;" filled="false" stroked="false" v-text-anchor="top">
+          <v:shape id="TextBox432" type="#_x0000_t202" style="position:absolute;left:231.213pt;top:324.216pt;width:62.760pt;height:18.080pt;z-index:10;mso-position-horizontal:absolute;mso-position-vertical:absolute;mso-position-horizontal-relative:page;mso-position-vertical-relative:page;mso-wrap:square;" filled="false" stroked="false" v-text-anchor="top">
             <v:fill on="false"/>
             <v:stroke on="false"/>
             <v:textbox style="mso-fit-shape-to-text:false" inset="0pt,0pt,0pt,0pt">
@@ -3735,7 +3656,6 @@
                 <w:p>
                   <w:pPr>
                     <w:spacing w:line="240" w:lineRule="auto" w:before="0" w:after="0" w:beforeLines="0" w:afterLines="0"/>
-                    <w:wordWrap w:val="0"/>
                     <w:ind w:left="0" w:right="0" w:firstLine="0"/>
                   </w:pPr>
                   <w:r>
@@ -3755,7 +3675,7 @@
       </w:r>
       <w:r>
         <w:pict>
-          <v:shape id="TextBox433" type="#_x0000_t202" style="position:absolute;left:312.308pt;top:329.155pt;width:92.965pt;height:14.125pt;z-index:10;mso-position-horizontal:absolute;mso-position-vertical:absolute;mso-position-horizontal-relative:page;mso-position-vertical-relative:page;mso-wrap-edited:f;mso-wrap:none;" filled="false" stroked="false" v-text-anchor="top">
+          <v:shape id="TextBox433" type="#_x0000_t202" style="position:absolute;left:312.308pt;top:329.155pt;width:106.830pt;height:18.080pt;z-index:10;mso-position-horizontal:absolute;mso-position-vertical:absolute;mso-position-horizontal-relative:page;mso-position-vertical-relative:page;mso-wrap:square;" filled="false" stroked="false" v-text-anchor="top">
             <v:fill on="false"/>
             <v:stroke on="false"/>
             <v:textbox style="mso-fit-shape-to-text:false" inset="0pt,0pt,0pt,0pt">
@@ -3763,7 +3683,6 @@
                 <w:p>
                   <w:pPr>
                     <w:spacing w:line="240" w:lineRule="auto" w:before="0" w:after="0" w:beforeLines="0" w:afterLines="0"/>
-                    <w:wordWrap w:val="0"/>
                     <w:ind w:left="0" w:right="0" w:firstLine="0"/>
                   </w:pPr>
                   <w:r>
@@ -3783,7 +3702,7 @@
       </w:r>
       <w:r>
         <w:pict>
-          <v:shape id="TextBox434" type="#_x0000_t202" style="position:absolute;left:102.768pt;top:334.800pt;width:27.990pt;height:14.125pt;z-index:10;mso-position-horizontal:absolute;mso-position-vertical:absolute;mso-position-horizontal-relative:page;mso-position-vertical-relative:page;mso-wrap-edited:f;mso-wrap:none;" filled="false" stroked="false" v-text-anchor="top">
+          <v:shape id="TextBox434" type="#_x0000_t202" style="position:absolute;left:102.768pt;top:334.800pt;width:33.380pt;height:18.080pt;z-index:10;mso-position-horizontal:absolute;mso-position-vertical:absolute;mso-position-horizontal-relative:page;mso-position-vertical-relative:page;mso-wrap:square;" filled="false" stroked="false" v-text-anchor="top">
             <v:fill on="false"/>
             <v:stroke on="false"/>
             <v:textbox style="mso-fit-shape-to-text:false" inset="0pt,0pt,0pt,0pt">
@@ -3791,7 +3710,6 @@
                 <w:p>
                   <w:pPr>
                     <w:spacing w:line="240" w:lineRule="auto" w:before="0" w:after="0" w:beforeLines="0" w:afterLines="0"/>
-                    <w:wordWrap w:val="0"/>
                     <w:ind w:left="0" w:right="0" w:firstLine="0"/>
                   </w:pPr>
                   <w:r>
@@ -3811,7 +3729,7 @@
       </w:r>
       <w:r>
         <w:pict>
-          <v:shape id="TextBox435" type="#_x0000_t202" style="position:absolute;left:146.468pt;top:334.800pt;width:53.980pt;height:14.125pt;z-index:10;mso-position-horizontal:absolute;mso-position-vertical:absolute;mso-position-horizontal-relative:page;mso-position-vertical-relative:page;mso-wrap-edited:f;mso-wrap:none;" filled="false" stroked="false" v-text-anchor="top">
+          <v:shape id="TextBox435" type="#_x0000_t202" style="position:absolute;left:146.468pt;top:334.800pt;width:62.760pt;height:18.080pt;z-index:10;mso-position-horizontal:absolute;mso-position-vertical:absolute;mso-position-horizontal-relative:page;mso-position-vertical-relative:page;mso-wrap:square;" filled="false" stroked="false" v-text-anchor="top">
             <v:fill on="false"/>
             <v:stroke on="false"/>
             <v:textbox style="mso-fit-shape-to-text:false" inset="0pt,0pt,0pt,0pt">
@@ -3819,7 +3737,6 @@
                 <w:p>
                   <w:pPr>
                     <w:spacing w:line="240" w:lineRule="auto" w:before="0" w:after="0" w:beforeLines="0" w:afterLines="0"/>
-                    <w:wordWrap w:val="0"/>
                     <w:ind w:left="0" w:right="0" w:firstLine="0"/>
                   </w:pPr>
                   <w:r>
@@ -3839,7 +3756,7 @@
       </w:r>
       <w:r>
         <w:pict>
-          <v:shape id="TextBox436" type="#_x0000_t202" style="position:absolute;left:411.262pt;top:334.800pt;width:53.980pt;height:14.125pt;z-index:10;mso-position-horizontal:absolute;mso-position-vertical:absolute;mso-position-horizontal-relative:page;mso-position-vertical-relative:page;mso-wrap-edited:f;mso-wrap:none;" filled="false" stroked="false" v-text-anchor="top">
+          <v:shape id="TextBox436" type="#_x0000_t202" style="position:absolute;left:411.262pt;top:334.800pt;width:62.760pt;height:18.080pt;z-index:10;mso-position-horizontal:absolute;mso-position-vertical:absolute;mso-position-horizontal-relative:page;mso-position-vertical-relative:page;mso-wrap:square;" filled="false" stroked="false" v-text-anchor="top">
             <v:fill on="false"/>
             <v:stroke on="false"/>
             <v:textbox style="mso-fit-shape-to-text:false" inset="0pt,0pt,0pt,0pt">
@@ -3847,7 +3764,6 @@
                 <w:p>
                   <w:pPr>
                     <w:spacing w:line="240" w:lineRule="auto" w:before="0" w:after="0" w:beforeLines="0" w:afterLines="0"/>
-                    <w:wordWrap w:val="0"/>
                     <w:ind w:left="0" w:right="0" w:firstLine="0"/>
                   </w:pPr>
                   <w:r>
@@ -3867,7 +3783,7 @@
       </w:r>
       <w:r>
         <w:pict>
-          <v:shape id="TextBox437" type="#_x0000_t202" style="position:absolute;left:481.553pt;top:334.800pt;width:27.990pt;height:14.125pt;z-index:10;mso-position-horizontal:absolute;mso-position-vertical:absolute;mso-position-horizontal-relative:page;mso-position-vertical-relative:page;mso-wrap-edited:f;mso-wrap:none;" filled="false" stroked="false" v-text-anchor="top">
+          <v:shape id="TextBox437" type="#_x0000_t202" style="position:absolute;left:481.553pt;top:334.800pt;width:33.380pt;height:18.080pt;z-index:10;mso-position-horizontal:absolute;mso-position-vertical:absolute;mso-position-horizontal-relative:page;mso-position-vertical-relative:page;mso-wrap:square;" filled="false" stroked="false" v-text-anchor="top">
             <v:fill on="false"/>
             <v:stroke on="false"/>
             <v:textbox style="mso-fit-shape-to-text:false" inset="0pt,0pt,0pt,0pt">
@@ -3875,7 +3791,6 @@
                 <w:p>
                   <w:pPr>
                     <w:spacing w:line="240" w:lineRule="auto" w:before="0" w:after="0" w:beforeLines="0" w:afterLines="0"/>
-                    <w:wordWrap w:val="0"/>
                     <w:ind w:left="0" w:right="0" w:firstLine="0"/>
                   </w:pPr>
                   <w:r>
@@ -3895,7 +3810,7 @@
       </w:r>
       <w:r>
         <w:pict>
-          <v:shape id="TextBox438" type="#_x0000_t202" style="position:absolute;left:242.501pt;top:344.678pt;width:27.990pt;height:14.125pt;z-index:10;mso-position-horizontal:absolute;mso-position-vertical:absolute;mso-position-horizontal-relative:page;mso-position-vertical-relative:page;mso-wrap-edited:f;mso-wrap:none;" filled="false" stroked="false" v-text-anchor="top">
+          <v:shape id="TextBox438" type="#_x0000_t202" style="position:absolute;left:242.501pt;top:344.678pt;width:33.380pt;height:18.080pt;z-index:10;mso-position-horizontal:absolute;mso-position-vertical:absolute;mso-position-horizontal-relative:page;mso-position-vertical-relative:page;mso-wrap:square;" filled="false" stroked="false" v-text-anchor="top">
             <v:fill on="false"/>
             <v:stroke on="false"/>
             <v:textbox style="mso-fit-shape-to-text:false" inset="0pt,0pt,0pt,0pt">
@@ -3903,7 +3818,6 @@
                 <w:p>
                   <w:pPr>
                     <w:spacing w:line="240" w:lineRule="auto" w:before="0" w:after="0" w:beforeLines="0" w:afterLines="0"/>
-                    <w:wordWrap w:val="0"/>
                     <w:ind w:left="0" w:right="0" w:firstLine="0"/>
                   </w:pPr>
                   <w:r>
@@ -3923,7 +3837,7 @@
       </w:r>
       <w:r>
         <w:pict>
-          <v:shape id="TextBox439" type="#_x0000_t202" style="position:absolute;left:346.174pt;top:344.678pt;width:14.995pt;height:14.125pt;z-index:10;mso-position-horizontal:absolute;mso-position-vertical:absolute;mso-position-horizontal-relative:page;mso-position-vertical-relative:page;mso-wrap-edited:f;mso-wrap:none;" filled="false" stroked="false" v-text-anchor="top">
+          <v:shape id="TextBox439" type="#_x0000_t202" style="position:absolute;left:346.174pt;top:344.678pt;width:18.690pt;height:18.080pt;z-index:10;mso-position-horizontal:absolute;mso-position-vertical:absolute;mso-position-horizontal-relative:page;mso-position-vertical-relative:page;mso-wrap:square;" filled="false" stroked="false" v-text-anchor="top">
             <v:fill on="false"/>
             <v:stroke on="false"/>
             <v:textbox style="mso-fit-shape-to-text:false" inset="0pt,0pt,0pt,0pt">
@@ -3931,7 +3845,6 @@
                 <w:p>
                   <w:pPr>
                     <w:spacing w:line="240" w:lineRule="auto" w:before="0" w:after="0" w:beforeLines="0" w:afterLines="0"/>
-                    <w:wordWrap w:val="0"/>
                     <w:ind w:left="0" w:right="0" w:firstLine="0"/>
                   </w:pPr>
                   <w:r>
@@ -3951,7 +3864,7 @@
       </w:r>
       <w:r>
         <w:pict>
-          <v:shape id="TextBox440" type="#_x0000_t202" style="position:absolute;left:111.235pt;top:377.839pt;width:9.147pt;height:14.125pt;z-index:10;mso-position-horizontal:absolute;mso-position-vertical:absolute;mso-position-horizontal-relative:page;mso-position-vertical-relative:page;mso-wrap-edited:f;mso-wrap:none;" filled="false" stroked="false" v-text-anchor="top">
+          <v:shape id="TextBox440" type="#_x0000_t202" style="position:absolute;left:111.235pt;top:377.839pt;width:12.168pt;height:18.080pt;z-index:10;mso-position-horizontal:absolute;mso-position-vertical:absolute;mso-position-horizontal-relative:page;mso-position-vertical-relative:page;mso-wrap:square;" filled="false" stroked="false" v-text-anchor="top">
             <v:fill on="false"/>
             <v:stroke on="false"/>
             <v:textbox style="mso-fit-shape-to-text:false" inset="0pt,0pt,0pt,0pt">
@@ -3959,7 +3872,6 @@
                 <w:p>
                   <w:pPr>
                     <w:spacing w:line="240" w:lineRule="auto" w:before="0" w:after="0" w:beforeLines="0" w:afterLines="0"/>
-                    <w:wordWrap w:val="0"/>
                     <w:ind w:left="0" w:right="0" w:firstLine="0"/>
                   </w:pPr>
                   <w:r>
@@ -3979,7 +3891,7 @@
       </w:r>
       <w:r>
         <w:pict>
-          <v:shape id="TextBox441" type="#_x0000_t202" style="position:absolute;left:166.224pt;top:377.839pt;width:9.147pt;height:14.125pt;z-index:10;mso-position-horizontal:absolute;mso-position-vertical:absolute;mso-position-horizontal-relative:page;mso-position-vertical-relative:page;mso-wrap-edited:f;mso-wrap:none;" filled="false" stroked="false" v-text-anchor="top">
+          <v:shape id="TextBox441" type="#_x0000_t202" style="position:absolute;left:166.224pt;top:377.839pt;width:12.080pt;height:18.080pt;z-index:10;mso-position-horizontal:absolute;mso-position-vertical:absolute;mso-position-horizontal-relative:page;mso-position-vertical-relative:page;mso-wrap:square;" filled="false" stroked="false" v-text-anchor="top">
             <v:fill on="false"/>
             <v:stroke on="false"/>
             <v:textbox style="mso-fit-shape-to-text:false" inset="0pt,0pt,0pt,0pt">
@@ -3987,7 +3899,6 @@
                 <w:p>
                   <w:pPr>
                     <w:spacing w:line="240" w:lineRule="auto" w:before="0" w:after="0" w:beforeLines="0" w:afterLines="0"/>
-                    <w:wordWrap w:val="0"/>
                     <w:ind w:left="0" w:right="0" w:firstLine="0"/>
                   </w:pPr>
                   <w:r>
@@ -4007,7 +3918,7 @@
       </w:r>
       <w:r>
         <w:pict>
-          <v:shape id="TextBox442" type="#_x0000_t202" style="position:absolute;left:250.968pt;top:377.839pt;width:9.147pt;height:14.125pt;z-index:10;mso-position-horizontal:absolute;mso-position-vertical:absolute;mso-position-horizontal-relative:page;mso-position-vertical-relative:page;mso-wrap-edited:f;mso-wrap:none;" filled="false" stroked="false" v-text-anchor="top">
+          <v:shape id="TextBox442" type="#_x0000_t202" style="position:absolute;left:250.968pt;top:377.839pt;width:12.080pt;height:18.080pt;z-index:10;mso-position-horizontal:absolute;mso-position-vertical:absolute;mso-position-horizontal-relative:page;mso-position-vertical-relative:page;mso-wrap:square;" filled="false" stroked="false" v-text-anchor="top">
             <v:fill on="false"/>
             <v:stroke on="false"/>
             <v:textbox style="mso-fit-shape-to-text:false" inset="0pt,0pt,0pt,0pt">
@@ -4015,7 +3926,6 @@
                 <w:p>
                   <w:pPr>
                     <w:spacing w:line="240" w:lineRule="auto" w:before="0" w:after="0" w:beforeLines="0" w:afterLines="0"/>
-                    <w:wordWrap w:val="0"/>
                     <w:ind w:left="0" w:right="0" w:firstLine="0"/>
                   </w:pPr>
                   <w:r>
@@ -4035,7 +3945,7 @@
       </w:r>
       <w:r>
         <w:pict>
-          <v:shape id="TextBox443" type="#_x0000_t202" style="position:absolute;left:348.997pt;top:377.839pt;width:9.147pt;height:14.125pt;z-index:10;mso-position-horizontal:absolute;mso-position-vertical:absolute;mso-position-horizontal-relative:page;mso-position-vertical-relative:page;mso-wrap-edited:f;mso-wrap:none;" filled="false" stroked="false" v-text-anchor="top">
+          <v:shape id="TextBox443" type="#_x0000_t202" style="position:absolute;left:348.997pt;top:377.839pt;width:12.080pt;height:18.080pt;z-index:10;mso-position-horizontal:absolute;mso-position-vertical:absolute;mso-position-horizontal-relative:page;mso-position-vertical-relative:page;mso-wrap:square;" filled="false" stroked="false" v-text-anchor="top">
             <v:fill on="false"/>
             <v:stroke on="false"/>
             <v:textbox style="mso-fit-shape-to-text:false" inset="0pt,0pt,0pt,0pt">
@@ -4043,7 +3953,6 @@
                 <w:p>
                   <w:pPr>
                     <w:spacing w:line="240" w:lineRule="auto" w:before="0" w:after="0" w:beforeLines="0" w:afterLines="0"/>
-                    <w:wordWrap w:val="0"/>
                     <w:ind w:left="0" w:right="0" w:firstLine="0"/>
                   </w:pPr>
                   <w:r>
@@ -4063,7 +3972,7 @@
       </w:r>
       <w:r>
         <w:pict>
-          <v:shape id="TextBox444" type="#_x0000_t202" style="position:absolute;left:431.018pt;top:377.839pt;width:9.147pt;height:14.125pt;z-index:10;mso-position-horizontal:absolute;mso-position-vertical:absolute;mso-position-horizontal-relative:page;mso-position-vertical-relative:page;mso-wrap-edited:f;mso-wrap:none;" filled="false" stroked="false" v-text-anchor="top">
+          <v:shape id="TextBox444" type="#_x0000_t202" style="position:absolute;left:431.018pt;top:377.839pt;width:12.080pt;height:18.080pt;z-index:10;mso-position-horizontal:absolute;mso-position-vertical:absolute;mso-position-horizontal-relative:page;mso-position-vertical-relative:page;mso-wrap:square;" filled="false" stroked="false" v-text-anchor="top">
             <v:fill on="false"/>
             <v:stroke on="false"/>
             <v:textbox style="mso-fit-shape-to-text:false" inset="0pt,0pt,0pt,0pt">
@@ -4071,7 +3980,6 @@
                 <w:p>
                   <w:pPr>
                     <w:spacing w:line="240" w:lineRule="auto" w:before="0" w:after="0" w:beforeLines="0" w:afterLines="0"/>
-                    <w:wordWrap w:val="0"/>
                     <w:ind w:left="0" w:right="0" w:firstLine="0"/>
                   </w:pPr>
                   <w:r>
@@ -4091,7 +3999,7 @@
       </w:r>
       <w:r>
         <w:pict>
-          <v:shape id="TextBox445" type="#_x0000_t202" style="position:absolute;left:490.020pt;top:377.839pt;width:9.147pt;height:14.125pt;z-index:10;mso-position-horizontal:absolute;mso-position-vertical:absolute;mso-position-horizontal-relative:page;mso-position-vertical-relative:page;mso-wrap-edited:f;mso-wrap:none;" filled="false" stroked="false" v-text-anchor="top">
+          <v:shape id="TextBox445" type="#_x0000_t202" style="position:absolute;left:490.020pt;top:377.839pt;width:12.080pt;height:18.080pt;z-index:10;mso-position-horizontal:absolute;mso-position-vertical:absolute;mso-position-horizontal-relative:page;mso-position-vertical-relative:page;mso-wrap:square;" filled="false" stroked="false" v-text-anchor="top">
             <v:fill on="false"/>
             <v:stroke on="false"/>
             <v:textbox style="mso-fit-shape-to-text:false" inset="0pt,0pt,0pt,0pt">
@@ -4099,7 +4007,6 @@
                 <w:p>
                   <w:pPr>
                     <w:spacing w:line="240" w:lineRule="auto" w:before="0" w:after="0" w:beforeLines="0" w:afterLines="0"/>
-                    <w:wordWrap w:val="0"/>
                     <w:ind w:left="0" w:right="0" w:firstLine="0"/>
                   </w:pPr>
                   <w:r>
@@ -4119,7 +4026,7 @@
       </w:r>
       <w:r>
         <w:pict>
-          <v:shape id="TextBox446" type="#_x0000_t202" style="position:absolute;left:111.235pt;top:410.294pt;width:9.147pt;height:14.125pt;z-index:10;mso-position-horizontal:absolute;mso-position-vertical:absolute;mso-position-horizontal-relative:page;mso-position-vertical-relative:page;mso-wrap-edited:f;mso-wrap:none;" filled="false" stroked="false" v-text-anchor="top">
+          <v:shape id="TextBox446" type="#_x0000_t202" style="position:absolute;left:111.235pt;top:410.294pt;width:12.168pt;height:18.080pt;z-index:10;mso-position-horizontal:absolute;mso-position-vertical:absolute;mso-position-horizontal-relative:page;mso-position-vertical-relative:page;mso-wrap:square;" filled="false" stroked="false" v-text-anchor="top">
             <v:fill on="false"/>
             <v:stroke on="false"/>
             <v:textbox style="mso-fit-shape-to-text:false" inset="0pt,0pt,0pt,0pt">
@@ -4127,7 +4034,6 @@
                 <w:p>
                   <w:pPr>
                     <w:spacing w:line="240" w:lineRule="auto" w:before="0" w:after="0" w:beforeLines="0" w:afterLines="0"/>
-                    <w:wordWrap w:val="0"/>
                     <w:ind w:left="0" w:right="0" w:firstLine="0"/>
                   </w:pPr>
                   <w:r>
@@ -4147,7 +4053,7 @@
       </w:r>
       <w:r>
         <w:pict>
-          <v:shape id="TextBox447" type="#_x0000_t202" style="position:absolute;left:166.224pt;top:410.294pt;width:9.147pt;height:14.125pt;z-index:10;mso-position-horizontal:absolute;mso-position-vertical:absolute;mso-position-horizontal-relative:page;mso-position-vertical-relative:page;mso-wrap-edited:f;mso-wrap:none;" filled="false" stroked="false" v-text-anchor="top">
+          <v:shape id="TextBox447" type="#_x0000_t202" style="position:absolute;left:166.224pt;top:410.294pt;width:12.080pt;height:18.080pt;z-index:10;mso-position-horizontal:absolute;mso-position-vertical:absolute;mso-position-horizontal-relative:page;mso-position-vertical-relative:page;mso-wrap:square;" filled="false" stroked="false" v-text-anchor="top">
             <v:fill on="false"/>
             <v:stroke on="false"/>
             <v:textbox style="mso-fit-shape-to-text:false" inset="0pt,0pt,0pt,0pt">
@@ -4155,7 +4061,6 @@
                 <w:p>
                   <w:pPr>
                     <w:spacing w:line="240" w:lineRule="auto" w:before="0" w:after="0" w:beforeLines="0" w:afterLines="0"/>
-                    <w:wordWrap w:val="0"/>
                     <w:ind w:left="0" w:right="0" w:firstLine="0"/>
                   </w:pPr>
                   <w:r>
@@ -4175,7 +4080,7 @@
       </w:r>
       <w:r>
         <w:pict>
-          <v:shape id="TextBox448" type="#_x0000_t202" style="position:absolute;left:250.968pt;top:410.294pt;width:9.147pt;height:14.125pt;z-index:10;mso-position-horizontal:absolute;mso-position-vertical:absolute;mso-position-horizontal-relative:page;mso-position-vertical-relative:page;mso-wrap-edited:f;mso-wrap:none;" filled="false" stroked="false" v-text-anchor="top">
+          <v:shape id="TextBox448" type="#_x0000_t202" style="position:absolute;left:250.968pt;top:410.294pt;width:12.080pt;height:18.080pt;z-index:10;mso-position-horizontal:absolute;mso-position-vertical:absolute;mso-position-horizontal-relative:page;mso-position-vertical-relative:page;mso-wrap:square;" filled="false" stroked="false" v-text-anchor="top">
             <v:fill on="false"/>
             <v:stroke on="false"/>
             <v:textbox style="mso-fit-shape-to-text:false" inset="0pt,0pt,0pt,0pt">
@@ -4183,7 +4088,6 @@
                 <w:p>
                   <w:pPr>
                     <w:spacing w:line="240" w:lineRule="auto" w:before="0" w:after="0" w:beforeLines="0" w:afterLines="0"/>
-                    <w:wordWrap w:val="0"/>
                     <w:ind w:left="0" w:right="0" w:firstLine="0"/>
                   </w:pPr>
                   <w:r>
@@ -4203,7 +4107,7 @@
       </w:r>
       <w:r>
         <w:pict>
-          <v:shape id="TextBox449" type="#_x0000_t202" style="position:absolute;left:348.997pt;top:410.294pt;width:9.147pt;height:14.125pt;z-index:10;mso-position-horizontal:absolute;mso-position-vertical:absolute;mso-position-horizontal-relative:page;mso-position-vertical-relative:page;mso-wrap-edited:f;mso-wrap:none;" filled="false" stroked="false" v-text-anchor="top">
+          <v:shape id="TextBox449" type="#_x0000_t202" style="position:absolute;left:348.997pt;top:410.294pt;width:12.080pt;height:18.080pt;z-index:10;mso-position-horizontal:absolute;mso-position-vertical:absolute;mso-position-horizontal-relative:page;mso-position-vertical-relative:page;mso-wrap:square;" filled="false" stroked="false" v-text-anchor="top">
             <v:fill on="false"/>
             <v:stroke on="false"/>
             <v:textbox style="mso-fit-shape-to-text:false" inset="0pt,0pt,0pt,0pt">
@@ -4211,7 +4115,6 @@
                 <w:p>
                   <w:pPr>
                     <w:spacing w:line="240" w:lineRule="auto" w:before="0" w:after="0" w:beforeLines="0" w:afterLines="0"/>
-                    <w:wordWrap w:val="0"/>
                     <w:ind w:left="0" w:right="0" w:firstLine="0"/>
                   </w:pPr>
                   <w:r>
@@ -4231,7 +4134,7 @@
       </w:r>
       <w:r>
         <w:pict>
-          <v:shape id="TextBox450" type="#_x0000_t202" style="position:absolute;left:431.018pt;top:410.294pt;width:9.147pt;height:14.125pt;z-index:10;mso-position-horizontal:absolute;mso-position-vertical:absolute;mso-position-horizontal-relative:page;mso-position-vertical-relative:page;mso-wrap-edited:f;mso-wrap:none;" filled="false" stroked="false" v-text-anchor="top">
+          <v:shape id="TextBox450" type="#_x0000_t202" style="position:absolute;left:431.018pt;top:410.294pt;width:12.080pt;height:18.080pt;z-index:10;mso-position-horizontal:absolute;mso-position-vertical:absolute;mso-position-horizontal-relative:page;mso-position-vertical-relative:page;mso-wrap:square;" filled="false" stroked="false" v-text-anchor="top">
             <v:fill on="false"/>
             <v:stroke on="false"/>
             <v:textbox style="mso-fit-shape-to-text:false" inset="0pt,0pt,0pt,0pt">
@@ -4239,7 +4142,6 @@
                 <w:p>
                   <w:pPr>
                     <w:spacing w:line="240" w:lineRule="auto" w:before="0" w:after="0" w:beforeLines="0" w:afterLines="0"/>
-                    <w:wordWrap w:val="0"/>
                     <w:ind w:left="0" w:right="0" w:firstLine="0"/>
                   </w:pPr>
                   <w:r>
@@ -4259,7 +4161,7 @@
       </w:r>
       <w:r>
         <w:pict>
-          <v:shape id="TextBox451" type="#_x0000_t202" style="position:absolute;left:490.020pt;top:410.294pt;width:9.147pt;height:14.125pt;z-index:10;mso-position-horizontal:absolute;mso-position-vertical:absolute;mso-position-horizontal-relative:page;mso-position-vertical-relative:page;mso-wrap-edited:f;mso-wrap:none;" filled="false" stroked="false" v-text-anchor="top">
+          <v:shape id="TextBox451" type="#_x0000_t202" style="position:absolute;left:490.020pt;top:410.294pt;width:12.080pt;height:18.080pt;z-index:10;mso-position-horizontal:absolute;mso-position-vertical:absolute;mso-position-horizontal-relative:page;mso-position-vertical-relative:page;mso-wrap:square;" filled="false" stroked="false" v-text-anchor="top">
             <v:fill on="false"/>
             <v:stroke on="false"/>
             <v:textbox style="mso-fit-shape-to-text:false" inset="0pt,0pt,0pt,0pt">
@@ -4267,7 +4169,6 @@
                 <w:p>
                   <w:pPr>
                     <w:spacing w:line="240" w:lineRule="auto" w:before="0" w:after="0" w:beforeLines="0" w:afterLines="0"/>
-                    <w:wordWrap w:val="0"/>
                     <w:ind w:left="0" w:right="0" w:firstLine="0"/>
                   </w:pPr>
                   <w:r>
@@ -4287,7 +4188,7 @@
       </w:r>
       <w:r>
         <w:pict>
-          <v:shape id="TextBox452" type="#_x0000_t202" style="position:absolute;left:102.768pt;top:442.750pt;width:24.578pt;height:14.125pt;z-index:10;mso-position-horizontal:absolute;mso-position-vertical:absolute;mso-position-horizontal-relative:page;mso-position-vertical-relative:page;mso-wrap-edited:f;mso-wrap:none;" filled="false" stroked="false" v-text-anchor="top">
+          <v:shape id="TextBox452" type="#_x0000_t202" style="position:absolute;left:102.768pt;top:442.750pt;width:26.578pt;height:18.080pt;z-index:10;mso-position-horizontal:absolute;mso-position-vertical:absolute;mso-position-horizontal-relative:page;mso-position-vertical-relative:page;mso-wrap:square;" filled="false" stroked="false" v-text-anchor="top">
             <v:fill on="false"/>
             <v:stroke on="false"/>
             <v:textbox style="mso-fit-shape-to-text:false" inset="0pt,0pt,0pt,0pt">
@@ -4295,7 +4196,6 @@
                 <w:p>
                   <w:pPr>
                     <w:spacing w:line="240" w:lineRule="auto" w:before="0" w:after="0" w:beforeLines="0" w:afterLines="0"/>
-                    <w:wordWrap w:val="0"/>
                     <w:ind w:left="0" w:right="0" w:firstLine="0"/>
                   </w:pPr>
                   <w:r>
@@ -4315,7 +4215,7 @@
       </w:r>
       <w:r>
         <w:pict>
-          <v:shape id="TextBox453" type="#_x0000_t202" style="position:absolute;left:166.224pt;top:442.750pt;width:9.147pt;height:14.125pt;z-index:10;mso-position-horizontal:absolute;mso-position-vertical:absolute;mso-position-horizontal-relative:page;mso-position-vertical-relative:page;mso-wrap-edited:f;mso-wrap:none;" filled="false" stroked="false" v-text-anchor="top">
+          <v:shape id="TextBox453" type="#_x0000_t202" style="position:absolute;left:166.224pt;top:442.750pt;width:12.080pt;height:18.080pt;z-index:10;mso-position-horizontal:absolute;mso-position-vertical:absolute;mso-position-horizontal-relative:page;mso-position-vertical-relative:page;mso-wrap:square;" filled="false" stroked="false" v-text-anchor="top">
             <v:fill on="false"/>
             <v:stroke on="false"/>
             <v:textbox style="mso-fit-shape-to-text:false" inset="0pt,0pt,0pt,0pt">
@@ -4323,7 +4223,6 @@
                 <w:p>
                   <w:pPr>
                     <w:spacing w:line="240" w:lineRule="auto" w:before="0" w:after="0" w:beforeLines="0" w:afterLines="0"/>
-                    <w:wordWrap w:val="0"/>
                     <w:ind w:left="0" w:right="0" w:firstLine="0"/>
                   </w:pPr>
                   <w:r>
@@ -4343,7 +4242,7 @@
       </w:r>
       <w:r>
         <w:pict>
-          <v:shape id="TextBox454" type="#_x0000_t202" style="position:absolute;left:250.968pt;top:442.750pt;width:9.147pt;height:14.125pt;z-index:10;mso-position-horizontal:absolute;mso-position-vertical:absolute;mso-position-horizontal-relative:page;mso-position-vertical-relative:page;mso-wrap-edited:f;mso-wrap:none;" filled="false" stroked="false" v-text-anchor="top">
+          <v:shape id="TextBox454" type="#_x0000_t202" style="position:absolute;left:250.968pt;top:442.750pt;width:12.080pt;height:18.080pt;z-index:10;mso-position-horizontal:absolute;mso-position-vertical:absolute;mso-position-horizontal-relative:page;mso-position-vertical-relative:page;mso-wrap:square;" filled="false" stroked="false" v-text-anchor="top">
             <v:fill on="false"/>
             <v:stroke on="false"/>
             <v:textbox style="mso-fit-shape-to-text:false" inset="0pt,0pt,0pt,0pt">
@@ -4351,7 +4250,6 @@
                 <w:p>
                   <w:pPr>
                     <w:spacing w:line="240" w:lineRule="auto" w:before="0" w:after="0" w:beforeLines="0" w:afterLines="0"/>
-                    <w:wordWrap w:val="0"/>
                     <w:ind w:left="0" w:right="0" w:firstLine="0"/>
                   </w:pPr>
                   <w:r>
@@ -4371,7 +4269,7 @@
       </w:r>
       <w:r>
         <w:pict>
-          <v:shape id="TextBox455" type="#_x0000_t202" style="position:absolute;left:348.997pt;top:442.750pt;width:9.147pt;height:14.125pt;z-index:10;mso-position-horizontal:absolute;mso-position-vertical:absolute;mso-position-horizontal-relative:page;mso-position-vertical-relative:page;mso-wrap-edited:f;mso-wrap:none;" filled="false" stroked="false" v-text-anchor="top">
+          <v:shape id="TextBox455" type="#_x0000_t202" style="position:absolute;left:348.997pt;top:442.750pt;width:12.080pt;height:18.080pt;z-index:10;mso-position-horizontal:absolute;mso-position-vertical:absolute;mso-position-horizontal-relative:page;mso-position-vertical-relative:page;mso-wrap:square;" filled="false" stroked="false" v-text-anchor="top">
             <v:fill on="false"/>
             <v:stroke on="false"/>
             <v:textbox style="mso-fit-shape-to-text:false" inset="0pt,0pt,0pt,0pt">
@@ -4379,7 +4277,6 @@
                 <w:p>
                   <w:pPr>
                     <w:spacing w:line="240" w:lineRule="auto" w:before="0" w:after="0" w:beforeLines="0" w:afterLines="0"/>
-                    <w:wordWrap w:val="0"/>
                     <w:ind w:left="0" w:right="0" w:firstLine="0"/>
                   </w:pPr>
                   <w:r>
@@ -4399,7 +4296,7 @@
       </w:r>
       <w:r>
         <w:pict>
-          <v:shape id="TextBox456" type="#_x0000_t202" style="position:absolute;left:431.018pt;top:442.750pt;width:9.147pt;height:14.125pt;z-index:10;mso-position-horizontal:absolute;mso-position-vertical:absolute;mso-position-horizontal-relative:page;mso-position-vertical-relative:page;mso-wrap-edited:f;mso-wrap:none;" filled="false" stroked="false" v-text-anchor="top">
+          <v:shape id="TextBox456" type="#_x0000_t202" style="position:absolute;left:431.018pt;top:442.750pt;width:12.080pt;height:18.080pt;z-index:10;mso-position-horizontal:absolute;mso-position-vertical:absolute;mso-position-horizontal-relative:page;mso-position-vertical-relative:page;mso-wrap:square;" filled="false" stroked="false" v-text-anchor="top">
             <v:fill on="false"/>
             <v:stroke on="false"/>
             <v:textbox style="mso-fit-shape-to-text:false" inset="0pt,0pt,0pt,0pt">
@@ -4407,7 +4304,6 @@
                 <w:p>
                   <w:pPr>
                     <w:spacing w:line="240" w:lineRule="auto" w:before="0" w:after="0" w:beforeLines="0" w:afterLines="0"/>
-                    <w:wordWrap w:val="0"/>
                     <w:ind w:left="0" w:right="0" w:firstLine="0"/>
                   </w:pPr>
                   <w:r>
@@ -4427,7 +4323,7 @@
       </w:r>
       <w:r>
         <w:pict>
-          <v:shape id="TextBox457" type="#_x0000_t202" style="position:absolute;left:490.020pt;top:442.750pt;width:9.147pt;height:14.125pt;z-index:10;mso-position-horizontal:absolute;mso-position-vertical:absolute;mso-position-horizontal-relative:page;mso-position-vertical-relative:page;mso-wrap-edited:f;mso-wrap:none;" filled="false" stroked="false" v-text-anchor="top">
+          <v:shape id="TextBox457" type="#_x0000_t202" style="position:absolute;left:490.020pt;top:442.750pt;width:12.080pt;height:18.080pt;z-index:10;mso-position-horizontal:absolute;mso-position-vertical:absolute;mso-position-horizontal-relative:page;mso-position-vertical-relative:page;mso-wrap:square;" filled="false" stroked="false" v-text-anchor="top">
             <v:fill on="false"/>
             <v:stroke on="false"/>
             <v:textbox style="mso-fit-shape-to-text:false" inset="0pt,0pt,0pt,0pt">
@@ -4435,7 +4331,6 @@
                 <w:p>
                   <w:pPr>
                     <w:spacing w:line="240" w:lineRule="auto" w:before="0" w:after="0" w:beforeLines="0" w:afterLines="0"/>
-                    <w:wordWrap w:val="0"/>
                     <w:ind w:left="0" w:right="0" w:firstLine="0"/>
                   </w:pPr>
                   <w:r>
@@ -4455,7 +4350,7 @@
       </w:r>
       <w:r>
         <w:pict>
-          <v:shape id="TextBox458" type="#_x0000_t202" style="position:absolute;left:218.898pt;top:475.911pt;width:66.975pt;height:14.125pt;z-index:10;mso-position-horizontal:absolute;mso-position-vertical:absolute;mso-position-horizontal-relative:page;mso-position-vertical-relative:page;mso-wrap-edited:f;mso-wrap:none;" filled="false" stroked="false" v-text-anchor="top">
+          <v:shape id="TextBox458" type="#_x0000_t202" style="position:absolute;left:218.898pt;top:475.911pt;width:77.450pt;height:18.080pt;z-index:10;mso-position-horizontal:absolute;mso-position-vertical:absolute;mso-position-horizontal-relative:page;mso-position-vertical-relative:page;mso-wrap:square;" filled="false" stroked="false" v-text-anchor="top">
             <v:fill on="false"/>
             <v:stroke on="false"/>
             <v:textbox style="mso-fit-shape-to-text:false" inset="0pt,0pt,0pt,0pt">
@@ -4463,7 +4358,6 @@
                 <w:p>
                   <w:pPr>
                     <w:spacing w:line="240" w:lineRule="auto" w:before="0" w:after="0" w:beforeLines="0" w:afterLines="0"/>
-                    <w:wordWrap w:val="0"/>
                     <w:ind w:left="0" w:right="0" w:firstLine="0"/>
                   </w:pPr>
                   <w:r>
@@ -4483,7 +4377,7 @@
       </w:r>
       <w:r>
         <w:pict>
-          <v:shape id="TextBox459" type="#_x0000_t202" style="position:absolute;left:431.018pt;top:475.911pt;width:9.147pt;height:14.125pt;z-index:10;mso-position-horizontal:absolute;mso-position-vertical:absolute;mso-position-horizontal-relative:page;mso-position-vertical-relative:page;mso-wrap-edited:f;mso-wrap:none;" filled="false" stroked="false" v-text-anchor="top">
+          <v:shape id="TextBox459" type="#_x0000_t202" style="position:absolute;left:431.018pt;top:475.911pt;width:12.080pt;height:18.080pt;z-index:10;mso-position-horizontal:absolute;mso-position-vertical:absolute;mso-position-horizontal-relative:page;mso-position-vertical-relative:page;mso-wrap:square;" filled="false" stroked="false" v-text-anchor="top">
             <v:fill on="false"/>
             <v:stroke on="false"/>
             <v:textbox style="mso-fit-shape-to-text:false" inset="0pt,0pt,0pt,0pt">
@@ -4491,7 +4385,6 @@
                 <w:p>
                   <w:pPr>
                     <w:spacing w:line="240" w:lineRule="auto" w:before="0" w:after="0" w:beforeLines="0" w:afterLines="0"/>
-                    <w:wordWrap w:val="0"/>
                     <w:ind w:left="0" w:right="0" w:firstLine="0"/>
                   </w:pPr>
                   <w:r>
@@ -4511,7 +4404,7 @@
       </w:r>
       <w:r>
         <w:pict>
-          <v:shape id="TextBox460" type="#_x0000_t202" style="position:absolute;left:93.750pt;top:502.723pt;width:466.571pt;height:14.125pt;z-index:10;mso-position-horizontal:absolute;mso-position-vertical:absolute;mso-position-horizontal-relative:page;mso-position-vertical-relative:page;mso-wrap-edited:f;mso-wrap:none;" filled="false" stroked="false" v-text-anchor="top">
+          <v:shape id="TextBox460" type="#_x0000_t202" style="position:absolute;left:93.750pt;top:502.723pt;width:606.290pt;height:18.080pt;z-index:10;mso-position-horizontal:absolute;mso-position-vertical:absolute;mso-position-horizontal-relative:page;mso-position-vertical-relative:page;mso-wrap:square;" filled="false" stroked="false" v-text-anchor="top">
             <v:fill on="false"/>
             <v:stroke on="false"/>
             <v:textbox style="mso-fit-shape-to-text:false" inset="0pt,0pt,0pt,0pt">
@@ -4520,7 +4413,6 @@
                   <w:pPr>
                     <w:spacing w:line="240" w:lineRule="auto" w:before="0" w:after="0" w:beforeLines="0" w:afterLines="0"/>
                     <w:jc w:val="center"/>
-                    <w:wordWrap w:val="0"/>
                     <w:ind w:left="0" w:right="0" w:firstLine="0"/>
                   </w:pPr>
                   <w:r>
@@ -4540,7 +4432,7 @@
       </w:r>
       <w:r>
         <w:pict>
-          <v:shape id="TextBox461" type="#_x0000_t202" style="position:absolute;left:93.750pt;top:518.245pt;width:482.815pt;height:14.125pt;z-index:10;mso-position-horizontal:absolute;mso-position-vertical:absolute;mso-position-horizontal-relative:page;mso-position-vertical-relative:page;mso-wrap-edited:f;mso-wrap:none;" filled="false" stroked="false" v-text-anchor="top">
+          <v:shape id="TextBox461" type="#_x0000_t202" style="position:absolute;left:93.750pt;top:518.245pt;width:547.530pt;height:18.080pt;z-index:10;mso-position-horizontal:absolute;mso-position-vertical:absolute;mso-position-horizontal-relative:page;mso-position-vertical-relative:page;mso-wrap:square;" filled="false" stroked="false" v-text-anchor="top">
             <v:fill on="false"/>
             <v:stroke on="false"/>
             <v:textbox style="mso-fit-shape-to-text:false" inset="0pt,0pt,0pt,0pt">
@@ -4549,7 +4441,6 @@
                   <w:pPr>
                     <w:spacing w:line="240" w:lineRule="auto" w:before="0" w:after="0" w:beforeLines="0" w:afterLines="0"/>
                     <w:jc w:val="center"/>
-                    <w:wordWrap w:val="0"/>
                     <w:ind w:left="0" w:right="0" w:firstLine="0"/>
                   </w:pPr>
                   <w:r>
@@ -4569,7 +4460,7 @@
       </w:r>
       <w:r>
         <w:pict>
-          <v:shape id="TextBox462" type="#_x0000_t202" style="position:absolute;left:93.750pt;top:534.473pt;width:313.880pt;height:14.125pt;z-index:10;mso-position-horizontal:absolute;mso-position-vertical:absolute;mso-position-horizontal-relative:page;mso-position-vertical-relative:page;mso-wrap-edited:f;mso-wrap:none;" filled="false" stroked="false" v-text-anchor="top">
+          <v:shape id="TextBox462" type="#_x0000_t202" style="position:absolute;left:93.750pt;top:534.473pt;width:356.560pt;height:18.080pt;z-index:10;mso-position-horizontal:absolute;mso-position-vertical:absolute;mso-position-horizontal-relative:page;mso-position-vertical-relative:page;mso-wrap:square;" filled="false" stroked="false" v-text-anchor="top">
             <v:fill on="false"/>
             <v:stroke on="false"/>
             <v:textbox style="mso-fit-shape-to-text:false" inset="0pt,0pt,0pt,0pt">
@@ -4577,7 +4468,6 @@
                 <w:p>
                   <w:pPr>
                     <w:spacing w:line="240" w:lineRule="auto" w:before="0" w:after="0" w:beforeLines="0" w:afterLines="0"/>
-                    <w:wordWrap w:val="0"/>
                     <w:ind w:left="0" w:right="0" w:firstLine="0"/>
                   </w:pPr>
                   <w:r>
@@ -4597,7 +4487,7 @@
       </w:r>
       <w:r>
         <w:pict>
-          <v:shape id="TextBox463" type="#_x0000_t202" style="position:absolute;left:93.750pt;top:549.995pt;width:480.866pt;height:14.125pt;z-index:10;mso-position-horizontal:absolute;mso-position-vertical:absolute;mso-position-horizontal-relative:page;mso-position-vertical-relative:page;mso-wrap-edited:f;mso-wrap:none;" filled="false" stroked="false" v-text-anchor="top">
+          <v:shape id="TextBox463" type="#_x0000_t202" style="position:absolute;left:93.750pt;top:549.995pt;width:562.220pt;height:18.080pt;z-index:10;mso-position-horizontal:absolute;mso-position-vertical:absolute;mso-position-horizontal-relative:page;mso-position-vertical-relative:page;mso-wrap:square;" filled="false" stroked="false" v-text-anchor="top">
             <v:fill on="false"/>
             <v:stroke on="false"/>
             <v:textbox style="mso-fit-shape-to-text:false" inset="0pt,0pt,0pt,0pt">
@@ -4606,7 +4496,6 @@
                   <w:pPr>
                     <w:spacing w:line="240" w:lineRule="auto" w:before="0" w:after="0" w:beforeLines="0" w:afterLines="0"/>
                     <w:jc w:val="center"/>
-                    <w:wordWrap w:val="0"/>
                     <w:ind w:left="0" w:right="0" w:firstLine="0"/>
                   </w:pPr>
                   <w:r>
@@ -4626,7 +4515,7 @@
       </w:r>
       <w:r>
         <w:pict>
-          <v:shape id="TextBox464" type="#_x0000_t202" style="position:absolute;left:93.750pt;top:565.517pt;width:365.860pt;height:14.125pt;z-index:10;mso-position-horizontal:absolute;mso-position-vertical:absolute;mso-position-horizontal-relative:page;mso-position-vertical-relative:page;mso-wrap-edited:f;mso-wrap:none;" filled="false" stroked="false" v-text-anchor="top">
+          <v:shape id="TextBox464" type="#_x0000_t202" style="position:absolute;left:93.750pt;top:565.517pt;width:415.320pt;height:18.080pt;z-index:10;mso-position-horizontal:absolute;mso-position-vertical:absolute;mso-position-horizontal-relative:page;mso-position-vertical-relative:page;mso-wrap:square;" filled="false" stroked="false" v-text-anchor="top">
             <v:fill on="false"/>
             <v:stroke on="false"/>
             <v:textbox style="mso-fit-shape-to-text:false" inset="0pt,0pt,0pt,0pt">
@@ -4634,7 +4523,6 @@
                 <w:p>
                   <w:pPr>
                     <w:spacing w:line="240" w:lineRule="auto" w:before="0" w:after="0" w:beforeLines="0" w:afterLines="0"/>
-                    <w:wordWrap w:val="0"/>
                     <w:ind w:left="0" w:right="0" w:firstLine="0"/>
                   </w:pPr>
                   <w:r>
@@ -4654,7 +4542,7 @@
       </w:r>
       <w:r>
         <w:pict>
-          <v:shape id="TextBox465" type="#_x0000_t202" style="position:absolute;left:116.328pt;top:581.745pt;width:144.945pt;height:14.125pt;z-index:10;mso-position-horizontal:absolute;mso-position-vertical:absolute;mso-position-horizontal-relative:page;mso-position-vertical-relative:page;mso-wrap-edited:f;mso-wrap:none;" filled="false" stroked="false" v-text-anchor="top">
+          <v:shape id="TextBox465" type="#_x0000_t202" style="position:absolute;left:116.328pt;top:581.745pt;width:165.590pt;height:18.080pt;z-index:10;mso-position-horizontal:absolute;mso-position-vertical:absolute;mso-position-horizontal-relative:page;mso-position-vertical-relative:page;mso-wrap:square;" filled="false" stroked="false" v-text-anchor="top">
             <v:fill on="false"/>
             <v:stroke on="false"/>
             <v:textbox style="mso-fit-shape-to-text:false" inset="0pt,0pt,0pt,0pt">
@@ -4662,7 +4550,6 @@
                 <w:p>
                   <w:pPr>
                     <w:spacing w:line="240" w:lineRule="auto" w:before="0" w:after="0" w:beforeLines="0" w:afterLines="0"/>
-                    <w:wordWrap w:val="0"/>
                     <w:ind w:left="0" w:right="0" w:firstLine="0"/>
                   </w:pPr>
                   <w:r>
@@ -4682,7 +4569,7 @@
       </w:r>
       <w:r>
         <w:pict>
-          <v:shape id="TextBox466" type="#_x0000_t202" style="position:absolute;left:240.506pt;top:581.745pt;width:9.147pt;height:14.125pt;z-index:10;mso-position-horizontal:absolute;mso-position-vertical:absolute;mso-position-horizontal-relative:page;mso-position-vertical-relative:page;mso-wrap-edited:f;mso-wrap:none;" filled="false" stroked="false" v-text-anchor="top">
+          <v:shape id="TextBox466" type="#_x0000_t202" style="position:absolute;left:240.506pt;top:581.745pt;width:12.080pt;height:18.080pt;z-index:10;mso-position-horizontal:absolute;mso-position-vertical:absolute;mso-position-horizontal-relative:page;mso-position-vertical-relative:page;mso-wrap:square;" filled="false" stroked="false" v-text-anchor="top">
             <v:fill on="false"/>
             <v:stroke on="false"/>
             <v:textbox style="mso-fit-shape-to-text:false" inset="0pt,0pt,0pt,0pt">
@@ -4690,7 +4577,6 @@
                 <w:p>
                   <w:pPr>
                     <w:spacing w:line="240" w:lineRule="auto" w:before="0" w:after="0" w:beforeLines="0" w:afterLines="0"/>
-                    <w:wordWrap w:val="0"/>
                     <w:ind w:left="0" w:right="0" w:firstLine="0"/>
                   </w:pPr>
                   <w:r>
@@ -4710,7 +4596,7 @@
       </w:r>
       <w:r>
         <w:pict>
-          <v:shape id="TextBox467" type="#_x0000_t202" style="position:absolute;left:116.328pt;top:602.206pt;width:144.945pt;height:14.125pt;z-index:10;mso-position-horizontal:absolute;mso-position-vertical:absolute;mso-position-horizontal-relative:page;mso-position-vertical-relative:page;mso-wrap-edited:f;mso-wrap:none;" filled="false" stroked="false" v-text-anchor="top">
+          <v:shape id="TextBox467" type="#_x0000_t202" style="position:absolute;left:116.328pt;top:602.206pt;width:165.590pt;height:18.080pt;z-index:10;mso-position-horizontal:absolute;mso-position-vertical:absolute;mso-position-horizontal-relative:page;mso-position-vertical-relative:page;mso-wrap:square;" filled="false" stroked="false" v-text-anchor="top">
             <v:fill on="false"/>
             <v:stroke on="false"/>
             <v:textbox style="mso-fit-shape-to-text:false" inset="0pt,0pt,0pt,0pt">
@@ -4718,7 +4604,6 @@
                 <w:p>
                   <w:pPr>
                     <w:spacing w:line="240" w:lineRule="auto" w:before="0" w:after="0" w:beforeLines="0" w:afterLines="0"/>
-                    <w:wordWrap w:val="0"/>
                     <w:ind w:left="0" w:right="0" w:firstLine="0"/>
                   </w:pPr>
                   <w:r>
@@ -4738,7 +4623,7 @@
       </w:r>
       <w:r>
         <w:pict>
-          <v:shape id="TextBox468" type="#_x0000_t202" style="position:absolute;left:240.506pt;top:602.206pt;width:9.147pt;height:14.125pt;z-index:10;mso-position-horizontal:absolute;mso-position-vertical:absolute;mso-position-horizontal-relative:page;mso-position-vertical-relative:page;mso-wrap-edited:f;mso-wrap:none;" filled="false" stroked="false" v-text-anchor="top">
+          <v:shape id="TextBox468" type="#_x0000_t202" style="position:absolute;left:240.506pt;top:602.206pt;width:12.080pt;height:18.080pt;z-index:10;mso-position-horizontal:absolute;mso-position-vertical:absolute;mso-position-horizontal-relative:page;mso-position-vertical-relative:page;mso-wrap:square;" filled="false" stroked="false" v-text-anchor="top">
             <v:fill on="false"/>
             <v:stroke on="false"/>
             <v:textbox style="mso-fit-shape-to-text:false" inset="0pt,0pt,0pt,0pt">
@@ -4746,7 +4631,6 @@
                 <w:p>
                   <w:pPr>
                     <w:spacing w:line="240" w:lineRule="auto" w:before="0" w:after="0" w:beforeLines="0" w:afterLines="0"/>
-                    <w:wordWrap w:val="0"/>
                     <w:ind w:left="0" w:right="0" w:firstLine="0"/>
                   </w:pPr>
                   <w:r>
@@ -4766,7 +4650,7 @@
       </w:r>
       <w:r>
         <w:pict>
-          <v:shape id="TextBox469" type="#_x0000_t202" style="position:absolute;left:301.000pt;top:761.721pt;width:14.650pt;height:12.500pt;z-index:10;mso-position-horizontal:absolute;mso-position-vertical:absolute;mso-position-horizontal-relative:page;mso-position-vertical-relative:page;mso-wrap-edited:f;mso-wrap:none;" filled="false" stroked="false" v-text-anchor="top">
+          <v:shape id="TextBox469" type="#_x0000_t202" style="position:absolute;left:301.000pt;top:761.721pt;width:18.456pt;height:16.000pt;z-index:10;mso-position-horizontal:absolute;mso-position-vertical:absolute;mso-position-horizontal-relative:page;mso-position-vertical-relative:page;mso-wrap:square;" filled="false" stroked="false" v-text-anchor="top">
             <v:fill on="false"/>
             <v:stroke on="false"/>
             <v:textbox style="mso-fit-shape-to-text:false" inset="0pt,0pt,0pt,0pt">
@@ -4775,7 +4659,6 @@
                   <w:pPr>
                     <w:spacing w:line="240" w:lineRule="auto" w:before="0" w:after="0" w:beforeLines="0" w:afterLines="0"/>
                     <w:jc w:val="center"/>
-                    <w:wordWrap w:val="0"/>
                     <w:ind w:left="0" w:right="0" w:firstLine="0"/>
                   </w:pPr>
                   <w:r>
@@ -5268,7 +5151,7 @@
       </w:r>
       <w:r>
         <w:pict>
-          <v:shape id="TextBox544" type="#_x0000_t202" style="position:absolute;left:153.149pt;top:41.795pt;width:300.287pt;height:12.375pt;z-index:10;mso-position-horizontal:absolute;mso-position-vertical:absolute;mso-position-horizontal-relative:page;mso-position-vertical-relative:page;mso-wrap-edited:f;mso-wrap:none;" filled="false" stroked="false" v-text-anchor="top">
+          <v:shape id="TextBox544" type="#_x0000_t202" style="position:absolute;left:153.149pt;top:41.795pt;width:364.360pt;height:15.840pt;z-index:10;mso-position-horizontal:absolute;mso-position-vertical:absolute;mso-position-horizontal-relative:page;mso-position-vertical-relative:page;mso-wrap:square;" filled="false" stroked="false" v-text-anchor="top">
             <v:fill on="false"/>
             <v:stroke on="false"/>
             <v:textbox style="mso-fit-shape-to-text:false" inset="0pt,0pt,0pt,0pt">
@@ -5277,7 +5160,6 @@
                   <w:pPr>
                     <w:spacing w:line="240" w:lineRule="auto" w:before="0" w:after="0" w:beforeLines="0" w:afterLines="0"/>
                     <w:jc w:val="center"/>
-                    <w:wordWrap w:val="0"/>
                     <w:ind w:left="0" w:right="0" w:firstLine="0"/>
                   </w:pPr>
                   <w:r>
@@ -5297,7 +5179,7 @@
       </w:r>
       <w:r>
         <w:pict>
-          <v:shape id="TextBox545" type="#_x0000_t202" style="position:absolute;left:153.149pt;top:55.200pt;width:312.811pt;height:12.375pt;z-index:10;mso-position-horizontal:absolute;mso-position-vertical:absolute;mso-position-horizontal-relative:page;mso-position-vertical-relative:page;mso-wrap-edited:f;mso-wrap:none;" filled="false" stroked="false" v-text-anchor="top">
+          <v:shape id="TextBox545" type="#_x0000_t202" style="position:absolute;left:153.149pt;top:55.200pt;width:377.230pt;height:15.840pt;z-index:10;mso-position-horizontal:absolute;mso-position-vertical:absolute;mso-position-horizontal-relative:page;mso-position-vertical-relative:page;mso-wrap:square;" filled="false" stroked="false" v-text-anchor="top">
             <v:fill on="false"/>
             <v:stroke on="false"/>
             <v:textbox style="mso-fit-shape-to-text:false" inset="0pt,0pt,0pt,0pt">
@@ -5306,7 +5188,6 @@
                   <w:pPr>
                     <w:spacing w:line="240" w:lineRule="auto" w:before="0" w:after="0" w:beforeLines="0" w:afterLines="0"/>
                     <w:jc w:val="center"/>
-                    <w:wordWrap w:val="0"/>
                     <w:ind w:left="0" w:right="0" w:firstLine="0"/>
                   </w:pPr>
                   <w:r>
@@ -5326,7 +5207,7 @@
       </w:r>
       <w:r>
         <w:pict>
-          <v:shape id="TextBox546" type="#_x0000_t202" style="position:absolute;left:440.179pt;top:58.728pt;width:8.262pt;height:12.375pt;z-index:10;mso-position-horizontal:absolute;mso-position-vertical:absolute;mso-position-horizontal-relative:page;mso-position-vertical-relative:page;mso-wrap-edited:f;mso-wrap:none;" filled="false" stroked="false" v-text-anchor="top">
+          <v:shape id="TextBox546" type="#_x0000_t202" style="position:absolute;left:440.179pt;top:58.728pt;width:11.079pt;height:15.840pt;z-index:10;mso-position-horizontal:absolute;mso-position-vertical:absolute;mso-position-horizontal-relative:page;mso-position-vertical-relative:page;mso-wrap:square;" filled="false" stroked="false" v-text-anchor="top">
             <v:fill on="false"/>
             <v:stroke on="false"/>
             <v:textbox style="mso-fit-shape-to-text:false" inset="0pt,0pt,0pt,0pt">
@@ -5334,7 +5215,6 @@
                 <w:p>
                   <w:pPr>
                     <w:spacing w:line="240" w:lineRule="auto" w:before="0" w:after="0" w:beforeLines="0" w:afterLines="0"/>
-                    <w:wordWrap w:val="0"/>
                     <w:ind w:left="0" w:right="0" w:firstLine="0"/>
                   </w:pPr>
                   <w:r>
@@ -5354,7 +5234,7 @@
       </w:r>
       <w:r>
         <w:pict>
-          <v:shape id="TextBox547" type="#_x0000_t202" style="position:absolute;left:153.149pt;top:69.311pt;width:305.980pt;height:12.375pt;z-index:10;mso-position-horizontal:absolute;mso-position-vertical:absolute;mso-position-horizontal-relative:page;mso-position-vertical-relative:page;mso-wrap-edited:f;mso-wrap:none;" filled="false" stroked="false" v-text-anchor="top">
+          <v:shape id="TextBox547" type="#_x0000_t202" style="position:absolute;left:153.149pt;top:69.311pt;width:351.490pt;height:15.840pt;z-index:10;mso-position-horizontal:absolute;mso-position-vertical:absolute;mso-position-horizontal-relative:page;mso-position-vertical-relative:page;mso-wrap:square;" filled="false" stroked="false" v-text-anchor="top">
             <v:fill on="false"/>
             <v:stroke on="false"/>
             <v:textbox style="mso-fit-shape-to-text:false" inset="0pt,0pt,0pt,0pt">
@@ -5363,7 +5243,6 @@
                   <w:pPr>
                     <w:spacing w:line="240" w:lineRule="auto" w:before="0" w:after="0" w:beforeLines="0" w:afterLines="0"/>
                     <w:jc w:val="center"/>
-                    <w:wordWrap w:val="0"/>
                     <w:ind w:left="0" w:right="0" w:firstLine="0"/>
                   </w:pPr>
                   <w:r>
@@ -5383,7 +5262,7 @@
       </w:r>
       <w:r>
         <w:pict>
-          <v:shape id="TextBox548" type="#_x0000_t202" style="position:absolute;left:153.149pt;top:82.717pt;width:24.770pt;height:12.375pt;z-index:10;mso-position-horizontal:absolute;mso-position-vertical:absolute;mso-position-horizontal-relative:page;mso-position-vertical-relative:page;mso-wrap-edited:f;mso-wrap:none;" filled="false" stroked="false" v-text-anchor="top">
+          <v:shape id="TextBox548" type="#_x0000_t202" style="position:absolute;left:153.149pt;top:82.717pt;width:29.740pt;height:15.840pt;z-index:10;mso-position-horizontal:absolute;mso-position-vertical:absolute;mso-position-horizontal-relative:page;mso-position-vertical-relative:page;mso-wrap:square;" filled="false" stroked="false" v-text-anchor="top">
             <v:fill on="false"/>
             <v:stroke on="false"/>
             <v:textbox style="mso-fit-shape-to-text:false" inset="0pt,0pt,0pt,0pt">
@@ -5391,7 +5270,6 @@
                 <w:p>
                   <w:pPr>
                     <w:spacing w:line="240" w:lineRule="auto" w:before="0" w:after="0" w:beforeLines="0" w:afterLines="0"/>
-                    <w:wordWrap w:val="0"/>
                     <w:ind w:left="0" w:right="0" w:firstLine="0"/>
                   </w:pPr>
                   <w:r>
@@ -5411,7 +5289,7 @@
       </w:r>
       <w:r>
         <w:pict>
-          <v:shape id="TextBox549" type="#_x0000_t202" style="position:absolute;left:153.149pt;top:122.934pt;width:36.572pt;height:12.375pt;z-index:10;mso-position-horizontal:absolute;mso-position-vertical:absolute;mso-position-horizontal-relative:page;mso-position-vertical-relative:page;mso-wrap-edited:f;mso-wrap:none;" filled="false" stroked="false" v-text-anchor="top">
+          <v:shape id="TextBox549" type="#_x0000_t202" style="position:absolute;left:153.149pt;top:122.934pt;width:38.572pt;height:15.840pt;z-index:10;mso-position-horizontal:absolute;mso-position-vertical:absolute;mso-position-horizontal-relative:page;mso-position-vertical-relative:page;mso-wrap:square;" filled="false" stroked="false" v-text-anchor="top">
             <v:fill on="false"/>
             <v:stroke on="false"/>
             <v:textbox style="mso-fit-shape-to-text:false" inset="0pt,0pt,0pt,0pt">
@@ -5419,7 +5297,6 @@
                 <w:p>
                   <w:pPr>
                     <w:spacing w:line="240" w:lineRule="auto" w:before="0" w:after="0" w:beforeLines="0" w:afterLines="0"/>
-                    <w:wordWrap w:val="0"/>
                     <w:ind w:left="0" w:right="0" w:firstLine="0"/>
                   </w:pPr>
                   <w:r>
@@ -5439,7 +5316,7 @@
       </w:r>
       <w:r>
         <w:pict>
-          <v:shape id="TextBox550" type="#_x0000_t202" style="position:absolute;left:440.179pt;top:122.934pt;width:8.262pt;height:12.375pt;z-index:10;mso-position-horizontal:absolute;mso-position-vertical:absolute;mso-position-horizontal-relative:page;mso-position-vertical-relative:page;mso-wrap-edited:f;mso-wrap:none;" filled="false" stroked="false" v-text-anchor="top">
+          <v:shape id="TextBox550" type="#_x0000_t202" style="position:absolute;left:440.179pt;top:122.934pt;width:11.079pt;height:15.840pt;z-index:10;mso-position-horizontal:absolute;mso-position-vertical:absolute;mso-position-horizontal-relative:page;mso-position-vertical-relative:page;mso-wrap:square;" filled="false" stroked="false" v-text-anchor="top">
             <v:fill on="false"/>
             <v:stroke on="false"/>
             <v:textbox style="mso-fit-shape-to-text:false" inset="0pt,0pt,0pt,0pt">
@@ -5447,7 +5324,6 @@
                 <w:p>
                   <w:pPr>
                     <w:spacing w:line="240" w:lineRule="auto" w:before="0" w:after="0" w:beforeLines="0" w:afterLines="0"/>
-                    <w:wordWrap w:val="0"/>
                     <w:ind w:left="0" w:right="0" w:firstLine="0"/>
                   </w:pPr>
                   <w:r>
@@ -5467,7 +5343,7 @@
       </w:r>
       <w:r>
         <w:pict>
-          <v:shape id="TextBox551" type="#_x0000_t202" style="position:absolute;left:153.149pt;top:169.501pt;width:190.422pt;height:12.375pt;z-index:10;mso-position-horizontal:absolute;mso-position-vertical:absolute;mso-position-horizontal-relative:page;mso-position-vertical-relative:page;mso-wrap-edited:f;mso-wrap:none;" filled="false" stroked="false" v-text-anchor="top">
+          <v:shape id="TextBox551" type="#_x0000_t202" style="position:absolute;left:153.149pt;top:169.501pt;width:222.790pt;height:15.840pt;z-index:10;mso-position-horizontal:absolute;mso-position-vertical:absolute;mso-position-horizontal-relative:page;mso-position-vertical-relative:page;mso-wrap:square;" filled="false" stroked="false" v-text-anchor="top">
             <v:fill on="false"/>
             <v:stroke on="false"/>
             <v:textbox style="mso-fit-shape-to-text:false" inset="0pt,0pt,0pt,0pt">
@@ -5475,7 +5351,6 @@
                 <w:p>
                   <w:pPr>
                     <w:spacing w:line="240" w:lineRule="auto" w:before="0" w:after="0" w:beforeLines="0" w:afterLines="0"/>
-                    <w:wordWrap w:val="0"/>
                     <w:ind w:left="0" w:right="0" w:firstLine="0"/>
                   </w:pPr>
                   <w:r>
@@ -5495,7 +5370,7 @@
       </w:r>
       <w:r>
         <w:pict>
-          <v:shape id="TextBox552" type="#_x0000_t202" style="position:absolute;left:440.179pt;top:169.501pt;width:8.262pt;height:12.375pt;z-index:10;mso-position-horizontal:absolute;mso-position-vertical:absolute;mso-position-horizontal-relative:page;mso-position-vertical-relative:page;mso-wrap-edited:f;mso-wrap:none;" filled="false" stroked="false" v-text-anchor="top">
+          <v:shape id="TextBox552" type="#_x0000_t202" style="position:absolute;left:440.179pt;top:169.501pt;width:11.079pt;height:15.840pt;z-index:10;mso-position-horizontal:absolute;mso-position-vertical:absolute;mso-position-horizontal-relative:page;mso-position-vertical-relative:page;mso-wrap:square;" filled="false" stroked="false" v-text-anchor="top">
             <v:fill on="false"/>
             <v:stroke on="false"/>
             <v:textbox style="mso-fit-shape-to-text:false" inset="0pt,0pt,0pt,0pt">
@@ -5503,7 +5378,6 @@
                 <w:p>
                   <w:pPr>
                     <w:spacing w:line="240" w:lineRule="auto" w:before="0" w:after="0" w:beforeLines="0" w:afterLines="0"/>
-                    <w:wordWrap w:val="0"/>
                     <w:ind w:left="0" w:right="0" w:firstLine="0"/>
                   </w:pPr>
                   <w:r>
@@ -5523,7 +5397,7 @@
       </w:r>
       <w:r>
         <w:pict>
-          <v:shape id="TextBox553" type="#_x0000_t202" style="position:absolute;left:153.149pt;top:216.773pt;width:315.657pt;height:12.375pt;z-index:10;mso-position-horizontal:absolute;mso-position-vertical:absolute;mso-position-horizontal-relative:page;mso-position-vertical-relative:page;mso-wrap-edited:f;mso-wrap:none;" filled="false" stroked="false" v-text-anchor="top">
+          <v:shape id="TextBox553" type="#_x0000_t202" style="position:absolute;left:153.149pt;top:216.773pt;width:364.360pt;height:15.840pt;z-index:10;mso-position-horizontal:absolute;mso-position-vertical:absolute;mso-position-horizontal-relative:page;mso-position-vertical-relative:page;mso-wrap:square;" filled="false" stroked="false" v-text-anchor="top">
             <v:fill on="false"/>
             <v:stroke on="false"/>
             <v:textbox style="mso-fit-shape-to-text:false" inset="0pt,0pt,0pt,0pt">
@@ -5532,7 +5406,6 @@
                   <w:pPr>
                     <w:spacing w:line="240" w:lineRule="auto" w:before="0" w:after="0" w:beforeLines="0" w:afterLines="0"/>
                     <w:jc w:val="center"/>
-                    <w:wordWrap w:val="0"/>
                     <w:ind w:left="0" w:right="0" w:firstLine="0"/>
                   </w:pPr>
                   <w:r>
@@ -5552,7 +5425,7 @@
       </w:r>
       <w:r>
         <w:pict>
-          <v:shape id="TextBox554" type="#_x0000_t202" style="position:absolute;left:440.179pt;top:219.595pt;width:8.262pt;height:12.375pt;z-index:10;mso-position-horizontal:absolute;mso-position-vertical:absolute;mso-position-horizontal-relative:page;mso-position-vertical-relative:page;mso-wrap-edited:f;mso-wrap:none;" filled="false" stroked="false" v-text-anchor="top">
+          <v:shape id="TextBox554" type="#_x0000_t202" style="position:absolute;left:440.179pt;top:219.595pt;width:11.079pt;height:15.840pt;z-index:10;mso-position-horizontal:absolute;mso-position-vertical:absolute;mso-position-horizontal-relative:page;mso-position-vertical-relative:page;mso-wrap:square;" filled="false" stroked="false" v-text-anchor="top">
             <v:fill on="false"/>
             <v:stroke on="false"/>
             <v:textbox style="mso-fit-shape-to-text:false" inset="0pt,0pt,0pt,0pt">
@@ -5560,7 +5433,6 @@
                 <w:p>
                   <w:pPr>
                     <w:spacing w:line="240" w:lineRule="auto" w:before="0" w:after="0" w:beforeLines="0" w:afterLines="0"/>
-                    <w:wordWrap w:val="0"/>
                     <w:ind w:left="0" w:right="0" w:firstLine="0"/>
                   </w:pPr>
                   <w:r>
@@ -5580,7 +5452,7 @@
       </w:r>
       <w:r>
         <w:pict>
-          <v:shape id="TextBox555" type="#_x0000_t202" style="position:absolute;left:153.149pt;top:230.179pt;width:24.770pt;height:12.375pt;z-index:10;mso-position-horizontal:absolute;mso-position-vertical:absolute;mso-position-horizontal-relative:page;mso-position-vertical-relative:page;mso-wrap-edited:f;mso-wrap:none;" filled="false" stroked="false" v-text-anchor="top">
+          <v:shape id="TextBox555" type="#_x0000_t202" style="position:absolute;left:153.149pt;top:230.179pt;width:29.740pt;height:15.840pt;z-index:10;mso-position-horizontal:absolute;mso-position-vertical:absolute;mso-position-horizontal-relative:page;mso-position-vertical-relative:page;mso-wrap:square;" filled="false" stroked="false" v-text-anchor="top">
             <v:fill on="false"/>
             <v:stroke on="false"/>
             <v:textbox style="mso-fit-shape-to-text:false" inset="0pt,0pt,0pt,0pt">
@@ -5588,7 +5460,6 @@
                 <w:p>
                   <w:pPr>
                     <w:spacing w:line="240" w:lineRule="auto" w:before="0" w:after="0" w:beforeLines="0" w:afterLines="0"/>
-                    <w:wordWrap w:val="0"/>
                     <w:ind w:left="0" w:right="0" w:firstLine="0"/>
                   </w:pPr>
                   <w:r>
@@ -5608,7 +5479,7 @@
       </w:r>
       <w:r>
         <w:pict>
-          <v:shape id="TextBox556" type="#_x0000_t202" style="position:absolute;left:153.149pt;top:270.396pt;width:315.657pt;height:12.375pt;z-index:10;mso-position-horizontal:absolute;mso-position-vertical:absolute;mso-position-horizontal-relative:page;mso-position-vertical-relative:page;mso-wrap-edited:f;mso-wrap:none;" filled="false" stroked="false" v-text-anchor="top">
+          <v:shape id="TextBox556" type="#_x0000_t202" style="position:absolute;left:153.149pt;top:270.396pt;width:364.360pt;height:15.840pt;z-index:10;mso-position-horizontal:absolute;mso-position-vertical:absolute;mso-position-horizontal-relative:page;mso-position-vertical-relative:page;mso-wrap:square;" filled="false" stroked="false" v-text-anchor="top">
             <v:fill on="false"/>
             <v:stroke on="false"/>
             <v:textbox style="mso-fit-shape-to-text:false" inset="0pt,0pt,0pt,0pt">
@@ -5617,7 +5488,6 @@
                   <w:pPr>
                     <w:spacing w:line="240" w:lineRule="auto" w:before="0" w:after="0" w:beforeLines="0" w:afterLines="0"/>
                     <w:jc w:val="center"/>
-                    <w:wordWrap w:val="0"/>
                     <w:ind w:left="0" w:right="0" w:firstLine="0"/>
                   </w:pPr>
                   <w:r>
@@ -5637,7 +5507,7 @@
       </w:r>
       <w:r>
         <w:pict>
-          <v:shape id="TextBox557" type="#_x0000_t202" style="position:absolute;left:440.179pt;top:273.923pt;width:8.262pt;height:12.375pt;z-index:10;mso-position-horizontal:absolute;mso-position-vertical:absolute;mso-position-horizontal-relative:page;mso-position-vertical-relative:page;mso-wrap-edited:f;mso-wrap:none;" filled="false" stroked="false" v-text-anchor="top">
+          <v:shape id="TextBox557" type="#_x0000_t202" style="position:absolute;left:440.179pt;top:273.923pt;width:11.079pt;height:15.840pt;z-index:10;mso-position-horizontal:absolute;mso-position-vertical:absolute;mso-position-horizontal-relative:page;mso-position-vertical-relative:page;mso-wrap:square;" filled="false" stroked="false" v-text-anchor="top">
             <v:fill on="false"/>
             <v:stroke on="false"/>
             <v:textbox style="mso-fit-shape-to-text:false" inset="0pt,0pt,0pt,0pt">
@@ -5645,7 +5515,6 @@
                 <w:p>
                   <w:pPr>
                     <w:spacing w:line="240" w:lineRule="auto" w:before="0" w:after="0" w:beforeLines="0" w:afterLines="0"/>
-                    <w:wordWrap w:val="0"/>
                     <w:ind w:left="0" w:right="0" w:firstLine="0"/>
                   </w:pPr>
                   <w:r>
@@ -5665,7 +5534,7 @@
       </w:r>
       <w:r>
         <w:pict>
-          <v:shape id="TextBox558" type="#_x0000_t202" style="position:absolute;left:153.149pt;top:283.801pt;width:24.770pt;height:12.375pt;z-index:10;mso-position-horizontal:absolute;mso-position-vertical:absolute;mso-position-horizontal-relative:page;mso-position-vertical-relative:page;mso-wrap-edited:f;mso-wrap:none;" filled="false" stroked="false" v-text-anchor="top">
+          <v:shape id="TextBox558" type="#_x0000_t202" style="position:absolute;left:153.149pt;top:283.801pt;width:29.740pt;height:15.840pt;z-index:10;mso-position-horizontal:absolute;mso-position-vertical:absolute;mso-position-horizontal-relative:page;mso-position-vertical-relative:page;mso-wrap:square;" filled="false" stroked="false" v-text-anchor="top">
             <v:fill on="false"/>
             <v:stroke on="false"/>
             <v:textbox style="mso-fit-shape-to-text:false" inset="0pt,0pt,0pt,0pt">
@@ -5673,7 +5542,6 @@
                 <w:p>
                   <w:pPr>
                     <w:spacing w:line="240" w:lineRule="auto" w:before="0" w:after="0" w:beforeLines="0" w:afterLines="0"/>
-                    <w:wordWrap w:val="0"/>
                     <w:ind w:left="0" w:right="0" w:firstLine="0"/>
                   </w:pPr>
                   <w:r>
@@ -5693,7 +5561,7 @@
       </w:r>
       <w:r>
         <w:pict>
-          <v:shape id="TextBox559" type="#_x0000_t202" style="position:absolute;left:153.149pt;top:324.018pt;width:13.385pt;height:12.375pt;z-index:10;mso-position-horizontal:absolute;mso-position-vertical:absolute;mso-position-horizontal-relative:page;mso-position-vertical-relative:page;mso-wrap-edited:f;mso-wrap:none;" filled="false" stroked="false" v-text-anchor="top">
+          <v:shape id="TextBox559" type="#_x0000_t202" style="position:absolute;left:153.149pt;top:324.018pt;width:16.870pt;height:15.840pt;z-index:10;mso-position-horizontal:absolute;mso-position-vertical:absolute;mso-position-horizontal-relative:page;mso-position-vertical-relative:page;mso-wrap:square;" filled="false" stroked="false" v-text-anchor="top">
             <v:fill on="false"/>
             <v:stroke on="false"/>
             <v:textbox style="mso-fit-shape-to-text:false" inset="0pt,0pt,0pt,0pt">
@@ -5701,7 +5569,6 @@
                 <w:p>
                   <w:pPr>
                     <w:spacing w:line="240" w:lineRule="auto" w:before="0" w:after="0" w:beforeLines="0" w:afterLines="0"/>
-                    <w:wordWrap w:val="0"/>
                     <w:ind w:left="0" w:right="0" w:firstLine="0"/>
                   </w:pPr>
                   <w:r>
@@ -5721,7 +5588,7 @@
       </w:r>
       <w:r>
         <w:pict>
-          <v:shape id="TextBox560" type="#_x0000_t202" style="position:absolute;left:171.163pt;top:324.018pt;width:8.262pt;height:12.375pt;z-index:10;mso-position-horizontal:absolute;mso-position-vertical:absolute;mso-position-horizontal-relative:page;mso-position-vertical-relative:page;mso-wrap-edited:f;mso-wrap:none;" filled="false" stroked="false" v-text-anchor="top">
+          <v:shape id="TextBox560" type="#_x0000_t202" style="position:absolute;left:171.163pt;top:324.018pt;width:11.156pt;height:15.840pt;z-index:10;mso-position-horizontal:absolute;mso-position-vertical:absolute;mso-position-horizontal-relative:page;mso-position-vertical-relative:page;mso-wrap:square;" filled="false" stroked="false" v-text-anchor="top">
             <v:fill on="false"/>
             <v:stroke on="false"/>
             <v:textbox style="mso-fit-shape-to-text:false" inset="0pt,0pt,0pt,0pt">
@@ -5729,7 +5596,6 @@
                 <w:p>
                   <w:pPr>
                     <w:spacing w:line="240" w:lineRule="auto" w:before="0" w:after="0" w:beforeLines="0" w:afterLines="0"/>
-                    <w:wordWrap w:val="0"/>
                     <w:ind w:left="0" w:right="0" w:firstLine="0"/>
                   </w:pPr>
                   <w:r>
@@ -5749,7 +5615,7 @@
       </w:r>
       <w:r>
         <w:pict>
-          <v:shape id="TextBox561" type="#_x0000_t202" style="position:absolute;left:184.230pt;top:324.018pt;width:13.385pt;height:12.375pt;z-index:10;mso-position-horizontal:absolute;mso-position-vertical:absolute;mso-position-horizontal-relative:page;mso-position-vertical-relative:page;mso-wrap-edited:f;mso-wrap:none;" filled="false" stroked="false" v-text-anchor="top">
+          <v:shape id="TextBox561" type="#_x0000_t202" style="position:absolute;left:184.230pt;top:324.018pt;width:16.870pt;height:15.840pt;z-index:10;mso-position-horizontal:absolute;mso-position-vertical:absolute;mso-position-horizontal-relative:page;mso-position-vertical-relative:page;mso-wrap:square;" filled="false" stroked="false" v-text-anchor="top">
             <v:fill on="false"/>
             <v:stroke on="false"/>
             <v:textbox style="mso-fit-shape-to-text:false" inset="0pt,0pt,0pt,0pt">
@@ -5757,7 +5623,6 @@
                 <w:p>
                   <w:pPr>
                     <w:spacing w:line="240" w:lineRule="auto" w:before="0" w:after="0" w:beforeLines="0" w:afterLines="0"/>
-                    <w:wordWrap w:val="0"/>
                     <w:ind w:left="0" w:right="0" w:firstLine="0"/>
                   </w:pPr>
                   <w:r>
@@ -5777,7 +5642,7 @@
       </w:r>
       <w:r>
         <w:pict>
-          <v:shape id="TextBox562" type="#_x0000_t202" style="position:absolute;left:202.237pt;top:324.018pt;width:13.385pt;height:12.375pt;z-index:10;mso-position-horizontal:absolute;mso-position-vertical:absolute;mso-position-horizontal-relative:page;mso-position-vertical-relative:page;mso-wrap-edited:f;mso-wrap:none;" filled="false" stroked="false" v-text-anchor="top">
+          <v:shape id="TextBox562" type="#_x0000_t202" style="position:absolute;left:202.237pt;top:324.018pt;width:16.870pt;height:15.840pt;z-index:10;mso-position-horizontal:absolute;mso-position-vertical:absolute;mso-position-horizontal-relative:page;mso-position-vertical-relative:page;mso-wrap:square;" filled="false" stroked="false" v-text-anchor="top">
             <v:fill on="false"/>
             <v:stroke on="false"/>
             <v:textbox style="mso-fit-shape-to-text:false" inset="0pt,0pt,0pt,0pt">
@@ -5785,7 +5650,6 @@
                 <w:p>
                   <w:pPr>
                     <w:spacing w:line="240" w:lineRule="auto" w:before="0" w:after="0" w:beforeLines="0" w:afterLines="0"/>
-                    <w:wordWrap w:val="0"/>
                     <w:ind w:left="0" w:right="0" w:firstLine="0"/>
                   </w:pPr>
                   <w:r>
@@ -5805,7 +5669,7 @@
       </w:r>
       <w:r>
         <w:pict>
-          <v:shape id="TextBox563" type="#_x0000_t202" style="position:absolute;left:220.243pt;top:324.018pt;width:13.385pt;height:12.375pt;z-index:10;mso-position-horizontal:absolute;mso-position-vertical:absolute;mso-position-horizontal-relative:page;mso-position-vertical-relative:page;mso-wrap-edited:f;mso-wrap:none;" filled="false" stroked="false" v-text-anchor="top">
+          <v:shape id="TextBox563" type="#_x0000_t202" style="position:absolute;left:220.243pt;top:324.018pt;width:16.870pt;height:15.840pt;z-index:10;mso-position-horizontal:absolute;mso-position-vertical:absolute;mso-position-horizontal-relative:page;mso-position-vertical-relative:page;mso-wrap:square;" filled="false" stroked="false" v-text-anchor="top">
             <v:fill on="false"/>
             <v:stroke on="false"/>
             <v:textbox style="mso-fit-shape-to-text:false" inset="0pt,0pt,0pt,0pt">
@@ -5813,7 +5677,6 @@
                 <w:p>
                   <w:pPr>
                     <w:spacing w:line="240" w:lineRule="auto" w:before="0" w:after="0" w:beforeLines="0" w:afterLines="0"/>
-                    <w:wordWrap w:val="0"/>
                     <w:ind w:left="0" w:right="0" w:firstLine="0"/>
                   </w:pPr>
                   <w:r>
@@ -5833,7 +5696,7 @@
       </w:r>
       <w:r>
         <w:pict>
-          <v:shape id="TextBox564" type="#_x0000_t202" style="position:absolute;left:238.250pt;top:324.018pt;width:13.385pt;height:12.375pt;z-index:10;mso-position-horizontal:absolute;mso-position-vertical:absolute;mso-position-horizontal-relative:page;mso-position-vertical-relative:page;mso-wrap-edited:f;mso-wrap:none;" filled="false" stroked="false" v-text-anchor="top">
+          <v:shape id="TextBox564" type="#_x0000_t202" style="position:absolute;left:238.250pt;top:324.018pt;width:16.870pt;height:15.840pt;z-index:10;mso-position-horizontal:absolute;mso-position-vertical:absolute;mso-position-horizontal-relative:page;mso-position-vertical-relative:page;mso-wrap:square;" filled="false" stroked="false" v-text-anchor="top">
             <v:fill on="false"/>
             <v:stroke on="false"/>
             <v:textbox style="mso-fit-shape-to-text:false" inset="0pt,0pt,0pt,0pt">
@@ -5841,7 +5704,6 @@
                 <w:p>
                   <w:pPr>
                     <w:spacing w:line="240" w:lineRule="auto" w:before="0" w:after="0" w:beforeLines="0" w:afterLines="0"/>
-                    <w:wordWrap w:val="0"/>
                     <w:ind w:left="0" w:right="0" w:firstLine="0"/>
                   </w:pPr>
                   <w:r>
@@ -5861,7 +5723,7 @@
       </w:r>
       <w:r>
         <w:pict>
-          <v:shape id="TextBox565" type="#_x0000_t202" style="position:absolute;left:256.256pt;top:324.018pt;width:13.385pt;height:12.375pt;z-index:10;mso-position-horizontal:absolute;mso-position-vertical:absolute;mso-position-horizontal-relative:page;mso-position-vertical-relative:page;mso-wrap-edited:f;mso-wrap:none;" filled="false" stroked="false" v-text-anchor="top">
+          <v:shape id="TextBox565" type="#_x0000_t202" style="position:absolute;left:256.256pt;top:324.018pt;width:16.870pt;height:15.840pt;z-index:10;mso-position-horizontal:absolute;mso-position-vertical:absolute;mso-position-horizontal-relative:page;mso-position-vertical-relative:page;mso-wrap:square;" filled="false" stroked="false" v-text-anchor="top">
             <v:fill on="false"/>
             <v:stroke on="false"/>
             <v:textbox style="mso-fit-shape-to-text:false" inset="0pt,0pt,0pt,0pt">
@@ -5869,7 +5731,6 @@
                 <w:p>
                   <w:pPr>
                     <w:spacing w:line="240" w:lineRule="auto" w:before="0" w:after="0" w:beforeLines="0" w:afterLines="0"/>
-                    <w:wordWrap w:val="0"/>
                     <w:ind w:left="0" w:right="0" w:firstLine="0"/>
                   </w:pPr>
                   <w:r>
@@ -5889,7 +5750,7 @@
       </w:r>
       <w:r>
         <w:pict>
-          <v:shape id="TextBox566" type="#_x0000_t202" style="position:absolute;left:274.263pt;top:324.018pt;width:13.385pt;height:12.375pt;z-index:10;mso-position-horizontal:absolute;mso-position-vertical:absolute;mso-position-horizontal-relative:page;mso-position-vertical-relative:page;mso-wrap-edited:f;mso-wrap:none;" filled="false" stroked="false" v-text-anchor="top">
+          <v:shape id="TextBox566" type="#_x0000_t202" style="position:absolute;left:274.263pt;top:324.018pt;width:16.870pt;height:15.840pt;z-index:10;mso-position-horizontal:absolute;mso-position-vertical:absolute;mso-position-horizontal-relative:page;mso-position-vertical-relative:page;mso-wrap:square;" filled="false" stroked="false" v-text-anchor="top">
             <v:fill on="false"/>
             <v:stroke on="false"/>
             <v:textbox style="mso-fit-shape-to-text:false" inset="0pt,0pt,0pt,0pt">
@@ -5898,7 +5759,6 @@
                   <w:pPr>
                     <w:spacing w:line="240" w:lineRule="auto" w:before="0" w:after="0" w:beforeLines="0" w:afterLines="0"/>
                     <w:jc w:val="center"/>
-                    <w:wordWrap w:val="0"/>
                     <w:ind w:left="0" w:right="0" w:firstLine="0"/>
                   </w:pPr>
                   <w:r>
@@ -5918,7 +5778,7 @@
       </w:r>
       <w:r>
         <w:pict>
-          <v:shape id="TextBox567" type="#_x0000_t202" style="position:absolute;left:292.269pt;top:324.018pt;width:13.385pt;height:12.375pt;z-index:10;mso-position-horizontal:absolute;mso-position-vertical:absolute;mso-position-horizontal-relative:page;mso-position-vertical-relative:page;mso-wrap-edited:f;mso-wrap:none;" filled="false" stroked="false" v-text-anchor="top">
+          <v:shape id="TextBox567" type="#_x0000_t202" style="position:absolute;left:292.269pt;top:324.018pt;width:16.870pt;height:15.840pt;z-index:10;mso-position-horizontal:absolute;mso-position-vertical:absolute;mso-position-horizontal-relative:page;mso-position-vertical-relative:page;mso-wrap:square;" filled="false" stroked="false" v-text-anchor="top">
             <v:fill on="false"/>
             <v:stroke on="false"/>
             <v:textbox style="mso-fit-shape-to-text:false" inset="0pt,0pt,0pt,0pt">
@@ -5927,7 +5787,6 @@
                   <w:pPr>
                     <w:spacing w:line="240" w:lineRule="auto" w:before="0" w:after="0" w:beforeLines="0" w:afterLines="0"/>
                     <w:jc w:val="center"/>
-                    <w:wordWrap w:val="0"/>
                     <w:ind w:left="0" w:right="0" w:firstLine="0"/>
                   </w:pPr>
                   <w:r>
@@ -5947,7 +5806,7 @@
       </w:r>
       <w:r>
         <w:pict>
-          <v:shape id="TextBox568" type="#_x0000_t202" style="position:absolute;left:310.275pt;top:324.018pt;width:13.385pt;height:12.375pt;z-index:10;mso-position-horizontal:absolute;mso-position-vertical:absolute;mso-position-horizontal-relative:page;mso-position-vertical-relative:page;mso-wrap-edited:f;mso-wrap:none;" filled="false" stroked="false" v-text-anchor="top">
+          <v:shape id="TextBox568" type="#_x0000_t202" style="position:absolute;left:310.275pt;top:324.018pt;width:16.870pt;height:15.840pt;z-index:10;mso-position-horizontal:absolute;mso-position-vertical:absolute;mso-position-horizontal-relative:page;mso-position-vertical-relative:page;mso-wrap:square;" filled="false" stroked="false" v-text-anchor="top">
             <v:fill on="false"/>
             <v:stroke on="false"/>
             <v:textbox style="mso-fit-shape-to-text:false" inset="0pt,0pt,0pt,0pt">
@@ -5956,7 +5815,6 @@
                   <w:pPr>
                     <w:spacing w:line="240" w:lineRule="auto" w:before="0" w:after="0" w:beforeLines="0" w:afterLines="0"/>
                     <w:jc w:val="center"/>
-                    <w:wordWrap w:val="0"/>
                     <w:ind w:left="0" w:right="0" w:firstLine="0"/>
                   </w:pPr>
                   <w:r>
@@ -5976,7 +5834,7 @@
       </w:r>
       <w:r>
         <w:pict>
-          <v:shape id="TextBox569" type="#_x0000_t202" style="position:absolute;left:328.282pt;top:324.018pt;width:13.385pt;height:12.375pt;z-index:10;mso-position-horizontal:absolute;mso-position-vertical:absolute;mso-position-horizontal-relative:page;mso-position-vertical-relative:page;mso-wrap-edited:f;mso-wrap:none;" filled="false" stroked="false" v-text-anchor="top">
+          <v:shape id="TextBox569" type="#_x0000_t202" style="position:absolute;left:328.282pt;top:324.018pt;width:16.870pt;height:15.840pt;z-index:10;mso-position-horizontal:absolute;mso-position-vertical:absolute;mso-position-horizontal-relative:page;mso-position-vertical-relative:page;mso-wrap:square;" filled="false" stroked="false" v-text-anchor="top">
             <v:fill on="false"/>
             <v:stroke on="false"/>
             <v:textbox style="mso-fit-shape-to-text:false" inset="0pt,0pt,0pt,0pt">
@@ -5985,7 +5843,6 @@
                   <w:pPr>
                     <w:spacing w:line="240" w:lineRule="auto" w:before="0" w:after="0" w:beforeLines="0" w:afterLines="0"/>
                     <w:jc w:val="center"/>
-                    <w:wordWrap w:val="0"/>
                     <w:ind w:left="0" w:right="0" w:firstLine="0"/>
                   </w:pPr>
                   <w:r>
@@ -6005,7 +5862,7 @@
       </w:r>
       <w:r>
         <w:pict>
-          <v:shape id="TextBox570" type="#_x0000_t202" style="position:absolute;left:346.288pt;top:324.018pt;width:13.385pt;height:12.375pt;z-index:10;mso-position-horizontal:absolute;mso-position-vertical:absolute;mso-position-horizontal-relative:page;mso-position-vertical-relative:page;mso-wrap-edited:f;mso-wrap:none;" filled="false" stroked="false" v-text-anchor="top">
+          <v:shape id="TextBox570" type="#_x0000_t202" style="position:absolute;left:346.288pt;top:324.018pt;width:16.870pt;height:15.840pt;z-index:10;mso-position-horizontal:absolute;mso-position-vertical:absolute;mso-position-horizontal-relative:page;mso-position-vertical-relative:page;mso-wrap:square;" filled="false" stroked="false" v-text-anchor="top">
             <v:fill on="false"/>
             <v:stroke on="false"/>
             <v:textbox style="mso-fit-shape-to-text:false" inset="0pt,0pt,0pt,0pt">
@@ -6013,7 +5870,6 @@
                 <w:p>
                   <w:pPr>
                     <w:spacing w:line="240" w:lineRule="auto" w:before="0" w:after="0" w:beforeLines="0" w:afterLines="0"/>
-                    <w:wordWrap w:val="0"/>
                     <w:ind w:left="0" w:right="0" w:firstLine="0"/>
                   </w:pPr>
                   <w:r>
@@ -6033,7 +5889,7 @@
       </w:r>
       <w:r>
         <w:pict>
-          <v:shape id="TextBox571" type="#_x0000_t202" style="position:absolute;left:364.295pt;top:324.018pt;width:13.385pt;height:12.375pt;z-index:10;mso-position-horizontal:absolute;mso-position-vertical:absolute;mso-position-horizontal-relative:page;mso-position-vertical-relative:page;mso-wrap-edited:f;mso-wrap:none;" filled="false" stroked="false" v-text-anchor="top">
+          <v:shape id="TextBox571" type="#_x0000_t202" style="position:absolute;left:364.295pt;top:324.018pt;width:16.870pt;height:15.840pt;z-index:10;mso-position-horizontal:absolute;mso-position-vertical:absolute;mso-position-horizontal-relative:page;mso-position-vertical-relative:page;mso-wrap:square;" filled="false" stroked="false" v-text-anchor="top">
             <v:fill on="false"/>
             <v:stroke on="false"/>
             <v:textbox style="mso-fit-shape-to-text:false" inset="0pt,0pt,0pt,0pt">
@@ -6041,7 +5897,6 @@
                 <w:p>
                   <w:pPr>
                     <w:spacing w:line="240" w:lineRule="auto" w:before="0" w:after="0" w:beforeLines="0" w:afterLines="0"/>
-                    <w:wordWrap w:val="0"/>
                     <w:ind w:left="0" w:right="0" w:firstLine="0"/>
                   </w:pPr>
                   <w:r>
@@ -6061,7 +5916,7 @@
       </w:r>
       <w:r>
         <w:pict>
-          <v:shape id="TextBox572" type="#_x0000_t202" style="position:absolute;left:382.301pt;top:324.018pt;width:13.385pt;height:12.375pt;z-index:10;mso-position-horizontal:absolute;mso-position-vertical:absolute;mso-position-horizontal-relative:page;mso-position-vertical-relative:page;mso-wrap-edited:f;mso-wrap:none;" filled="false" stroked="false" v-text-anchor="top">
+          <v:shape id="TextBox572" type="#_x0000_t202" style="position:absolute;left:382.301pt;top:324.018pt;width:16.870pt;height:15.840pt;z-index:10;mso-position-horizontal:absolute;mso-position-vertical:absolute;mso-position-horizontal-relative:page;mso-position-vertical-relative:page;mso-wrap:square;" filled="false" stroked="false" v-text-anchor="top">
             <v:fill on="false"/>
             <v:stroke on="false"/>
             <v:textbox style="mso-fit-shape-to-text:false" inset="0pt,0pt,0pt,0pt">
@@ -6069,7 +5924,6 @@
                 <w:p>
                   <w:pPr>
                     <w:spacing w:line="240" w:lineRule="auto" w:before="0" w:after="0" w:beforeLines="0" w:afterLines="0"/>
-                    <w:wordWrap w:val="0"/>
                     <w:ind w:left="0" w:right="0" w:firstLine="0"/>
                   </w:pPr>
                   <w:r>
@@ -6089,7 +5943,7 @@
       </w:r>
       <w:r>
         <w:pict>
-          <v:shape id="TextBox573" type="#_x0000_t202" style="position:absolute;left:400.308pt;top:324.018pt;width:13.385pt;height:12.375pt;z-index:10;mso-position-horizontal:absolute;mso-position-vertical:absolute;mso-position-horizontal-relative:page;mso-position-vertical-relative:page;mso-wrap-edited:f;mso-wrap:none;" filled="false" stroked="false" v-text-anchor="top">
+          <v:shape id="TextBox573" type="#_x0000_t202" style="position:absolute;left:400.308pt;top:324.018pt;width:16.870pt;height:15.840pt;z-index:10;mso-position-horizontal:absolute;mso-position-vertical:absolute;mso-position-horizontal-relative:page;mso-position-vertical-relative:page;mso-wrap:square;" filled="false" stroked="false" v-text-anchor="top">
             <v:fill on="false"/>
             <v:stroke on="false"/>
             <v:textbox style="mso-fit-shape-to-text:false" inset="0pt,0pt,0pt,0pt">
@@ -6097,7 +5951,6 @@
                 <w:p>
                   <w:pPr>
                     <w:spacing w:line="240" w:lineRule="auto" w:before="0" w:after="0" w:beforeLines="0" w:afterLines="0"/>
-                    <w:wordWrap w:val="0"/>
                     <w:ind w:left="0" w:right="0" w:firstLine="0"/>
                   </w:pPr>
                   <w:r>
@@ -6117,7 +5970,7 @@
       </w:r>
       <w:r>
         <w:pict>
-          <v:shape id="TextBox574" type="#_x0000_t202" style="position:absolute;left:418.314pt;top:324.018pt;width:13.385pt;height:12.375pt;z-index:10;mso-position-horizontal:absolute;mso-position-vertical:absolute;mso-position-horizontal-relative:page;mso-position-vertical-relative:page;mso-wrap-edited:f;mso-wrap:none;" filled="false" stroked="false" v-text-anchor="top">
+          <v:shape id="TextBox574" type="#_x0000_t202" style="position:absolute;left:418.314pt;top:324.018pt;width:16.870pt;height:15.840pt;z-index:10;mso-position-horizontal:absolute;mso-position-vertical:absolute;mso-position-horizontal-relative:page;mso-position-vertical-relative:page;mso-wrap:square;" filled="false" stroked="false" v-text-anchor="top">
             <v:fill on="false"/>
             <v:stroke on="false"/>
             <v:textbox style="mso-fit-shape-to-text:false" inset="0pt,0pt,0pt,0pt">
@@ -6125,7 +5978,6 @@
                 <w:p>
                   <w:pPr>
                     <w:spacing w:line="240" w:lineRule="auto" w:before="0" w:after="0" w:beforeLines="0" w:afterLines="0"/>
-                    <w:wordWrap w:val="0"/>
                     <w:ind w:left="0" w:right="0" w:firstLine="0"/>
                   </w:pPr>
                   <w:r>
@@ -6145,7 +5997,7 @@
       </w:r>
       <w:r>
         <w:pict>
-          <v:shape id="TextBox575" type="#_x0000_t202" style="position:absolute;left:440.179pt;top:334.601pt;width:8.262pt;height:12.375pt;z-index:10;mso-position-horizontal:absolute;mso-position-vertical:absolute;mso-position-horizontal-relative:page;mso-position-vertical-relative:page;mso-wrap-edited:f;mso-wrap:none;" filled="false" stroked="false" v-text-anchor="top">
+          <v:shape id="TextBox575" type="#_x0000_t202" style="position:absolute;left:440.179pt;top:334.601pt;width:11.079pt;height:15.840pt;z-index:10;mso-position-horizontal:absolute;mso-position-vertical:absolute;mso-position-horizontal-relative:page;mso-position-vertical-relative:page;mso-wrap:square;" filled="false" stroked="false" v-text-anchor="top">
             <v:fill on="false"/>
             <v:stroke on="false"/>
             <v:textbox style="mso-fit-shape-to-text:false" inset="0pt,0pt,0pt,0pt">
@@ -6153,7 +6005,6 @@
                 <w:p>
                   <w:pPr>
                     <w:spacing w:line="240" w:lineRule="auto" w:before="0" w:after="0" w:beforeLines="0" w:afterLines="0"/>
-                    <w:wordWrap w:val="0"/>
                     <w:ind w:left="0" w:right="0" w:firstLine="0"/>
                   </w:pPr>
                   <w:r>
@@ -6173,7 +6024,7 @@
       </w:r>
       <w:r>
         <w:pict>
-          <v:shape id="TextBox576" type="#_x0000_t202" style="position:absolute;left:153.149pt;top:338.129pt;width:308.826pt;height:12.375pt;z-index:10;mso-position-horizontal:absolute;mso-position-vertical:absolute;mso-position-horizontal-relative:page;mso-position-vertical-relative:page;mso-wrap-edited:f;mso-wrap:none;" filled="false" stroked="false" v-text-anchor="top">
+          <v:shape id="TextBox576" type="#_x0000_t202" style="position:absolute;left:153.149pt;top:338.129pt;width:570.280pt;height:15.840pt;z-index:10;mso-position-horizontal:absolute;mso-position-vertical:absolute;mso-position-horizontal-relative:page;mso-position-vertical-relative:page;mso-wrap:square;" filled="false" stroked="false" v-text-anchor="top">
             <v:fill on="false"/>
             <v:stroke on="false"/>
             <v:textbox style="mso-fit-shape-to-text:false" inset="0pt,0pt,0pt,0pt">
@@ -6182,7 +6033,6 @@
                   <w:pPr>
                     <w:spacing w:line="240" w:lineRule="auto" w:before="0" w:after="0" w:beforeLines="0" w:afterLines="0"/>
                     <w:jc w:val="center"/>
-                    <w:wordWrap w:val="0"/>
                     <w:ind w:left="0" w:right="0" w:firstLine="0"/>
                   </w:pPr>
                   <w:r>
@@ -6202,7 +6052,7 @@
       </w:r>
       <w:r>
         <w:pict>
-          <v:shape id="TextBox577" type="#_x0000_t202" style="position:absolute;left:153.149pt;top:351.535pt;width:81.695pt;height:12.375pt;z-index:10;mso-position-horizontal:absolute;mso-position-vertical:absolute;mso-position-horizontal-relative:page;mso-position-vertical-relative:page;mso-wrap-edited:f;mso-wrap:none;" filled="false" stroked="false" v-text-anchor="top">
+          <v:shape id="TextBox577" type="#_x0000_t202" style="position:absolute;left:153.149pt;top:351.535pt;width:94.090pt;height:15.840pt;z-index:10;mso-position-horizontal:absolute;mso-position-vertical:absolute;mso-position-horizontal-relative:page;mso-position-vertical-relative:page;mso-wrap:square;" filled="false" stroked="false" v-text-anchor="top">
             <v:fill on="false"/>
             <v:stroke on="false"/>
             <v:textbox style="mso-fit-shape-to-text:false" inset="0pt,0pt,0pt,0pt">
@@ -6210,7 +6060,6 @@
                 <w:p>
                   <w:pPr>
                     <w:spacing w:line="240" w:lineRule="auto" w:before="0" w:after="0" w:beforeLines="0" w:afterLines="0"/>
-                    <w:wordWrap w:val="0"/>
                     <w:ind w:left="0" w:right="0" w:firstLine="0"/>
                   </w:pPr>
                   <w:r>
@@ -6230,7 +6079,7 @@
       </w:r>
       <w:r>
         <w:pict>
-          <v:shape id="TextBox578" type="#_x0000_t202" style="position:absolute;left:100.872pt;top:381.168pt;width:42.417pt;height:12.375pt;z-index:10;mso-position-horizontal:absolute;mso-position-vertical:absolute;mso-position-horizontal-relative:page;mso-position-vertical-relative:page;mso-wrap-edited:f;mso-wrap:none;" filled="false" stroked="false" v-text-anchor="top">
+          <v:shape id="TextBox578" type="#_x0000_t202" style="position:absolute;left:100.872pt;top:381.168pt;width:55.480pt;height:15.840pt;z-index:10;mso-position-horizontal:absolute;mso-position-vertical:absolute;mso-position-horizontal-relative:page;mso-position-vertical-relative:page;mso-wrap:square;" filled="false" stroked="false" v-text-anchor="top">
             <v:fill on="false"/>
             <v:stroke on="false"/>
             <v:textbox style="mso-fit-shape-to-text:false" inset="0pt,0pt,0pt,0pt">
@@ -6238,7 +6087,6 @@
                 <w:p>
                   <w:pPr>
                     <w:spacing w:line="240" w:lineRule="auto" w:before="0" w:after="0" w:beforeLines="0" w:afterLines="0"/>
-                    <w:wordWrap w:val="0"/>
                     <w:ind w:left="0" w:right="0" w:firstLine="0"/>
                   </w:pPr>
                   <w:r>
@@ -6258,7 +6106,7 @@
       </w:r>
       <w:r>
         <w:pict>
-          <v:shape id="TextBox579" type="#_x0000_t202" style="position:absolute;left:153.149pt;top:391.752pt;width:13.385pt;height:12.375pt;z-index:10;mso-position-horizontal:absolute;mso-position-vertical:absolute;mso-position-horizontal-relative:page;mso-position-vertical-relative:page;mso-wrap-edited:f;mso-wrap:none;" filled="false" stroked="false" v-text-anchor="top">
+          <v:shape id="TextBox579" type="#_x0000_t202" style="position:absolute;left:153.149pt;top:391.752pt;width:16.870pt;height:15.840pt;z-index:10;mso-position-horizontal:absolute;mso-position-vertical:absolute;mso-position-horizontal-relative:page;mso-position-vertical-relative:page;mso-wrap:square;" filled="false" stroked="false" v-text-anchor="top">
             <v:fill on="false"/>
             <v:stroke on="false"/>
             <v:textbox style="mso-fit-shape-to-text:false" inset="0pt,0pt,0pt,0pt">
@@ -6266,7 +6114,6 @@
                 <w:p>
                   <w:pPr>
                     <w:spacing w:line="240" w:lineRule="auto" w:before="0" w:after="0" w:beforeLines="0" w:afterLines="0"/>
-                    <w:wordWrap w:val="0"/>
                     <w:ind w:left="0" w:right="0" w:firstLine="0"/>
                   </w:pPr>
                   <w:r>
@@ -6286,7 +6133,7 @@
       </w:r>
       <w:r>
         <w:pict>
-          <v:shape id="TextBox580" type="#_x0000_t202" style="position:absolute;left:177.711pt;top:391.752pt;width:8.262pt;height:12.375pt;z-index:10;mso-position-horizontal:absolute;mso-position-vertical:absolute;mso-position-horizontal-relative:page;mso-position-vertical-relative:page;mso-wrap-edited:f;mso-wrap:none;" filled="false" stroked="false" v-text-anchor="top">
+          <v:shape id="TextBox580" type="#_x0000_t202" style="position:absolute;left:177.711pt;top:391.752pt;width:11.156pt;height:15.840pt;z-index:10;mso-position-horizontal:absolute;mso-position-vertical:absolute;mso-position-horizontal-relative:page;mso-position-vertical-relative:page;mso-wrap:square;" filled="false" stroked="false" v-text-anchor="top">
             <v:fill on="false"/>
             <v:stroke on="false"/>
             <v:textbox style="mso-fit-shape-to-text:false" inset="0pt,0pt,0pt,0pt">
@@ -6294,7 +6141,6 @@
                 <w:p>
                   <w:pPr>
                     <w:spacing w:line="240" w:lineRule="auto" w:before="0" w:after="0" w:beforeLines="0" w:afterLines="0"/>
-                    <w:wordWrap w:val="0"/>
                     <w:ind w:left="0" w:right="0" w:firstLine="0"/>
                   </w:pPr>
                   <w:r>
@@ -6314,7 +6160,7 @@
       </w:r>
       <w:r>
         <w:pict>
-          <v:shape id="TextBox581" type="#_x0000_t202" style="position:absolute;left:197.327pt;top:391.752pt;width:13.385pt;height:12.375pt;z-index:10;mso-position-horizontal:absolute;mso-position-vertical:absolute;mso-position-horizontal-relative:page;mso-position-vertical-relative:page;mso-wrap-edited:f;mso-wrap:none;" filled="false" stroked="false" v-text-anchor="top">
+          <v:shape id="TextBox581" type="#_x0000_t202" style="position:absolute;left:197.327pt;top:391.752pt;width:16.870pt;height:15.840pt;z-index:10;mso-position-horizontal:absolute;mso-position-vertical:absolute;mso-position-horizontal-relative:page;mso-position-vertical-relative:page;mso-wrap:square;" filled="false" stroked="false" v-text-anchor="top">
             <v:fill on="false"/>
             <v:stroke on="false"/>
             <v:textbox style="mso-fit-shape-to-text:false" inset="0pt,0pt,0pt,0pt">
@@ -6322,7 +6168,6 @@
                 <w:p>
                   <w:pPr>
                     <w:spacing w:line="240" w:lineRule="auto" w:before="0" w:after="0" w:beforeLines="0" w:afterLines="0"/>
-                    <w:wordWrap w:val="0"/>
                     <w:ind w:left="0" w:right="0" w:firstLine="0"/>
                   </w:pPr>
                   <w:r>
@@ -6342,7 +6187,7 @@
       </w:r>
       <w:r>
         <w:pict>
-          <v:shape id="TextBox582" type="#_x0000_t202" style="position:absolute;left:221.881pt;top:391.752pt;width:13.385pt;height:12.375pt;z-index:10;mso-position-horizontal:absolute;mso-position-vertical:absolute;mso-position-horizontal-relative:page;mso-position-vertical-relative:page;mso-wrap-edited:f;mso-wrap:none;" filled="false" stroked="false" v-text-anchor="top">
+          <v:shape id="TextBox582" type="#_x0000_t202" style="position:absolute;left:221.881pt;top:391.752pt;width:16.870pt;height:15.840pt;z-index:10;mso-position-horizontal:absolute;mso-position-vertical:absolute;mso-position-horizontal-relative:page;mso-position-vertical-relative:page;mso-wrap:square;" filled="false" stroked="false" v-text-anchor="top">
             <v:fill on="false"/>
             <v:stroke on="false"/>
             <v:textbox style="mso-fit-shape-to-text:false" inset="0pt,0pt,0pt,0pt">
@@ -6350,7 +6195,6 @@
                 <w:p>
                   <w:pPr>
                     <w:spacing w:line="240" w:lineRule="auto" w:before="0" w:after="0" w:beforeLines="0" w:afterLines="0"/>
-                    <w:wordWrap w:val="0"/>
                     <w:ind w:left="0" w:right="0" w:firstLine="0"/>
                   </w:pPr>
                   <w:r>
@@ -6370,7 +6214,7 @@
       </w:r>
       <w:r>
         <w:pict>
-          <v:shape id="TextBox583" type="#_x0000_t202" style="position:absolute;left:246.435pt;top:391.752pt;width:11.878pt;height:12.375pt;z-index:10;mso-position-horizontal:absolute;mso-position-vertical:absolute;mso-position-horizontal-relative:page;mso-position-vertical-relative:page;mso-wrap-edited:f;mso-wrap:none;" filled="false" stroked="false" v-text-anchor="top">
+          <v:shape id="TextBox583" type="#_x0000_t202" style="position:absolute;left:246.435pt;top:391.752pt;width:13.878pt;height:15.840pt;z-index:10;mso-position-horizontal:absolute;mso-position-vertical:absolute;mso-position-horizontal-relative:page;mso-position-vertical-relative:page;mso-wrap:square;" filled="false" stroked="false" v-text-anchor="top">
             <v:fill on="false"/>
             <v:stroke on="false"/>
             <v:textbox style="mso-fit-shape-to-text:false" inset="0pt,0pt,0pt,0pt">
@@ -6378,7 +6222,6 @@
                 <w:p>
                   <w:pPr>
                     <w:spacing w:line="240" w:lineRule="auto" w:before="0" w:after="0" w:beforeLines="0" w:afterLines="0"/>
-                    <w:wordWrap w:val="0"/>
                     <w:ind w:left="0" w:right="0" w:firstLine="0"/>
                   </w:pPr>
                   <w:r>
@@ -6398,7 +6241,7 @@
       </w:r>
       <w:r>
         <w:pict>
-          <v:shape id="TextBox584" type="#_x0000_t202" style="position:absolute;left:270.989pt;top:391.752pt;width:13.385pt;height:12.375pt;z-index:10;mso-position-horizontal:absolute;mso-position-vertical:absolute;mso-position-horizontal-relative:page;mso-position-vertical-relative:page;mso-wrap-edited:f;mso-wrap:none;" filled="false" stroked="false" v-text-anchor="top">
+          <v:shape id="TextBox584" type="#_x0000_t202" style="position:absolute;left:270.989pt;top:391.752pt;width:16.870pt;height:15.840pt;z-index:10;mso-position-horizontal:absolute;mso-position-vertical:absolute;mso-position-horizontal-relative:page;mso-position-vertical-relative:page;mso-wrap:square;" filled="false" stroked="false" v-text-anchor="top">
             <v:fill on="false"/>
             <v:stroke on="false"/>
             <v:textbox style="mso-fit-shape-to-text:false" inset="0pt,0pt,0pt,0pt">
@@ -6407,7 +6250,6 @@
                   <w:pPr>
                     <w:spacing w:line="240" w:lineRule="auto" w:before="0" w:after="0" w:beforeLines="0" w:afterLines="0"/>
                     <w:jc w:val="center"/>
-                    <w:wordWrap w:val="0"/>
                     <w:ind w:left="0" w:right="0" w:firstLine="0"/>
                   </w:pPr>
                   <w:r>
@@ -6427,7 +6269,7 @@
       </w:r>
       <w:r>
         <w:pict>
-          <v:shape id="TextBox585" type="#_x0000_t202" style="position:absolute;left:295.544pt;top:391.752pt;width:13.385pt;height:12.375pt;z-index:10;mso-position-horizontal:absolute;mso-position-vertical:absolute;mso-position-horizontal-relative:page;mso-position-vertical-relative:page;mso-wrap-edited:f;mso-wrap:none;" filled="false" stroked="false" v-text-anchor="top">
+          <v:shape id="TextBox585" type="#_x0000_t202" style="position:absolute;left:295.544pt;top:391.752pt;width:16.870pt;height:15.840pt;z-index:10;mso-position-horizontal:absolute;mso-position-vertical:absolute;mso-position-horizontal-relative:page;mso-position-vertical-relative:page;mso-wrap:square;" filled="false" stroked="false" v-text-anchor="top">
             <v:fill on="false"/>
             <v:stroke on="false"/>
             <v:textbox style="mso-fit-shape-to-text:false" inset="0pt,0pt,0pt,0pt">
@@ -6436,7 +6278,6 @@
                   <w:pPr>
                     <w:spacing w:line="240" w:lineRule="auto" w:before="0" w:after="0" w:beforeLines="0" w:afterLines="0"/>
                     <w:jc w:val="center"/>
-                    <w:wordWrap w:val="0"/>
                     <w:ind w:left="0" w:right="0" w:firstLine="0"/>
                   </w:pPr>
                   <w:r>
@@ -6456,7 +6297,7 @@
       </w:r>
       <w:r>
         <w:pict>
-          <v:shape id="TextBox586" type="#_x0000_t202" style="position:absolute;left:320.098pt;top:391.752pt;width:13.385pt;height:12.375pt;z-index:10;mso-position-horizontal:absolute;mso-position-vertical:absolute;mso-position-horizontal-relative:page;mso-position-vertical-relative:page;mso-wrap-edited:f;mso-wrap:none;" filled="false" stroked="false" v-text-anchor="top">
+          <v:shape id="TextBox586" type="#_x0000_t202" style="position:absolute;left:320.098pt;top:391.752pt;width:16.870pt;height:15.840pt;z-index:10;mso-position-horizontal:absolute;mso-position-vertical:absolute;mso-position-horizontal-relative:page;mso-position-vertical-relative:page;mso-wrap:square;" filled="false" stroked="false" v-text-anchor="top">
             <v:fill on="false"/>
             <v:stroke on="false"/>
             <v:textbox style="mso-fit-shape-to-text:false" inset="0pt,0pt,0pt,0pt">
@@ -6465,7 +6306,6 @@
                   <w:pPr>
                     <w:spacing w:line="240" w:lineRule="auto" w:before="0" w:after="0" w:beforeLines="0" w:afterLines="0"/>
                     <w:jc w:val="center"/>
-                    <w:wordWrap w:val="0"/>
                     <w:ind w:left="0" w:right="0" w:firstLine="0"/>
                   </w:pPr>
                   <w:r>
@@ -6485,7 +6325,7 @@
       </w:r>
       <w:r>
         <w:pict>
-          <v:shape id="TextBox587" type="#_x0000_t202" style="position:absolute;left:344.652pt;top:391.752pt;width:13.385pt;height:12.375pt;z-index:10;mso-position-horizontal:absolute;mso-position-vertical:absolute;mso-position-horizontal-relative:page;mso-position-vertical-relative:page;mso-wrap-edited:f;mso-wrap:none;" filled="false" stroked="false" v-text-anchor="top">
+          <v:shape id="TextBox587" type="#_x0000_t202" style="position:absolute;left:344.652pt;top:391.752pt;width:16.870pt;height:15.840pt;z-index:10;mso-position-horizontal:absolute;mso-position-vertical:absolute;mso-position-horizontal-relative:page;mso-position-vertical-relative:page;mso-wrap:square;" filled="false" stroked="false" v-text-anchor="top">
             <v:fill on="false"/>
             <v:stroke on="false"/>
             <v:textbox style="mso-fit-shape-to-text:false" inset="0pt,0pt,0pt,0pt">
@@ -6493,7 +6333,6 @@
                 <w:p>
                   <w:pPr>
                     <w:spacing w:line="240" w:lineRule="auto" w:before="0" w:after="0" w:beforeLines="0" w:afterLines="0"/>
-                    <w:wordWrap w:val="0"/>
                     <w:ind w:left="0" w:right="0" w:firstLine="0"/>
                   </w:pPr>
                   <w:r>
@@ -6513,7 +6352,7 @@
       </w:r>
       <w:r>
         <w:pict>
-          <v:shape id="TextBox588" type="#_x0000_t202" style="position:absolute;left:369.206pt;top:391.752pt;width:11.878pt;height:12.375pt;z-index:10;mso-position-horizontal:absolute;mso-position-vertical:absolute;mso-position-horizontal-relative:page;mso-position-vertical-relative:page;mso-wrap-edited:f;mso-wrap:none;" filled="false" stroked="false" v-text-anchor="top">
+          <v:shape id="TextBox588" type="#_x0000_t202" style="position:absolute;left:369.206pt;top:391.752pt;width:13.878pt;height:15.840pt;z-index:10;mso-position-horizontal:absolute;mso-position-vertical:absolute;mso-position-horizontal-relative:page;mso-position-vertical-relative:page;mso-wrap:square;" filled="false" stroked="false" v-text-anchor="top">
             <v:fill on="false"/>
             <v:stroke on="false"/>
             <v:textbox style="mso-fit-shape-to-text:false" inset="0pt,0pt,0pt,0pt">
@@ -6521,7 +6360,6 @@
                 <w:p>
                   <w:pPr>
                     <w:spacing w:line="240" w:lineRule="auto" w:before="0" w:after="0" w:beforeLines="0" w:afterLines="0"/>
-                    <w:wordWrap w:val="0"/>
                     <w:ind w:left="0" w:right="0" w:firstLine="0"/>
                   </w:pPr>
                   <w:r>
@@ -6541,7 +6379,7 @@
       </w:r>
       <w:r>
         <w:pict>
-          <v:shape id="TextBox589" type="#_x0000_t202" style="position:absolute;left:393.761pt;top:391.752pt;width:13.385pt;height:12.375pt;z-index:10;mso-position-horizontal:absolute;mso-position-vertical:absolute;mso-position-horizontal-relative:page;mso-position-vertical-relative:page;mso-wrap-edited:f;mso-wrap:none;" filled="false" stroked="false" v-text-anchor="top">
+          <v:shape id="TextBox589" type="#_x0000_t202" style="position:absolute;left:393.761pt;top:391.752pt;width:16.870pt;height:15.840pt;z-index:10;mso-position-horizontal:absolute;mso-position-vertical:absolute;mso-position-horizontal-relative:page;mso-position-vertical-relative:page;mso-wrap:square;" filled="false" stroked="false" v-text-anchor="top">
             <v:fill on="false"/>
             <v:stroke on="false"/>
             <v:textbox style="mso-fit-shape-to-text:false" inset="0pt,0pt,0pt,0pt">
@@ -6549,7 +6387,6 @@
                 <w:p>
                   <w:pPr>
                     <w:spacing w:line="240" w:lineRule="auto" w:before="0" w:after="0" w:beforeLines="0" w:afterLines="0"/>
-                    <w:wordWrap w:val="0"/>
                     <w:ind w:left="0" w:right="0" w:firstLine="0"/>
                   </w:pPr>
                   <w:r>
@@ -6569,7 +6406,7 @@
       </w:r>
       <w:r>
         <w:pict>
-          <v:shape id="TextBox590" type="#_x0000_t202" style="position:absolute;left:418.315pt;top:391.752pt;width:13.385pt;height:12.375pt;z-index:10;mso-position-horizontal:absolute;mso-position-vertical:absolute;mso-position-horizontal-relative:page;mso-position-vertical-relative:page;mso-wrap-edited:f;mso-wrap:none;" filled="false" stroked="false" v-text-anchor="top">
+          <v:shape id="TextBox590" type="#_x0000_t202" style="position:absolute;left:418.315pt;top:391.752pt;width:16.870pt;height:15.840pt;z-index:10;mso-position-horizontal:absolute;mso-position-vertical:absolute;mso-position-horizontal-relative:page;mso-position-vertical-relative:page;mso-wrap:square;" filled="false" stroked="false" v-text-anchor="top">
             <v:fill on="false"/>
             <v:stroke on="false"/>
             <v:textbox style="mso-fit-shape-to-text:false" inset="0pt,0pt,0pt,0pt">
@@ -6577,7 +6414,6 @@
                 <w:p>
                   <w:pPr>
                     <w:spacing w:line="240" w:lineRule="auto" w:before="0" w:after="0" w:beforeLines="0" w:afterLines="0"/>
-                    <w:wordWrap w:val="0"/>
                     <w:ind w:left="0" w:right="0" w:firstLine="0"/>
                   </w:pPr>
                   <w:r>
@@ -6597,7 +6433,7 @@
       </w:r>
       <w:r>
         <w:pict>
-          <v:shape id="TextBox591" type="#_x0000_t202" style="position:absolute;left:100.872pt;top:395.279pt;width:42.417pt;height:12.375pt;z-index:10;mso-position-horizontal:absolute;mso-position-vertical:absolute;mso-position-horizontal-relative:page;mso-position-vertical-relative:page;mso-wrap-edited:f;mso-wrap:none;" filled="false" stroked="false" v-text-anchor="top">
+          <v:shape id="TextBox591" type="#_x0000_t202" style="position:absolute;left:100.872pt;top:395.279pt;width:55.480pt;height:15.840pt;z-index:10;mso-position-horizontal:absolute;mso-position-vertical:absolute;mso-position-horizontal-relative:page;mso-position-vertical-relative:page;mso-wrap:square;" filled="false" stroked="false" v-text-anchor="top">
             <v:fill on="false"/>
             <v:stroke on="false"/>
             <v:textbox style="mso-fit-shape-to-text:false" inset="0pt,0pt,0pt,0pt">
@@ -6605,7 +6441,6 @@
                 <w:p>
                   <w:pPr>
                     <w:spacing w:line="240" w:lineRule="auto" w:before="0" w:after="0" w:beforeLines="0" w:afterLines="0"/>
-                    <w:wordWrap w:val="0"/>
                     <w:ind w:left="0" w:right="0" w:firstLine="0"/>
                   </w:pPr>
                   <w:r>
@@ -6625,7 +6460,7 @@
       </w:r>
       <w:r>
         <w:pict>
-          <v:shape id="TextBox592" type="#_x0000_t202" style="position:absolute;left:440.179pt;top:401.629pt;width:8.262pt;height:12.375pt;z-index:10;mso-position-horizontal:absolute;mso-position-vertical:absolute;mso-position-horizontal-relative:page;mso-position-vertical-relative:page;mso-wrap-edited:f;mso-wrap:none;" filled="false" stroked="false" v-text-anchor="top">
+          <v:shape id="TextBox592" type="#_x0000_t202" style="position:absolute;left:440.179pt;top:401.629pt;width:11.079pt;height:15.840pt;z-index:10;mso-position-horizontal:absolute;mso-position-vertical:absolute;mso-position-horizontal-relative:page;mso-position-vertical-relative:page;mso-wrap:square;" filled="false" stroked="false" v-text-anchor="top">
             <v:fill on="false"/>
             <v:stroke on="false"/>
             <v:textbox style="mso-fit-shape-to-text:false" inset="0pt,0pt,0pt,0pt">
@@ -6633,7 +6468,6 @@
                 <w:p>
                   <w:pPr>
                     <w:spacing w:line="240" w:lineRule="auto" w:before="0" w:after="0" w:beforeLines="0" w:afterLines="0"/>
-                    <w:wordWrap w:val="0"/>
                     <w:ind w:left="0" w:right="0" w:firstLine="0"/>
                   </w:pPr>
                   <w:r>
@@ -6653,7 +6487,7 @@
       </w:r>
       <w:r>
         <w:pict>
-          <v:shape id="TextBox593" type="#_x0000_t202" style="position:absolute;left:153.149pt;top:405.157pt;width:315.657pt;height:12.375pt;z-index:10;mso-position-horizontal:absolute;mso-position-vertical:absolute;mso-position-horizontal-relative:page;mso-position-vertical-relative:page;mso-wrap-edited:f;mso-wrap:none;" filled="false" stroked="false" v-text-anchor="top">
+          <v:shape id="TextBox593" type="#_x0000_t202" style="position:absolute;left:153.149pt;top:405.157pt;width:557.410pt;height:15.840pt;z-index:10;mso-position-horizontal:absolute;mso-position-vertical:absolute;mso-position-horizontal-relative:page;mso-position-vertical-relative:page;mso-wrap:square;" filled="false" stroked="false" v-text-anchor="top">
             <v:fill on="false"/>
             <v:stroke on="false"/>
             <v:textbox style="mso-fit-shape-to-text:false" inset="0pt,0pt,0pt,0pt">
@@ -6662,7 +6496,6 @@
                   <w:pPr>
                     <w:spacing w:line="240" w:lineRule="auto" w:before="0" w:after="0" w:beforeLines="0" w:afterLines="0"/>
                     <w:jc w:val="center"/>
-                    <w:wordWrap w:val="0"/>
                     <w:ind w:left="0" w:right="0" w:firstLine="0"/>
                   </w:pPr>
                   <w:r>
@@ -6682,7 +6515,7 @@
       </w:r>
       <w:r>
         <w:pict>
-          <v:shape id="TextBox594" type="#_x0000_t202" style="position:absolute;left:103.341pt;top:408.685pt;width:39.001pt;height:12.375pt;z-index:10;mso-position-horizontal:absolute;mso-position-vertical:absolute;mso-position-horizontal-relative:page;mso-position-vertical-relative:page;mso-wrap-edited:f;mso-wrap:none;" filled="false" stroked="false" v-text-anchor="top">
+          <v:shape id="TextBox594" type="#_x0000_t202" style="position:absolute;left:103.341pt;top:408.685pt;width:81.220pt;height:15.840pt;z-index:10;mso-position-horizontal:absolute;mso-position-vertical:absolute;mso-position-horizontal-relative:page;mso-position-vertical-relative:page;mso-wrap:square;" filled="false" stroked="false" v-text-anchor="top">
             <v:fill on="false"/>
             <v:stroke on="false"/>
             <v:textbox style="mso-fit-shape-to-text:false" inset="0pt,0pt,0pt,0pt">
@@ -6690,7 +6523,6 @@
                 <w:p>
                   <w:pPr>
                     <w:spacing w:line="240" w:lineRule="auto" w:before="0" w:after="0" w:beforeLines="0" w:afterLines="0"/>
-                    <w:wordWrap w:val="0"/>
                     <w:ind w:left="0" w:right="0" w:firstLine="0"/>
                   </w:pPr>
                   <w:r>
@@ -6710,7 +6542,7 @@
       </w:r>
       <w:r>
         <w:pict>
-          <v:shape id="TextBox595" type="#_x0000_t202" style="position:absolute;left:153.149pt;top:419.268pt;width:36.155pt;height:12.375pt;z-index:10;mso-position-horizontal:absolute;mso-position-vertical:absolute;mso-position-horizontal-relative:page;mso-position-vertical-relative:page;mso-wrap-edited:f;mso-wrap:none;" filled="false" stroked="false" v-text-anchor="top">
+          <v:shape id="TextBox595" type="#_x0000_t202" style="position:absolute;left:153.149pt;top:419.268pt;width:42.610pt;height:15.840pt;z-index:10;mso-position-horizontal:absolute;mso-position-vertical:absolute;mso-position-horizontal-relative:page;mso-position-vertical-relative:page;mso-wrap:square;" filled="false" stroked="false" v-text-anchor="top">
             <v:fill on="false"/>
             <v:stroke on="false"/>
             <v:textbox style="mso-fit-shape-to-text:false" inset="0pt,0pt,0pt,0pt">
@@ -6718,7 +6550,6 @@
                 <w:p>
                   <w:pPr>
                     <w:spacing w:line="240" w:lineRule="auto" w:before="0" w:after="0" w:beforeLines="0" w:afterLines="0"/>
-                    <w:wordWrap w:val="0"/>
                     <w:ind w:left="0" w:right="0" w:firstLine="0"/>
                   </w:pPr>
                   <w:r>
@@ -6738,7 +6569,7 @@
       </w:r>
       <w:r>
         <w:pict>
-          <v:shape id="TextBox596" type="#_x0000_t202" style="position:absolute;left:153.149pt;top:458.780pt;width:315.657pt;height:12.375pt;z-index:10;mso-position-horizontal:absolute;mso-position-vertical:absolute;mso-position-horizontal-relative:page;mso-position-vertical-relative:page;mso-wrap-edited:f;mso-wrap:none;" filled="false" stroked="false" v-text-anchor="top">
+          <v:shape id="TextBox596" type="#_x0000_t202" style="position:absolute;left:153.149pt;top:458.780pt;width:364.360pt;height:15.840pt;z-index:10;mso-position-horizontal:absolute;mso-position-vertical:absolute;mso-position-horizontal-relative:page;mso-position-vertical-relative:page;mso-wrap:square;" filled="false" stroked="false" v-text-anchor="top">
             <v:fill on="false"/>
             <v:stroke on="false"/>
             <v:textbox style="mso-fit-shape-to-text:false" inset="0pt,0pt,0pt,0pt">
@@ -6747,7 +6578,6 @@
                   <w:pPr>
                     <w:spacing w:line="240" w:lineRule="auto" w:before="0" w:after="0" w:beforeLines="0" w:afterLines="0"/>
                     <w:jc w:val="center"/>
-                    <w:wordWrap w:val="0"/>
                     <w:ind w:left="0" w:right="0" w:firstLine="0"/>
                   </w:pPr>
                   <w:r>
@@ -6767,7 +6597,7 @@
       </w:r>
       <w:r>
         <w:pict>
-          <v:shape id="TextBox597" type="#_x0000_t202" style="position:absolute;left:440.179pt;top:462.307pt;width:8.262pt;height:12.375pt;z-index:10;mso-position-horizontal:absolute;mso-position-vertical:absolute;mso-position-horizontal-relative:page;mso-position-vertical-relative:page;mso-wrap-edited:f;mso-wrap:none;" filled="false" stroked="false" v-text-anchor="top">
+          <v:shape id="TextBox597" type="#_x0000_t202" style="position:absolute;left:440.179pt;top:462.307pt;width:11.079pt;height:15.840pt;z-index:10;mso-position-horizontal:absolute;mso-position-vertical:absolute;mso-position-horizontal-relative:page;mso-position-vertical-relative:page;mso-wrap:square;" filled="false" stroked="false" v-text-anchor="top">
             <v:fill on="false"/>
             <v:stroke on="false"/>
             <v:textbox style="mso-fit-shape-to-text:false" inset="0pt,0pt,0pt,0pt">
@@ -6775,7 +6605,6 @@
                 <w:p>
                   <w:pPr>
                     <w:spacing w:line="240" w:lineRule="auto" w:before="0" w:after="0" w:beforeLines="0" w:afterLines="0"/>
-                    <w:wordWrap w:val="0"/>
                     <w:ind w:left="0" w:right="0" w:firstLine="0"/>
                   </w:pPr>
                   <w:r>
@@ -6795,7 +6624,7 @@
       </w:r>
       <w:r>
         <w:pict>
-          <v:shape id="TextBox598" type="#_x0000_t202" style="position:absolute;left:153.149pt;top:472.891pt;width:70.310pt;height:12.375pt;z-index:10;mso-position-horizontal:absolute;mso-position-vertical:absolute;mso-position-horizontal-relative:page;mso-position-vertical-relative:page;mso-wrap-edited:f;mso-wrap:none;" filled="false" stroked="false" v-text-anchor="top">
+          <v:shape id="TextBox598" type="#_x0000_t202" style="position:absolute;left:153.149pt;top:472.891pt;width:81.220pt;height:15.840pt;z-index:10;mso-position-horizontal:absolute;mso-position-vertical:absolute;mso-position-horizontal-relative:page;mso-position-vertical-relative:page;mso-wrap:square;" filled="false" stroked="false" v-text-anchor="top">
             <v:fill on="false"/>
             <v:stroke on="false"/>
             <v:textbox style="mso-fit-shape-to-text:false" inset="0pt,0pt,0pt,0pt">
@@ -6803,7 +6632,6 @@
                 <w:p>
                   <w:pPr>
                     <w:spacing w:line="240" w:lineRule="auto" w:before="0" w:after="0" w:beforeLines="0" w:afterLines="0"/>
-                    <w:wordWrap w:val="0"/>
                     <w:ind w:left="0" w:right="0" w:firstLine="0"/>
                   </w:pPr>
                   <w:r>
@@ -6823,7 +6651,7 @@
       </w:r>
       <w:r>
         <w:pict>
-          <v:shape id="TextBox599" type="#_x0000_t202" style="position:absolute;left:153.149pt;top:513.107pt;width:315.657pt;height:12.375pt;z-index:10;mso-position-horizontal:absolute;mso-position-vertical:absolute;mso-position-horizontal-relative:page;mso-position-vertical-relative:page;mso-wrap-edited:f;mso-wrap:none;" filled="false" stroked="false" v-text-anchor="top">
+          <v:shape id="TextBox599" type="#_x0000_t202" style="position:absolute;left:153.149pt;top:513.107pt;width:377.230pt;height:15.840pt;z-index:10;mso-position-horizontal:absolute;mso-position-vertical:absolute;mso-position-horizontal-relative:page;mso-position-vertical-relative:page;mso-wrap:square;" filled="false" stroked="false" v-text-anchor="top">
             <v:fill on="false"/>
             <v:stroke on="false"/>
             <v:textbox style="mso-fit-shape-to-text:false" inset="0pt,0pt,0pt,0pt">
@@ -6832,7 +6660,6 @@
                   <w:pPr>
                     <w:spacing w:line="240" w:lineRule="auto" w:before="0" w:after="0" w:beforeLines="0" w:afterLines="0"/>
                     <w:jc w:val="center"/>
-                    <w:wordWrap w:val="0"/>
                     <w:ind w:left="0" w:right="0" w:firstLine="0"/>
                   </w:pPr>
                   <w:r>
@@ -6852,7 +6679,7 @@
       </w:r>
       <w:r>
         <w:pict>
-          <v:shape id="TextBox600" type="#_x0000_t202" style="position:absolute;left:458.876pt;top:516.635pt;width:36.572pt;height:12.375pt;z-index:10;mso-position-horizontal:absolute;mso-position-vertical:absolute;mso-position-horizontal-relative:page;mso-position-vertical-relative:page;mso-wrap-edited:f;mso-wrap:none;" filled="false" stroked="false" v-text-anchor="top">
+          <v:shape id="TextBox600" type="#_x0000_t202" style="position:absolute;left:458.876pt;top:516.635pt;width:38.572pt;height:15.840pt;z-index:10;mso-position-horizontal:absolute;mso-position-vertical:absolute;mso-position-horizontal-relative:page;mso-position-vertical-relative:page;mso-wrap:square;" filled="false" stroked="false" v-text-anchor="top">
             <v:fill on="false"/>
             <v:stroke on="false"/>
             <v:textbox style="mso-fit-shape-to-text:false" inset="0pt,0pt,0pt,0pt">
@@ -6860,7 +6687,6 @@
                 <w:p>
                   <w:pPr>
                     <w:spacing w:line="240" w:lineRule="auto" w:before="0" w:after="0" w:beforeLines="0" w:afterLines="0"/>
-                    <w:wordWrap w:val="0"/>
                     <w:ind w:left="0" w:right="0" w:firstLine="0"/>
                   </w:pPr>
                   <w:r>
@@ -6880,7 +6706,7 @@
       </w:r>
       <w:r>
         <w:pict>
-          <v:shape id="TextBox601" type="#_x0000_t202" style="position:absolute;left:153.149pt;top:526.513pt;width:62.340pt;height:12.375pt;z-index:10;mso-position-horizontal:absolute;mso-position-vertical:absolute;mso-position-horizontal-relative:page;mso-position-vertical-relative:page;mso-wrap-edited:f;mso-wrap:none;" filled="false" stroked="false" v-text-anchor="top">
+          <v:shape id="TextBox601" type="#_x0000_t202" style="position:absolute;left:153.149pt;top:526.513pt;width:81.220pt;height:15.840pt;z-index:10;mso-position-horizontal:absolute;mso-position-vertical:absolute;mso-position-horizontal-relative:page;mso-position-vertical-relative:page;mso-wrap:square;" filled="false" stroked="false" v-text-anchor="top">
             <v:fill on="false"/>
             <v:stroke on="false"/>
             <v:textbox style="mso-fit-shape-to-text:false" inset="0pt,0pt,0pt,0pt">
@@ -6888,7 +6714,6 @@
                 <w:p>
                   <w:pPr>
                     <w:spacing w:line="240" w:lineRule="auto" w:before="0" w:after="0" w:beforeLines="0" w:afterLines="0"/>
-                    <w:wordWrap w:val="0"/>
                     <w:ind w:left="0" w:right="0" w:firstLine="0"/>
                   </w:pPr>
                   <w:r>
@@ -6908,7 +6733,7 @@
       </w:r>
       <w:r>
         <w:pict>
-          <v:shape id="TextBox602" type="#_x0000_t202" style="position:absolute;left:153.149pt;top:566.730pt;width:270.117pt;height:12.375pt;z-index:10;mso-position-horizontal:absolute;mso-position-vertical:absolute;mso-position-horizontal-relative:page;mso-position-vertical-relative:page;mso-wrap-edited:f;mso-wrap:none;" filled="false" stroked="false" v-text-anchor="top">
+          <v:shape id="TextBox602" type="#_x0000_t202" style="position:absolute;left:153.149pt;top:566.730pt;width:312.880pt;height:15.840pt;z-index:10;mso-position-horizontal:absolute;mso-position-vertical:absolute;mso-position-horizontal-relative:page;mso-position-vertical-relative:page;mso-wrap:square;" filled="false" stroked="false" v-text-anchor="top">
             <v:fill on="false"/>
             <v:stroke on="false"/>
             <v:textbox style="mso-fit-shape-to-text:false" inset="0pt,0pt,0pt,0pt">
@@ -6916,7 +6741,6 @@
                 <w:p>
                   <w:pPr>
                     <w:spacing w:line="240" w:lineRule="auto" w:before="0" w:after="0" w:beforeLines="0" w:afterLines="0"/>
-                    <w:wordWrap w:val="0"/>
                     <w:ind w:left="0" w:right="0" w:firstLine="0"/>
                   </w:pPr>
                   <w:r>
@@ -6936,7 +6760,7 @@
       </w:r>
       <w:r>
         <w:pict>
-          <v:shape id="TextBox603" type="#_x0000_t202" style="position:absolute;left:473.693pt;top:566.730pt;width:8.262pt;height:12.375pt;z-index:10;mso-position-horizontal:absolute;mso-position-vertical:absolute;mso-position-horizontal-relative:page;mso-position-vertical-relative:page;mso-wrap-edited:f;mso-wrap:none;" filled="false" stroked="false" v-text-anchor="top">
+          <v:shape id="TextBox603" type="#_x0000_t202" style="position:absolute;left:473.693pt;top:566.730pt;width:11.079pt;height:15.840pt;z-index:10;mso-position-horizontal:absolute;mso-position-vertical:absolute;mso-position-horizontal-relative:page;mso-position-vertical-relative:page;mso-wrap:square;" filled="false" stroked="false" v-text-anchor="top">
             <v:fill on="false"/>
             <v:stroke on="false"/>
             <v:textbox style="mso-fit-shape-to-text:false" inset="0pt,0pt,0pt,0pt">
@@ -6944,7 +6768,6 @@
                 <w:p>
                   <w:pPr>
                     <w:spacing w:line="240" w:lineRule="auto" w:before="0" w:after="0" w:beforeLines="0" w:afterLines="0"/>
-                    <w:wordWrap w:val="0"/>
                     <w:ind w:left="0" w:right="0" w:firstLine="0"/>
                   </w:pPr>
                   <w:r>
@@ -6964,7 +6787,7 @@
       </w:r>
       <w:r>
         <w:pict>
-          <v:shape id="TextBox604" type="#_x0000_t202" style="position:absolute;left:153.149pt;top:613.297pt;width:36.572pt;height:12.375pt;z-index:10;mso-position-horizontal:absolute;mso-position-vertical:absolute;mso-position-horizontal-relative:page;mso-position-vertical-relative:page;mso-wrap-edited:f;mso-wrap:none;" filled="false" stroked="false" v-text-anchor="top">
+          <v:shape id="TextBox604" type="#_x0000_t202" style="position:absolute;left:153.149pt;top:613.297pt;width:38.572pt;height:15.840pt;z-index:10;mso-position-horizontal:absolute;mso-position-vertical:absolute;mso-position-horizontal-relative:page;mso-position-vertical-relative:page;mso-wrap:square;" filled="false" stroked="false" v-text-anchor="top">
             <v:fill on="false"/>
             <v:stroke on="false"/>
             <v:textbox style="mso-fit-shape-to-text:false" inset="0pt,0pt,0pt,0pt">
@@ -6972,7 +6795,6 @@
                 <w:p>
                   <w:pPr>
                     <w:spacing w:line="240" w:lineRule="auto" w:before="0" w:after="0" w:beforeLines="0" w:afterLines="0"/>
-                    <w:wordWrap w:val="0"/>
                     <w:ind w:left="0" w:right="0" w:firstLine="0"/>
                   </w:pPr>
                   <w:r>
@@ -6992,7 +6814,7 @@
       </w:r>
       <w:r>
         <w:pict>
-          <v:shape id="TextBox605" type="#_x0000_t202" style="position:absolute;left:473.693pt;top:613.297pt;width:8.262pt;height:12.375pt;z-index:10;mso-position-horizontal:absolute;mso-position-vertical:absolute;mso-position-horizontal-relative:page;mso-position-vertical-relative:page;mso-wrap-edited:f;mso-wrap:none;" filled="false" stroked="false" v-text-anchor="top">
+          <v:shape id="TextBox605" type="#_x0000_t202" style="position:absolute;left:473.693pt;top:613.297pt;width:11.079pt;height:15.840pt;z-index:10;mso-position-horizontal:absolute;mso-position-vertical:absolute;mso-position-horizontal-relative:page;mso-position-vertical-relative:page;mso-wrap:square;" filled="false" stroked="false" v-text-anchor="top">
             <v:fill on="false"/>
             <v:stroke on="false"/>
             <v:textbox style="mso-fit-shape-to-text:false" inset="0pt,0pt,0pt,0pt">
@@ -7000,7 +6822,6 @@
                 <w:p>
                   <w:pPr>
                     <w:spacing w:line="240" w:lineRule="auto" w:before="0" w:after="0" w:beforeLines="0" w:afterLines="0"/>
-                    <w:wordWrap w:val="0"/>
                     <w:ind w:left="0" w:right="0" w:firstLine="0"/>
                   </w:pPr>
                   <w:r>
@@ -7020,7 +6841,7 @@
       </w:r>
       <w:r>
         <w:pict>
-          <v:shape id="TextBox606" type="#_x0000_t202" style="position:absolute;left:93.750pt;top:648.644pt;width:460.344pt;height:13.250pt;z-index:10;mso-position-horizontal:absolute;mso-position-vertical:absolute;mso-position-horizontal-relative:page;mso-position-vertical-relative:page;mso-wrap-edited:f;mso-wrap:none;" filled="false" stroked="false" v-text-anchor="top">
+          <v:shape id="TextBox606" type="#_x0000_t202" style="position:absolute;left:93.750pt;top:648.644pt;width:610.320pt;height:16.960pt;z-index:10;mso-position-horizontal:absolute;mso-position-vertical:absolute;mso-position-horizontal-relative:page;mso-position-vertical-relative:page;mso-wrap:square;" filled="false" stroked="false" v-text-anchor="top">
             <v:fill on="false"/>
             <v:stroke on="false"/>
             <v:textbox style="mso-fit-shape-to-text:false" inset="0pt,0pt,0pt,0pt">
@@ -7029,7 +6850,6 @@
                   <w:pPr>
                     <w:spacing w:line="240" w:lineRule="auto" w:before="0" w:after="0" w:beforeLines="0" w:afterLines="0"/>
                     <w:jc w:val="center"/>
-                    <w:wordWrap w:val="0"/>
                     <w:ind w:left="0" w:right="0" w:firstLine="0"/>
                   </w:pPr>
                   <w:r>
@@ -7049,7 +6869,7 @@
       </w:r>
       <w:r>
         <w:pict>
-          <v:shape id="TextBox607" type="#_x0000_t202" style="position:absolute;left:93.750pt;top:663.460pt;width:26.380pt;height:13.250pt;z-index:10;mso-position-horizontal:absolute;mso-position-vertical:absolute;mso-position-horizontal-relative:page;mso-position-vertical-relative:page;mso-wrap-edited:f;mso-wrap:none;" filled="false" stroked="false" v-text-anchor="top">
+          <v:shape id="TextBox607" type="#_x0000_t202" style="position:absolute;left:93.750pt;top:663.460pt;width:31.560pt;height:16.960pt;z-index:10;mso-position-horizontal:absolute;mso-position-vertical:absolute;mso-position-horizontal-relative:page;mso-position-vertical-relative:page;mso-wrap:square;" filled="false" stroked="false" v-text-anchor="top">
             <v:fill on="false"/>
             <v:stroke on="false"/>
             <v:textbox style="mso-fit-shape-to-text:false" inset="0pt,0pt,0pt,0pt">
@@ -7057,7 +6877,6 @@
                 <w:p>
                   <w:pPr>
                     <w:spacing w:line="240" w:lineRule="auto" w:before="0" w:after="0" w:beforeLines="0" w:afterLines="0"/>
-                    <w:wordWrap w:val="0"/>
                     <w:ind w:left="0" w:right="0" w:firstLine="0"/>
                   </w:pPr>
                   <w:r>
@@ -7482,71 +7301,71 @@
       </w:r>
       <w:r>
         <w:pict>
-          <v:rect id="Rect675" style="position:absolute;left:101.246pt;top:436.986pt;width:4.354pt;height:10.921pt;z-index:0;mso-position-horizontal:absolute;mso-position-vertical:absolute;mso-position-horizontal-relative:page;mso-position-vertical-relative:page;mso-wrap:none;" filled="true" stroked="false">
-            <v:fill color="#000000"/>
+          <v:rect id="Rect675" style="position:absolute;left:101.246pt;top:436.986pt;width:4.354pt;height:10.921pt;z-index:0;mso-position-horizontal:absolute;mso-position-vertical:absolute;mso-position-horizontal-relative:page;mso-position-vertical-relative:page;mso-wrap:none;" filled="false" stroked="false">
+            <v:fill on="false"/>
             <v:stroke on="false"/>
           </v:rect>
         </w:pict>
       </w:r>
       <w:r>
         <w:pict>
-          <v:rect id="Rect676" style="position:absolute;left:107.713pt;top:438.419pt;width:12.195pt;height:8.245pt;z-index:0;mso-position-horizontal:absolute;mso-position-vertical:absolute;mso-position-horizontal-relative:page;mso-position-vertical-relative:page;mso-wrap:none;" filled="true" stroked="false">
-            <v:fill color="#000000"/>
+          <v:rect id="Rect676" style="position:absolute;left:107.713pt;top:438.419pt;width:12.195pt;height:8.245pt;z-index:0;mso-position-horizontal:absolute;mso-position-vertical:absolute;mso-position-horizontal-relative:page;mso-position-vertical-relative:page;mso-wrap:none;" filled="false" stroked="false">
+            <v:fill on="false"/>
             <v:stroke on="false"/>
           </v:rect>
         </w:pict>
       </w:r>
       <w:r>
         <w:pict>
-          <v:rect id="Rect677" style="position:absolute;left:121.977pt;top:436.060pt;width:90.327pt;height:13.431pt;z-index:0;mso-position-horizontal:absolute;mso-position-vertical:absolute;mso-position-horizontal-relative:page;mso-position-vertical-relative:page;mso-wrap:none;" filled="true" stroked="false">
-            <v:fill color="#000000"/>
+          <v:rect id="Rect677" style="position:absolute;left:121.977pt;top:436.060pt;width:90.327pt;height:13.431pt;z-index:0;mso-position-horizontal:absolute;mso-position-vertical:absolute;mso-position-horizontal-relative:page;mso-position-vertical-relative:page;mso-wrap:none;" filled="false" stroked="false">
+            <v:fill on="false"/>
             <v:stroke on="false"/>
           </v:rect>
         </w:pict>
       </w:r>
       <w:r>
         <w:pict>
-          <v:rect id="Rect678" style="position:absolute;left:112.106pt;top:544.268pt;width:21.916pt;height:11.206pt;z-index:0;mso-position-horizontal:absolute;mso-position-vertical:absolute;mso-position-horizontal-relative:page;mso-position-vertical-relative:page;mso-wrap:none;" filled="true" stroked="false">
-            <v:fill color="#000000"/>
+          <v:rect id="Rect678" style="position:absolute;left:112.106pt;top:544.268pt;width:21.916pt;height:11.206pt;z-index:0;mso-position-horizontal:absolute;mso-position-vertical:absolute;mso-position-horizontal-relative:page;mso-position-vertical-relative:page;mso-wrap:none;" filled="false" stroked="false">
+            <v:fill on="false"/>
             <v:stroke on="false"/>
           </v:rect>
         </w:pict>
       </w:r>
       <w:r>
         <w:pict>
-          <v:rect id="Rect679" style="position:absolute;left:197.900pt;top:544.191pt;width:43.764pt;height:11.563pt;z-index:0;mso-position-horizontal:absolute;mso-position-vertical:absolute;mso-position-horizontal-relative:page;mso-position-vertical-relative:page;mso-wrap:none;" filled="true" stroked="false">
-            <v:fill color="#000000"/>
+          <v:rect id="Rect679" style="position:absolute;left:197.900pt;top:544.191pt;width:43.764pt;height:11.563pt;z-index:0;mso-position-horizontal:absolute;mso-position-vertical:absolute;mso-position-horizontal-relative:page;mso-position-vertical-relative:page;mso-wrap:none;" filled="false" stroked="false">
+            <v:fill on="false"/>
             <v:stroke on="false"/>
           </v:rect>
         </w:pict>
       </w:r>
       <w:r>
         <w:pict>
-          <v:rect id="Rect680" style="position:absolute;left:310.647pt;top:546.932pt;width:41.913pt;height:10.833pt;z-index:0;mso-position-horizontal:absolute;mso-position-vertical:absolute;mso-position-horizontal-relative:page;mso-position-vertical-relative:page;mso-wrap:none;" filled="true" stroked="false">
-            <v:fill color="#000000"/>
+          <v:rect id="Rect680" style="position:absolute;left:310.647pt;top:546.932pt;width:41.913pt;height:10.833pt;z-index:0;mso-position-horizontal:absolute;mso-position-vertical:absolute;mso-position-horizontal-relative:page;mso-position-vertical-relative:page;mso-wrap:none;" filled="false" stroked="false">
+            <v:fill on="false"/>
             <v:stroke on="false"/>
           </v:rect>
         </w:pict>
       </w:r>
       <w:r>
         <w:pict>
-          <v:rect id="Rect681" style="position:absolute;left:364.137pt;top:547.561pt;width:20.225pt;height:9.601pt;z-index:0;mso-position-horizontal:absolute;mso-position-vertical:absolute;mso-position-horizontal-relative:page;mso-position-vertical-relative:page;mso-wrap:none;" filled="true" stroked="false">
-            <v:fill color="#000000"/>
+          <v:rect id="Rect681" style="position:absolute;left:364.137pt;top:547.561pt;width:20.225pt;height:9.601pt;z-index:0;mso-position-horizontal:absolute;mso-position-vertical:absolute;mso-position-horizontal-relative:page;mso-position-vertical-relative:page;mso-wrap:none;" filled="false" stroked="false">
+            <v:fill on="false"/>
             <v:stroke on="false"/>
           </v:rect>
         </w:pict>
       </w:r>
       <w:r>
         <w:pict>
-          <v:rect id="Rect682" style="position:absolute;left:429.026pt;top:546.901pt;width:67.741pt;height:10.864pt;z-index:0;mso-position-horizontal:absolute;mso-position-vertical:absolute;mso-position-horizontal-relative:page;mso-position-vertical-relative:page;mso-wrap:none;" filled="true" stroked="false">
-            <v:fill color="#000000"/>
+          <v:rect id="Rect682" style="position:absolute;left:429.026pt;top:546.901pt;width:67.741pt;height:10.864pt;z-index:0;mso-position-horizontal:absolute;mso-position-vertical:absolute;mso-position-horizontal-relative:page;mso-position-vertical-relative:page;mso-wrap:none;" filled="false" stroked="false">
+            <v:fill on="false"/>
             <v:stroke on="false"/>
           </v:rect>
         </w:pict>
       </w:r>
       <w:r>
         <w:pict>
-          <v:shape id="TextBox683" type="#_x0000_t202" style="position:absolute;left:121.642pt;top:110.230pt;width:450.569pt;height:16.500pt;z-index:10;mso-position-horizontal:absolute;mso-position-vertical:absolute;mso-position-horizontal-relative:page;mso-position-vertical-relative:page;mso-wrap-edited:f;mso-wrap:none;" filled="false" stroked="false" v-text-anchor="top">
+          <v:shape id="TextBox683" type="#_x0000_t202" style="position:absolute;left:121.642pt;top:110.230pt;width:518.800pt;height:21.120pt;z-index:10;mso-position-horizontal:absolute;mso-position-vertical:absolute;mso-position-horizontal-relative:page;mso-position-vertical-relative:page;mso-wrap:square;" filled="false" stroked="false" v-text-anchor="top">
             <v:fill on="false"/>
             <v:stroke on="false"/>
             <v:textbox style="mso-fit-shape-to-text:false" inset="0pt,0pt,0pt,0pt">
@@ -7555,7 +7374,6 @@
                   <w:pPr>
                     <w:spacing w:line="240" w:lineRule="auto" w:before="0" w:after="0" w:beforeLines="0" w:afterLines="0"/>
                     <w:jc w:val="center"/>
-                    <w:wordWrap w:val="0"/>
                     <w:ind w:left="0" w:right="0" w:firstLine="0"/>
                   </w:pPr>
                   <w:r>
@@ -7575,7 +7393,7 @@
       </w:r>
       <w:r>
         <w:pict>
-          <v:shape id="TextBox684" type="#_x0000_t202" style="position:absolute;left:93.750pt;top:128.575pt;width:487.760pt;height:16.500pt;z-index:10;mso-position-horizontal:absolute;mso-position-vertical:absolute;mso-position-horizontal-relative:page;mso-position-vertical-relative:page;mso-wrap-edited:f;mso-wrap:none;" filled="false" stroked="false" v-text-anchor="top">
+          <v:shape id="TextBox684" type="#_x0000_t202" style="position:absolute;left:93.750pt;top:128.575pt;width:553.120pt;height:21.120pt;z-index:10;mso-position-horizontal:absolute;mso-position-vertical:absolute;mso-position-horizontal-relative:page;mso-position-vertical-relative:page;mso-wrap:square;" filled="false" stroked="false" v-text-anchor="top">
             <v:fill on="false"/>
             <v:stroke on="false"/>
             <v:textbox style="mso-fit-shape-to-text:false" inset="0pt,0pt,0pt,0pt">
@@ -7584,7 +7402,6 @@
                   <w:pPr>
                     <w:spacing w:line="240" w:lineRule="auto" w:before="0" w:after="0" w:beforeLines="0" w:afterLines="0"/>
                     <w:jc w:val="center"/>
-                    <w:wordWrap w:val="0"/>
                     <w:ind w:left="0" w:right="0" w:firstLine="0"/>
                   </w:pPr>
                   <w:r>
@@ -7604,7 +7421,7 @@
       </w:r>
       <w:r>
         <w:pict>
-          <v:shape id="TextBox685" type="#_x0000_t202" style="position:absolute;left:93.750pt;top:147.625pt;width:335.960pt;height:16.500pt;z-index:10;mso-position-horizontal:absolute;mso-position-vertical:absolute;mso-position-horizontal-relative:page;mso-position-vertical-relative:page;mso-wrap-edited:f;mso-wrap:none;" filled="false" stroked="false" v-text-anchor="top">
+          <v:shape id="TextBox685" type="#_x0000_t202" style="position:absolute;left:93.750pt;top:147.625pt;width:381.520pt;height:21.120pt;z-index:10;mso-position-horizontal:absolute;mso-position-vertical:absolute;mso-position-horizontal-relative:page;mso-position-vertical-relative:page;mso-wrap:square;" filled="false" stroked="false" v-text-anchor="top">
             <v:fill on="false"/>
             <v:stroke on="false"/>
             <v:textbox style="mso-fit-shape-to-text:false" inset="0pt,0pt,0pt,0pt">
@@ -7612,7 +7429,6 @@
                 <w:p>
                   <w:pPr>
                     <w:spacing w:line="240" w:lineRule="auto" w:before="0" w:after="0" w:beforeLines="0" w:afterLines="0"/>
-                    <w:wordWrap w:val="0"/>
                     <w:ind w:left="0" w:right="0" w:firstLine="0"/>
                   </w:pPr>
                   <w:r>
@@ -7632,7 +7448,7 @@
       </w:r>
       <w:r>
         <w:pict>
-          <v:shape id="TextBox686" type="#_x0000_t202" style="position:absolute;left:121.642pt;top:173.025pt;width:105.983pt;height:16.500pt;z-index:10;mso-position-horizontal:absolute;mso-position-vertical:absolute;mso-position-horizontal-relative:page;mso-position-vertical-relative:page;mso-wrap-edited:f;mso-wrap:none;" filled="false" stroked="false" v-text-anchor="top">
+          <v:shape id="TextBox686" type="#_x0000_t202" style="position:absolute;left:121.642pt;top:173.025pt;width:141.280pt;height:21.120pt;z-index:10;mso-position-horizontal:absolute;mso-position-vertical:absolute;mso-position-horizontal-relative:page;mso-position-vertical-relative:page;mso-wrap:square;" filled="false" stroked="false" v-text-anchor="top">
             <v:fill on="false"/>
             <v:stroke on="false"/>
             <v:textbox style="mso-fit-shape-to-text:false" inset="0pt,0pt,0pt,0pt">
@@ -7640,7 +7456,6 @@
                 <w:p>
                   <w:pPr>
                     <w:spacing w:line="240" w:lineRule="auto" w:before="0" w:after="0" w:beforeLines="0" w:afterLines="0"/>
-                    <w:wordWrap w:val="0"/>
                     <w:ind w:left="0" w:right="0" w:firstLine="0"/>
                   </w:pPr>
                   <w:r>
@@ -7660,7 +7475,7 @@
       </w:r>
       <w:r>
         <w:pict>
-          <v:shape id="TextBox687" type="#_x0000_t202" style="position:absolute;left:121.642pt;top:200.542pt;width:452.846pt;height:16.500pt;z-index:10;mso-position-horizontal:absolute;mso-position-vertical:absolute;mso-position-horizontal-relative:page;mso-position-vertical-relative:page;mso-wrap-edited:f;mso-wrap:none;" filled="false" stroked="false" v-text-anchor="top">
+          <v:shape id="TextBox687" type="#_x0000_t202" style="position:absolute;left:121.642pt;top:200.542pt;width:553.120pt;height:21.120pt;z-index:10;mso-position-horizontal:absolute;mso-position-vertical:absolute;mso-position-horizontal-relative:page;mso-position-vertical-relative:page;mso-wrap:square;" filled="false" stroked="false" v-text-anchor="top">
             <v:fill on="false"/>
             <v:stroke on="false"/>
             <v:textbox style="mso-fit-shape-to-text:false" inset="0pt,0pt,0pt,0pt">
@@ -7669,7 +7484,6 @@
                   <w:pPr>
                     <w:spacing w:line="240" w:lineRule="auto" w:before="0" w:after="0" w:beforeLines="0" w:afterLines="0"/>
                     <w:jc w:val="center"/>
-                    <w:wordWrap w:val="0"/>
                     <w:ind w:left="0" w:right="0" w:firstLine="0"/>
                   </w:pPr>
                   <w:r>
@@ -7689,7 +7503,7 @@
       </w:r>
       <w:r>
         <w:pict>
-          <v:shape id="TextBox688" type="#_x0000_t202" style="position:absolute;left:93.750pt;top:218.886pt;width:487.760pt;height:16.500pt;z-index:10;mso-position-horizontal:absolute;mso-position-vertical:absolute;mso-position-horizontal-relative:page;mso-position-vertical-relative:page;mso-wrap-edited:f;mso-wrap:none;" filled="false" stroked="false" v-text-anchor="top">
+          <v:shape id="TextBox688" type="#_x0000_t202" style="position:absolute;left:93.750pt;top:218.886pt;width:553.120pt;height:21.120pt;z-index:10;mso-position-horizontal:absolute;mso-position-vertical:absolute;mso-position-horizontal-relative:page;mso-position-vertical-relative:page;mso-wrap:square;" filled="false" stroked="false" v-text-anchor="top">
             <v:fill on="false"/>
             <v:stroke on="false"/>
             <v:textbox style="mso-fit-shape-to-text:false" inset="0pt,0pt,0pt,0pt">
@@ -7698,7 +7512,6 @@
                   <w:pPr>
                     <w:spacing w:line="240" w:lineRule="auto" w:before="0" w:after="0" w:beforeLines="0" w:afterLines="0"/>
                     <w:jc w:val="center"/>
-                    <w:wordWrap w:val="0"/>
                     <w:ind w:left="0" w:right="0" w:firstLine="0"/>
                   </w:pPr>
                   <w:r>
@@ -7718,7 +7531,7 @@
       </w:r>
       <w:r>
         <w:pict>
-          <v:shape id="TextBox689" type="#_x0000_t202" style="position:absolute;left:93.750pt;top:237.231pt;width:487.760pt;height:16.500pt;z-index:10;mso-position-horizontal:absolute;mso-position-vertical:absolute;mso-position-horizontal-relative:page;mso-position-vertical-relative:page;mso-wrap-edited:f;mso-wrap:none;" filled="false" stroked="false" v-text-anchor="top">
+          <v:shape id="TextBox689" type="#_x0000_t202" style="position:absolute;left:93.750pt;top:237.231pt;width:553.120pt;height:21.120pt;z-index:10;mso-position-horizontal:absolute;mso-position-vertical:absolute;mso-position-horizontal-relative:page;mso-position-vertical-relative:page;mso-wrap:square;" filled="false" stroked="false" v-text-anchor="top">
             <v:fill on="false"/>
             <v:stroke on="false"/>
             <v:textbox style="mso-fit-shape-to-text:false" inset="0pt,0pt,0pt,0pt">
@@ -7727,7 +7540,6 @@
                   <w:pPr>
                     <w:spacing w:line="240" w:lineRule="auto" w:before="0" w:after="0" w:beforeLines="0" w:afterLines="0"/>
                     <w:jc w:val="center"/>
-                    <w:wordWrap w:val="0"/>
                     <w:ind w:left="0" w:right="0" w:firstLine="0"/>
                   </w:pPr>
                   <w:r>
@@ -7747,7 +7559,7 @@
       </w:r>
       <w:r>
         <w:pict>
-          <v:shape id="TextBox690" type="#_x0000_t202" style="position:absolute;left:93.750pt;top:256.281pt;width:487.760pt;height:16.500pt;z-index:10;mso-position-horizontal:absolute;mso-position-vertical:absolute;mso-position-horizontal-relative:page;mso-position-vertical-relative:page;mso-wrap-edited:f;mso-wrap:none;" filled="false" stroked="false" v-text-anchor="top">
+          <v:shape id="TextBox690" type="#_x0000_t202" style="position:absolute;left:93.750pt;top:256.281pt;width:553.120pt;height:21.120pt;z-index:10;mso-position-horizontal:absolute;mso-position-vertical:absolute;mso-position-horizontal-relative:page;mso-position-vertical-relative:page;mso-wrap:square;" filled="false" stroked="false" v-text-anchor="top">
             <v:fill on="false"/>
             <v:stroke on="false"/>
             <v:textbox style="mso-fit-shape-to-text:false" inset="0pt,0pt,0pt,0pt">
@@ -7756,7 +7568,6 @@
                   <w:pPr>
                     <w:spacing w:line="240" w:lineRule="auto" w:before="0" w:after="0" w:beforeLines="0" w:afterLines="0"/>
                     <w:jc w:val="center"/>
-                    <w:wordWrap w:val="0"/>
                     <w:ind w:left="0" w:right="0" w:firstLine="0"/>
                   </w:pPr>
                   <w:r>
@@ -7776,7 +7587,7 @@
       </w:r>
       <w:r>
         <w:pict>
-          <v:shape id="TextBox691" type="#_x0000_t202" style="position:absolute;left:93.750pt;top:274.626pt;width:487.760pt;height:16.500pt;z-index:10;mso-position-horizontal:absolute;mso-position-vertical:absolute;mso-position-horizontal-relative:page;mso-position-vertical-relative:page;mso-wrap-edited:f;mso-wrap:none;" filled="false" stroked="false" v-text-anchor="top">
+          <v:shape id="TextBox691" type="#_x0000_t202" style="position:absolute;left:93.750pt;top:274.626pt;width:553.120pt;height:21.120pt;z-index:10;mso-position-horizontal:absolute;mso-position-vertical:absolute;mso-position-horizontal-relative:page;mso-position-vertical-relative:page;mso-wrap:square;" filled="false" stroked="false" v-text-anchor="top">
             <v:fill on="false"/>
             <v:stroke on="false"/>
             <v:textbox style="mso-fit-shape-to-text:false" inset="0pt,0pt,0pt,0pt">
@@ -7785,7 +7596,6 @@
                   <w:pPr>
                     <w:spacing w:line="240" w:lineRule="auto" w:before="0" w:after="0" w:beforeLines="0" w:afterLines="0"/>
                     <w:jc w:val="center"/>
-                    <w:wordWrap w:val="0"/>
                     <w:ind w:left="0" w:right="0" w:firstLine="0"/>
                   </w:pPr>
                   <w:r>
@@ -7805,7 +7615,7 @@
       </w:r>
       <w:r>
         <w:pict>
-          <v:shape id="TextBox692" type="#_x0000_t202" style="position:absolute;left:93.750pt;top:292.970pt;width:381.500pt;height:16.500pt;z-index:10;mso-position-horizontal:absolute;mso-position-vertical:absolute;mso-position-horizontal-relative:page;mso-position-vertical-relative:page;mso-wrap-edited:f;mso-wrap:none;" filled="false" stroked="false" v-text-anchor="top">
+          <v:shape id="TextBox692" type="#_x0000_t202" style="position:absolute;left:93.750pt;top:292.970pt;width:433.000pt;height:21.120pt;z-index:10;mso-position-horizontal:absolute;mso-position-vertical:absolute;mso-position-horizontal-relative:page;mso-position-vertical-relative:page;mso-wrap:square;" filled="false" stroked="false" v-text-anchor="top">
             <v:fill on="false"/>
             <v:stroke on="false"/>
             <v:textbox style="mso-fit-shape-to-text:false" inset="0pt,0pt,0pt,0pt">
@@ -7813,7 +7623,6 @@
                 <w:p>
                   <w:pPr>
                     <w:spacing w:line="240" w:lineRule="auto" w:before="0" w:after="0" w:beforeLines="0" w:afterLines="0"/>
-                    <w:wordWrap w:val="0"/>
                     <w:ind w:left="0" w:right="0" w:firstLine="0"/>
                   </w:pPr>
                   <w:r>
@@ -7833,7 +7642,7 @@
       </w:r>
       <w:r>
         <w:pict>
-          <v:shape id="TextBox693" type="#_x0000_t202" style="position:absolute;left:121.642pt;top:318.370pt;width:439.184pt;height:16.500pt;z-index:10;mso-position-horizontal:absolute;mso-position-vertical:absolute;mso-position-horizontal-relative:page;mso-position-vertical-relative:page;mso-wrap-edited:f;mso-wrap:none;" filled="false" stroked="false" v-text-anchor="top">
+          <v:shape id="TextBox693" type="#_x0000_t202" style="position:absolute;left:121.642pt;top:318.370pt;width:553.120pt;height:21.120pt;z-index:10;mso-position-horizontal:absolute;mso-position-vertical:absolute;mso-position-horizontal-relative:page;mso-position-vertical-relative:page;mso-wrap:square;" filled="false" stroked="false" v-text-anchor="top">
             <v:fill on="false"/>
             <v:stroke on="false"/>
             <v:textbox style="mso-fit-shape-to-text:false" inset="0pt,0pt,0pt,0pt">
@@ -7842,7 +7651,6 @@
                   <w:pPr>
                     <w:spacing w:line="240" w:lineRule="auto" w:before="0" w:after="0" w:beforeLines="0" w:afterLines="0"/>
                     <w:jc w:val="center"/>
-                    <w:wordWrap w:val="0"/>
                     <w:ind w:left="0" w:right="0" w:firstLine="0"/>
                   </w:pPr>
                   <w:r>
@@ -7862,7 +7670,7 @@
       </w:r>
       <w:r>
         <w:pict>
-          <v:shape id="TextBox694" type="#_x0000_t202" style="position:absolute;left:93.750pt;top:336.715pt;width:487.760pt;height:16.500pt;z-index:10;mso-position-horizontal:absolute;mso-position-vertical:absolute;mso-position-horizontal-relative:page;mso-position-vertical-relative:page;mso-wrap-edited:f;mso-wrap:none;" filled="false" stroked="false" v-text-anchor="top">
+          <v:shape id="TextBox694" type="#_x0000_t202" style="position:absolute;left:93.750pt;top:336.715pt;width:553.120pt;height:21.120pt;z-index:10;mso-position-horizontal:absolute;mso-position-vertical:absolute;mso-position-horizontal-relative:page;mso-position-vertical-relative:page;mso-wrap:square;" filled="false" stroked="false" v-text-anchor="top">
             <v:fill on="false"/>
             <v:stroke on="false"/>
             <v:textbox style="mso-fit-shape-to-text:false" inset="0pt,0pt,0pt,0pt">
@@ -7871,7 +7679,6 @@
                   <w:pPr>
                     <w:spacing w:line="240" w:lineRule="auto" w:before="0" w:after="0" w:beforeLines="0" w:afterLines="0"/>
                     <w:jc w:val="center"/>
-                    <w:wordWrap w:val="0"/>
                     <w:ind w:left="0" w:right="0" w:firstLine="0"/>
                   </w:pPr>
                   <w:r>
@@ -7891,7 +7698,7 @@
       </w:r>
       <w:r>
         <w:pict>
-          <v:shape id="TextBox695" type="#_x0000_t202" style="position:absolute;left:93.750pt;top:355.059pt;width:472.580pt;height:16.500pt;z-index:10;mso-position-horizontal:absolute;mso-position-vertical:absolute;mso-position-horizontal-relative:page;mso-position-vertical-relative:page;mso-wrap-edited:f;mso-wrap:none;" filled="false" stroked="false" v-text-anchor="top">
+          <v:shape id="TextBox695" type="#_x0000_t202" style="position:absolute;left:93.750pt;top:355.059pt;width:535.960pt;height:21.120pt;z-index:10;mso-position-horizontal:absolute;mso-position-vertical:absolute;mso-position-horizontal-relative:page;mso-position-vertical-relative:page;mso-wrap:square;" filled="false" stroked="false" v-text-anchor="top">
             <v:fill on="false"/>
             <v:stroke on="false"/>
             <v:textbox style="mso-fit-shape-to-text:false" inset="0pt,0pt,0pt,0pt">
@@ -7900,7 +7707,6 @@
                   <w:pPr>
                     <w:spacing w:line="240" w:lineRule="auto" w:before="0" w:after="0" w:beforeLines="0" w:afterLines="0"/>
                     <w:jc w:val="center"/>
-                    <w:wordWrap w:val="0"/>
                     <w:ind w:left="0" w:right="0" w:firstLine="0"/>
                   </w:pPr>
                   <w:r>
@@ -7920,7 +7726,7 @@
       </w:r>
       <w:r>
         <w:pict>
-          <v:shape id="TextBox696" type="#_x0000_t202" style="position:absolute;left:121.642pt;top:380.459pt;width:183.401pt;height:16.500pt;z-index:10;mso-position-horizontal:absolute;mso-position-vertical:absolute;mso-position-horizontal-relative:page;mso-position-vertical-relative:page;mso-wrap-edited:f;mso-wrap:none;" filled="false" stroked="false" v-text-anchor="top">
+          <v:shape id="TextBox696" type="#_x0000_t202" style="position:absolute;left:121.642pt;top:380.459pt;width:244.240pt;height:21.120pt;z-index:10;mso-position-horizontal:absolute;mso-position-vertical:absolute;mso-position-horizontal-relative:page;mso-position-vertical-relative:page;mso-wrap:square;" filled="false" stroked="false" v-text-anchor="top">
             <v:fill on="false"/>
             <v:stroke on="false"/>
             <v:textbox style="mso-fit-shape-to-text:false" inset="0pt,0pt,0pt,0pt">
@@ -7928,7 +7734,6 @@
                 <w:p>
                   <w:pPr>
                     <w:spacing w:line="240" w:lineRule="auto" w:before="0" w:after="0" w:beforeLines="0" w:afterLines="0"/>
-                    <w:wordWrap w:val="0"/>
                     <w:ind w:left="0" w:right="0" w:firstLine="0"/>
                   </w:pPr>
                   <w:r>
@@ -7948,7 +7753,7 @@
       </w:r>
       <w:r>
         <w:pict>
-          <v:shape id="TextBox697" type="#_x0000_t202" style="position:absolute;left:93.750pt;top:436.198pt;width:138.620pt;height:16.500pt;z-index:10;mso-position-horizontal:absolute;mso-position-vertical:absolute;mso-position-horizontal-relative:page;mso-position-vertical-relative:page;mso-wrap-edited:f;mso-wrap:none;" filled="false" stroked="false" v-text-anchor="top">
+          <v:shape id="TextBox697" type="#_x0000_t202" style="position:absolute;left:93.750pt;top:436.198pt;width:158.440pt;height:21.120pt;z-index:10;mso-position-horizontal:absolute;mso-position-vertical:absolute;mso-position-horizontal-relative:page;mso-position-vertical-relative:page;mso-wrap:square;" filled="false" stroked="false" v-text-anchor="top">
             <v:fill on="false"/>
             <v:stroke on="false"/>
             <v:textbox style="mso-fit-shape-to-text:false" inset="0pt,0pt,0pt,0pt">
@@ -7956,7 +7761,6 @@
                 <w:p>
                   <w:pPr>
                     <w:spacing w:line="240" w:lineRule="auto" w:before="0" w:after="0" w:beforeLines="0" w:afterLines="0"/>
-                    <w:wordWrap w:val="0"/>
                     <w:ind w:left="0" w:right="0" w:firstLine="0"/>
                   </w:pPr>
                   <w:r>
@@ -7976,7 +7780,7 @@
       </w:r>
       <w:r>
         <w:pict>
-          <v:shape id="TextBox698" type="#_x0000_t202" style="position:absolute;left:426.355pt;top:454.543pt;width:108.260pt;height:16.500pt;z-index:10;mso-position-horizontal:absolute;mso-position-vertical:absolute;mso-position-horizontal-relative:page;mso-position-vertical-relative:page;mso-wrap-edited:f;mso-wrap:none;" filled="false" stroked="false" v-text-anchor="top">
+          <v:shape id="TextBox698" type="#_x0000_t202" style="position:absolute;left:426.355pt;top:454.543pt;width:124.120pt;height:21.120pt;z-index:10;mso-position-horizontal:absolute;mso-position-vertical:absolute;mso-position-horizontal-relative:page;mso-position-vertical-relative:page;mso-wrap:square;" filled="false" stroked="false" v-text-anchor="top">
             <v:fill on="false"/>
             <v:stroke on="false"/>
             <v:textbox style="mso-fit-shape-to-text:false" inset="0pt,0pt,0pt,0pt">
@@ -7984,7 +7788,6 @@
                 <w:p>
                   <w:pPr>
                     <w:spacing w:line="240" w:lineRule="auto" w:before="0" w:after="0" w:beforeLines="0" w:afterLines="0"/>
-                    <w:wordWrap w:val="0"/>
                     <w:ind w:left="0" w:right="0" w:firstLine="0"/>
                   </w:pPr>
                   <w:r>
@@ -8004,7 +7807,7 @@
       </w:r>
       <w:r>
         <w:pict>
-          <v:shape id="TextBox699" type="#_x0000_t202" style="position:absolute;left:93.750pt;top:481.357pt;width:11.878pt;height:12.375pt;z-index:10;mso-position-horizontal:absolute;mso-position-vertical:absolute;mso-position-horizontal-relative:page;mso-position-vertical-relative:page;mso-wrap-edited:f;mso-wrap:none;" filled="false" stroked="false" v-text-anchor="top">
+          <v:shape id="TextBox699" type="#_x0000_t202" style="position:absolute;left:93.750pt;top:481.357pt;width:13.878pt;height:15.840pt;z-index:10;mso-position-horizontal:absolute;mso-position-vertical:absolute;mso-position-horizontal-relative:page;mso-position-vertical-relative:page;mso-wrap:square;" filled="false" stroked="false" v-text-anchor="top">
             <v:fill on="false"/>
             <v:stroke on="false"/>
             <v:textbox style="mso-fit-shape-to-text:false" inset="0pt,0pt,0pt,0pt">
@@ -8012,7 +7815,6 @@
                 <w:p>
                   <w:pPr>
                     <w:spacing w:line="240" w:lineRule="auto" w:before="0" w:after="0" w:beforeLines="0" w:afterLines="0"/>
-                    <w:wordWrap w:val="0"/>
                     <w:ind w:left="0" w:right="0" w:firstLine="0"/>
                   </w:pPr>
                   <w:r>
@@ -8032,7 +7834,7 @@
       </w:r>
       <w:r>
         <w:pict>
-          <v:shape id="TextBox700" type="#_x0000_t202" style="position:absolute;left:111.433pt;top:544.351pt;width:27.990pt;height:14.125pt;z-index:10;mso-position-horizontal:absolute;mso-position-vertical:absolute;mso-position-horizontal-relative:page;mso-position-vertical-relative:page;mso-wrap-edited:f;mso-wrap:none;" filled="false" stroked="false" v-text-anchor="top">
+          <v:shape id="TextBox700" type="#_x0000_t202" style="position:absolute;left:111.433pt;top:544.351pt;width:33.380pt;height:18.080pt;z-index:10;mso-position-horizontal:absolute;mso-position-vertical:absolute;mso-position-horizontal-relative:page;mso-position-vertical-relative:page;mso-wrap:square;" filled="false" stroked="false" v-text-anchor="top">
             <v:fill on="false"/>
             <v:stroke on="false"/>
             <v:textbox style="mso-fit-shape-to-text:false" inset="0pt,0pt,0pt,0pt">
@@ -8040,7 +7842,6 @@
                 <w:p>
                   <w:pPr>
                     <w:spacing w:line="240" w:lineRule="auto" w:before="0" w:after="0" w:beforeLines="0" w:afterLines="0"/>
-                    <w:wordWrap w:val="0"/>
                     <w:ind w:left="0" w:right="0" w:firstLine="0"/>
                   </w:pPr>
                   <w:r>
@@ -8060,7 +7861,7 @@
       </w:r>
       <w:r>
         <w:pict>
-          <v:shape id="TextBox701" type="#_x0000_t202" style="position:absolute;left:197.103pt;top:544.351pt;width:53.980pt;height:14.125pt;z-index:10;mso-position-horizontal:absolute;mso-position-vertical:absolute;mso-position-horizontal-relative:page;mso-position-vertical-relative:page;mso-wrap-edited:f;mso-wrap:none;" filled="false" stroked="false" v-text-anchor="top">
+          <v:shape id="TextBox701" type="#_x0000_t202" style="position:absolute;left:197.103pt;top:544.351pt;width:62.760pt;height:18.080pt;z-index:10;mso-position-horizontal:absolute;mso-position-vertical:absolute;mso-position-horizontal-relative:page;mso-position-vertical-relative:page;mso-wrap:square;" filled="false" stroked="false" v-text-anchor="top">
             <v:fill on="false"/>
             <v:stroke on="false"/>
             <v:textbox style="mso-fit-shape-to-text:false" inset="0pt,0pt,0pt,0pt">
@@ -8068,7 +7869,6 @@
                 <w:p>
                   <w:pPr>
                     <w:spacing w:line="240" w:lineRule="auto" w:before="0" w:after="0" w:beforeLines="0" w:afterLines="0"/>
-                    <w:wordWrap w:val="0"/>
                     <w:ind w:left="0" w:right="0" w:firstLine="0"/>
                   </w:pPr>
                   <w:r>
@@ -8088,7 +7888,7 @@
       </w:r>
       <w:r>
         <w:pict>
-          <v:shape id="TextBox702" type="#_x0000_t202" style="position:absolute;left:310.312pt;top:547.043pt;width:90.987pt;height:13.250pt;z-index:10;mso-position-horizontal:absolute;mso-position-vertical:absolute;mso-position-horizontal-relative:page;mso-position-vertical-relative:page;mso-wrap-edited:f;mso-wrap:none;" filled="false" stroked="false" v-text-anchor="top">
+          <v:shape id="TextBox702" type="#_x0000_t202" style="position:absolute;left:310.312pt;top:547.043pt;width:114.240pt;height:16.960pt;z-index:10;mso-position-horizontal:absolute;mso-position-vertical:absolute;mso-position-horizontal-relative:page;mso-position-vertical-relative:page;mso-wrap:square;" filled="false" stroked="false" v-text-anchor="top">
             <v:fill on="false"/>
             <v:stroke on="false"/>
             <v:textbox style="mso-fit-shape-to-text:false" inset="0pt,0pt,0pt,0pt">
@@ -8096,7 +7896,6 @@
                 <w:p>
                   <w:pPr>
                     <w:spacing w:line="240" w:lineRule="auto" w:before="0" w:after="0" w:beforeLines="0" w:afterLines="0"/>
-                    <w:wordWrap w:val="0"/>
                     <w:ind w:left="0" w:right="0" w:firstLine="0"/>
                   </w:pPr>
                   <w:r>
@@ -8116,7 +7915,7 @@
       </w:r>
       <w:r>
         <w:pict>
-          <v:shape id="TextBox703" type="#_x0000_t202" style="position:absolute;left:428.030pt;top:547.043pt;width:87.330pt;height:13.250pt;z-index:10;mso-position-horizontal:absolute;mso-position-vertical:absolute;mso-position-horizontal-relative:page;mso-position-vertical-relative:page;mso-wrap-edited:f;mso-wrap:none;" filled="false" stroked="false" v-text-anchor="top">
+          <v:shape id="TextBox703" type="#_x0000_t202" style="position:absolute;left:428.030pt;top:547.043pt;width:100.460pt;height:16.960pt;z-index:10;mso-position-horizontal:absolute;mso-position-vertical:absolute;mso-position-horizontal-relative:page;mso-position-vertical-relative:page;mso-wrap:square;" filled="false" stroked="false" v-text-anchor="top">
             <v:fill on="false"/>
             <v:stroke on="false"/>
             <v:textbox style="mso-fit-shape-to-text:false" inset="0pt,0pt,0pt,0pt">
@@ -8124,7 +7923,6 @@
                 <w:p>
                   <w:pPr>
                     <w:spacing w:line="240" w:lineRule="auto" w:before="0" w:after="0" w:beforeLines="0" w:afterLines="0"/>
-                    <w:wordWrap w:val="0"/>
                     <w:ind w:left="0" w:right="0" w:firstLine="0"/>
                   </w:pPr>
                   <w:r>
@@ -8144,7 +7942,7 @@
       </w:r>
       <w:r>
         <w:pict>
-          <v:shape id="TextBox704" type="#_x0000_t202" style="position:absolute;left:157.349pt;top:576.806pt;width:142.346pt;height:14.125pt;z-index:10;mso-position-horizontal:absolute;mso-position-vertical:absolute;mso-position-horizontal-relative:page;mso-position-vertical-relative:page;mso-wrap-edited:f;mso-wrap:none;" filled="false" stroked="false" v-text-anchor="top">
+          <v:shape id="TextBox704" type="#_x0000_t202" style="position:absolute;left:157.349pt;top:576.806pt;width:180.280pt;height:18.080pt;z-index:10;mso-position-horizontal:absolute;mso-position-vertical:absolute;mso-position-horizontal-relative:page;mso-position-vertical-relative:page;mso-wrap:square;" filled="false" stroked="false" v-text-anchor="top">
             <v:fill on="false"/>
             <v:stroke on="false"/>
             <v:textbox style="mso-fit-shape-to-text:false" inset="0pt,0pt,0pt,0pt">
@@ -8152,7 +7950,6 @@
                 <w:p>
                   <w:pPr>
                     <w:spacing w:line="240" w:lineRule="auto" w:before="0" w:after="0" w:beforeLines="0" w:afterLines="0"/>
-                    <w:wordWrap w:val="0"/>
                     <w:ind w:left="0" w:right="0" w:firstLine="0"/>
                   </w:pPr>
                   <w:r>
@@ -8172,7 +7969,7 @@
       </w:r>
       <w:r>
         <w:pict>
-          <v:shape id="TextBox705" type="#_x0000_t202" style="position:absolute;left:119.900pt;top:590.212pt;width:9.147pt;height:14.125pt;z-index:10;mso-position-horizontal:absolute;mso-position-vertical:absolute;mso-position-horizontal-relative:page;mso-position-vertical-relative:page;mso-wrap-edited:f;mso-wrap:none;" filled="false" stroked="false" v-text-anchor="top">
+          <v:shape id="TextBox705" type="#_x0000_t202" style="position:absolute;left:119.900pt;top:590.212pt;width:12.168pt;height:18.080pt;z-index:10;mso-position-horizontal:absolute;mso-position-vertical:absolute;mso-position-horizontal-relative:page;mso-position-vertical-relative:page;mso-wrap:square;" filled="false" stroked="false" v-text-anchor="top">
             <v:fill on="false"/>
             <v:stroke on="false"/>
             <v:textbox style="mso-fit-shape-to-text:false" inset="0pt,0pt,0pt,0pt">
@@ -8180,7 +7977,6 @@
                 <w:p>
                   <w:pPr>
                     <w:spacing w:line="240" w:lineRule="auto" w:before="0" w:after="0" w:beforeLines="0" w:afterLines="0"/>
-                    <w:wordWrap w:val="0"/>
                     <w:ind w:left="0" w:right="0" w:firstLine="0"/>
                   </w:pPr>
                   <w:r>
@@ -8200,7 +7996,7 @@
       </w:r>
       <w:r>
         <w:pict>
-          <v:shape id="TextBox706" type="#_x0000_t202" style="position:absolute;left:462.371pt;top:590.212pt;width:9.147pt;height:14.125pt;z-index:10;mso-position-horizontal:absolute;mso-position-vertical:absolute;mso-position-horizontal-relative:page;mso-position-vertical-relative:page;mso-wrap-edited:f;mso-wrap:none;" filled="false" stroked="false" v-text-anchor="top">
+          <v:shape id="TextBox706" type="#_x0000_t202" style="position:absolute;left:462.371pt;top:590.212pt;width:12.080pt;height:18.080pt;z-index:10;mso-position-horizontal:absolute;mso-position-vertical:absolute;mso-position-horizontal-relative:page;mso-position-vertical-relative:page;mso-wrap:square;" filled="false" stroked="false" v-text-anchor="top">
             <v:fill on="false"/>
             <v:stroke on="false"/>
             <v:textbox style="mso-fit-shape-to-text:false" inset="0pt,0pt,0pt,0pt">
@@ -8208,7 +8004,6 @@
                 <w:p>
                   <w:pPr>
                     <w:spacing w:line="240" w:lineRule="auto" w:before="0" w:after="0" w:beforeLines="0" w:afterLines="0"/>
-                    <w:wordWrap w:val="0"/>
                     <w:ind w:left="0" w:right="0" w:firstLine="0"/>
                   </w:pPr>
                   <w:r>
@@ -8228,7 +8023,7 @@
       </w:r>
       <w:r>
         <w:pict>
-          <v:shape id="TextBox707" type="#_x0000_t202" style="position:absolute;left:325.669pt;top:592.228pt;width:63.732pt;height:15.250pt;z-index:10;mso-position-horizontal:absolute;mso-position-vertical:absolute;mso-position-horizontal-relative:page;mso-position-vertical-relative:page;mso-wrap-edited:f;mso-wrap:none;" filled="false" stroked="false" v-text-anchor="top">
+          <v:shape id="TextBox707" type="#_x0000_t202" style="position:absolute;left:325.669pt;top:592.228pt;width:73.784pt;height:19.520pt;z-index:10;mso-position-horizontal:absolute;mso-position-vertical:absolute;mso-position-horizontal-relative:page;mso-position-vertical-relative:page;mso-wrap:square;" filled="false" stroked="false" v-text-anchor="top">
             <v:fill on="false"/>
             <v:stroke on="false"/>
             <v:textbox style="mso-fit-shape-to-text:false" inset="0pt,0pt,0pt,0pt">
@@ -8236,7 +8031,6 @@
                 <w:p>
                   <w:pPr>
                     <w:spacing w:line="240" w:lineRule="auto" w:before="0" w:after="0" w:beforeLines="0" w:afterLines="0"/>
-                    <w:wordWrap w:val="0"/>
                     <w:ind w:left="0" w:right="0" w:firstLine="0"/>
                   </w:pPr>
                   <w:r>
@@ -8256,7 +8050,7 @@
       </w:r>
       <w:r>
         <w:pict>
-          <v:shape id="TextBox708" type="#_x0000_t202" style="position:absolute;left:157.349pt;top:593.034pt;width:139.097pt;height:14.125pt;z-index:10;mso-position-horizontal:absolute;mso-position-vertical:absolute;mso-position-horizontal-relative:page;mso-position-vertical-relative:page;mso-wrap-edited:f;mso-wrap:none;" filled="false" stroked="false" v-text-anchor="top">
+          <v:shape id="TextBox708" type="#_x0000_t202" style="position:absolute;left:157.349pt;top:593.034pt;width:165.590pt;height:18.080pt;z-index:10;mso-position-horizontal:absolute;mso-position-vertical:absolute;mso-position-horizontal-relative:page;mso-position-vertical-relative:page;mso-wrap:square;" filled="false" stroked="false" v-text-anchor="top">
             <v:fill on="false"/>
             <v:stroke on="false"/>
             <v:textbox style="mso-fit-shape-to-text:false" inset="0pt,0pt,0pt,0pt">
@@ -8264,7 +8058,6 @@
                 <w:p>
                   <w:pPr>
                     <w:spacing w:line="240" w:lineRule="auto" w:before="0" w:after="0" w:beforeLines="0" w:afterLines="0"/>
-                    <w:wordWrap w:val="0"/>
                     <w:ind w:left="0" w:right="0" w:firstLine="0"/>
                   </w:pPr>
                   <w:r>
@@ -8284,7 +8077,7 @@
       </w:r>
       <w:r>
         <w:pict>
-          <v:shape id="TextBox709" type="#_x0000_t202" style="position:absolute;left:157.349pt;top:608.556pt;width:53.980pt;height:14.125pt;z-index:10;mso-position-horizontal:absolute;mso-position-vertical:absolute;mso-position-horizontal-relative:page;mso-position-vertical-relative:page;mso-wrap-edited:f;mso-wrap:none;" filled="false" stroked="false" v-text-anchor="top">
+          <v:shape id="TextBox709" type="#_x0000_t202" style="position:absolute;left:157.349pt;top:608.556pt;width:62.760pt;height:18.080pt;z-index:10;mso-position-horizontal:absolute;mso-position-vertical:absolute;mso-position-horizontal-relative:page;mso-position-vertical-relative:page;mso-wrap:square;" filled="false" stroked="false" v-text-anchor="top">
             <v:fill on="false"/>
             <v:stroke on="false"/>
             <v:textbox style="mso-fit-shape-to-text:false" inset="0pt,0pt,0pt,0pt">
@@ -8292,7 +8085,6 @@
                 <w:p>
                   <w:pPr>
                     <w:spacing w:line="240" w:lineRule="auto" w:before="0" w:after="0" w:beforeLines="0" w:afterLines="0"/>
-                    <w:wordWrap w:val="0"/>
                     <w:ind w:left="0" w:right="0" w:firstLine="0"/>
                   </w:pPr>
                   <w:r>
@@ -8312,7 +8104,7 @@
       </w:r>
       <w:r>
         <w:pict>
-          <v:shape id="TextBox710" type="#_x0000_t202" style="position:absolute;left:157.349pt;top:636.779pt;width:148.194pt;height:14.125pt;z-index:10;mso-position-horizontal:absolute;mso-position-vertical:absolute;mso-position-horizontal-relative:page;mso-position-vertical-relative:page;mso-wrap-edited:f;mso-wrap:none;" filled="false" stroked="false" v-text-anchor="top">
+          <v:shape id="TextBox710" type="#_x0000_t202" style="position:absolute;left:157.349pt;top:636.779pt;width:180.280pt;height:18.080pt;z-index:10;mso-position-horizontal:absolute;mso-position-vertical:absolute;mso-position-horizontal-relative:page;mso-position-vertical-relative:page;mso-wrap:square;" filled="false" stroked="false" v-text-anchor="top">
             <v:fill on="false"/>
             <v:stroke on="false"/>
             <v:textbox style="mso-fit-shape-to-text:false" inset="0pt,0pt,0pt,0pt">
@@ -8320,7 +8112,6 @@
                 <w:p>
                   <w:pPr>
                     <w:spacing w:line="240" w:lineRule="auto" w:before="0" w:after="0" w:beforeLines="0" w:afterLines="0"/>
-                    <w:wordWrap w:val="0"/>
                     <w:ind w:left="0" w:right="0" w:firstLine="0"/>
                   </w:pPr>
                   <w:r>
@@ -8340,7 +8131,7 @@
       </w:r>
       <w:r>
         <w:pict>
-          <v:shape id="TextBox711" type="#_x0000_t202" style="position:absolute;left:328.723pt;top:641.617pt;width:56.015pt;height:15.250pt;z-index:10;mso-position-horizontal:absolute;mso-position-vertical:absolute;mso-position-horizontal-relative:page;mso-position-vertical-relative:page;mso-wrap-edited:f;mso-wrap:none;" filled="false" stroked="false" v-text-anchor="top">
+          <v:shape id="TextBox711" type="#_x0000_t202" style="position:absolute;left:328.723pt;top:641.617pt;width:65.727pt;height:19.520pt;z-index:10;mso-position-horizontal:absolute;mso-position-vertical:absolute;mso-position-horizontal-relative:page;mso-position-vertical-relative:page;mso-wrap:square;" filled="false" stroked="false" v-text-anchor="top">
             <v:fill on="false"/>
             <v:stroke on="false"/>
             <v:textbox style="mso-fit-shape-to-text:false" inset="0pt,0pt,0pt,0pt">
@@ -8348,7 +8139,6 @@
                 <w:p>
                   <w:pPr>
                     <w:spacing w:line="240" w:lineRule="auto" w:before="0" w:after="0" w:beforeLines="0" w:afterLines="0"/>
-                    <w:wordWrap w:val="0"/>
                     <w:ind w:left="0" w:right="0" w:firstLine="0"/>
                   </w:pPr>
                   <w:r>
@@ -8368,7 +8158,7 @@
       </w:r>
       <w:r>
         <w:pict>
-          <v:shape id="TextBox712" type="#_x0000_t202" style="position:absolute;left:119.900pt;top:641.718pt;width:9.147pt;height:14.125pt;z-index:10;mso-position-horizontal:absolute;mso-position-vertical:absolute;mso-position-horizontal-relative:page;mso-position-vertical-relative:page;mso-wrap-edited:f;mso-wrap:none;" filled="false" stroked="false" v-text-anchor="top">
+          <v:shape id="TextBox712" type="#_x0000_t202" style="position:absolute;left:119.900pt;top:641.718pt;width:12.168pt;height:18.080pt;z-index:10;mso-position-horizontal:absolute;mso-position-vertical:absolute;mso-position-horizontal-relative:page;mso-position-vertical-relative:page;mso-wrap:square;" filled="false" stroked="false" v-text-anchor="top">
             <v:fill on="false"/>
             <v:stroke on="false"/>
             <v:textbox style="mso-fit-shape-to-text:false" inset="0pt,0pt,0pt,0pt">
@@ -8376,7 +8166,6 @@
                 <w:p>
                   <w:pPr>
                     <w:spacing w:line="240" w:lineRule="auto" w:before="0" w:after="0" w:beforeLines="0" w:afterLines="0"/>
-                    <w:wordWrap w:val="0"/>
                     <w:ind w:left="0" w:right="0" w:firstLine="0"/>
                   </w:pPr>
                   <w:r>
@@ -8396,7 +8185,7 @@
       </w:r>
       <w:r>
         <w:pict>
-          <v:shape id="TextBox713" type="#_x0000_t202" style="position:absolute;left:462.371pt;top:641.718pt;width:9.147pt;height:14.125pt;z-index:10;mso-position-horizontal:absolute;mso-position-vertical:absolute;mso-position-horizontal-relative:page;mso-position-vertical-relative:page;mso-wrap-edited:f;mso-wrap:none;" filled="false" stroked="false" v-text-anchor="top">
+          <v:shape id="TextBox713" type="#_x0000_t202" style="position:absolute;left:462.371pt;top:641.718pt;width:12.080pt;height:18.080pt;z-index:10;mso-position-horizontal:absolute;mso-position-vertical:absolute;mso-position-horizontal-relative:page;mso-position-vertical-relative:page;mso-wrap:square;" filled="false" stroked="false" v-text-anchor="top">
             <v:fill on="false"/>
             <v:stroke on="false"/>
             <v:textbox style="mso-fit-shape-to-text:false" inset="0pt,0pt,0pt,0pt">
@@ -8404,7 +8193,6 @@
                 <w:p>
                   <w:pPr>
                     <w:spacing w:line="240" w:lineRule="auto" w:before="0" w:after="0" w:beforeLines="0" w:afterLines="0"/>
-                    <w:wordWrap w:val="0"/>
                     <w:ind w:left="0" w:right="0" w:firstLine="0"/>
                   </w:pPr>
                   <w:r>
@@ -8424,7 +8212,7 @@
       </w:r>
       <w:r>
         <w:pict>
-          <v:shape id="TextBox714" type="#_x0000_t202" style="position:absolute;left:157.349pt;top:652.301pt;width:105.960pt;height:14.125pt;z-index:10;mso-position-horizontal:absolute;mso-position-vertical:absolute;mso-position-horizontal-relative:page;mso-position-vertical-relative:page;mso-wrap-edited:f;mso-wrap:none;" filled="false" stroked="false" v-text-anchor="top">
+          <v:shape id="TextBox714" type="#_x0000_t202" style="position:absolute;left:157.349pt;top:652.301pt;width:121.520pt;height:18.080pt;z-index:10;mso-position-horizontal:absolute;mso-position-vertical:absolute;mso-position-horizontal-relative:page;mso-position-vertical-relative:page;mso-wrap:square;" filled="false" stroked="false" v-text-anchor="top">
             <v:fill on="false"/>
             <v:stroke on="false"/>
             <v:textbox style="mso-fit-shape-to-text:false" inset="0pt,0pt,0pt,0pt">
@@ -8432,7 +8220,6 @@
                 <w:p>
                   <w:pPr>
                     <w:spacing w:line="240" w:lineRule="auto" w:before="0" w:after="0" w:beforeLines="0" w:afterLines="0"/>
-                    <w:wordWrap w:val="0"/>
                     <w:ind w:left="0" w:right="0" w:firstLine="0"/>
                   </w:pPr>
                   <w:r>
@@ -8452,7 +8239,7 @@
       </w:r>
       <w:r>
         <w:pict>
-          <v:shape id="TextBox715" type="#_x0000_t202" style="position:absolute;left:197.092pt;top:679.818pt;width:9.147pt;height:14.125pt;z-index:10;mso-position-horizontal:absolute;mso-position-vertical:absolute;mso-position-horizontal-relative:page;mso-position-vertical-relative:page;mso-wrap-edited:f;mso-wrap:none;" filled="false" stroked="false" v-text-anchor="top">
+          <v:shape id="TextBox715" type="#_x0000_t202" style="position:absolute;left:197.092pt;top:679.818pt;width:12.080pt;height:18.080pt;z-index:10;mso-position-horizontal:absolute;mso-position-vertical:absolute;mso-position-horizontal-relative:page;mso-position-vertical-relative:page;mso-wrap:square;" filled="false" stroked="false" v-text-anchor="top">
             <v:fill on="false"/>
             <v:stroke on="false"/>
             <v:textbox style="mso-fit-shape-to-text:false" inset="0pt,0pt,0pt,0pt">
@@ -8460,7 +8247,6 @@
                 <w:p>
                   <w:pPr>
                     <w:spacing w:line="240" w:lineRule="auto" w:before="0" w:after="0" w:beforeLines="0" w:afterLines="0"/>
-                    <w:wordWrap w:val="0"/>
                     <w:ind w:left="0" w:right="0" w:firstLine="0"/>
                   </w:pPr>
                   <w:r>
@@ -8480,7 +8266,7 @@
       </w:r>
       <w:r>
         <w:pict>
-          <v:shape id="TextBox716" type="#_x0000_t202" style="position:absolute;left:303.598pt;top:679.818pt;width:9.147pt;height:14.125pt;z-index:10;mso-position-horizontal:absolute;mso-position-vertical:absolute;mso-position-horizontal-relative:page;mso-position-vertical-relative:page;mso-wrap-edited:f;mso-wrap:none;" filled="false" stroked="false" v-text-anchor="top">
+          <v:shape id="TextBox716" type="#_x0000_t202" style="position:absolute;left:303.598pt;top:679.818pt;width:12.080pt;height:18.080pt;z-index:10;mso-position-horizontal:absolute;mso-position-vertical:absolute;mso-position-horizontal-relative:page;mso-position-vertical-relative:page;mso-wrap:square;" filled="false" stroked="false" v-text-anchor="top">
             <v:fill on="false"/>
             <v:stroke on="false"/>
             <v:textbox style="mso-fit-shape-to-text:false" inset="0pt,0pt,0pt,0pt">
@@ -8489,7 +8275,6 @@
                   <w:pPr>
                     <w:spacing w:line="240" w:lineRule="auto" w:before="0" w:after="0" w:beforeLines="0" w:afterLines="0"/>
                     <w:jc w:val="center"/>
-                    <w:wordWrap w:val="0"/>
                     <w:ind w:left="0" w:right="0" w:firstLine="0"/>
                   </w:pPr>
                   <w:r>
@@ -8509,7 +8294,7 @@
       </w:r>
       <w:r>
         <w:pict>
-          <v:shape id="TextBox717" type="#_x0000_t202" style="position:absolute;left:462.371pt;top:679.818pt;width:9.147pt;height:14.125pt;z-index:10;mso-position-horizontal:absolute;mso-position-vertical:absolute;mso-position-horizontal-relative:page;mso-position-vertical-relative:page;mso-wrap-edited:f;mso-wrap:none;" filled="false" stroked="false" v-text-anchor="top">
+          <v:shape id="TextBox717" type="#_x0000_t202" style="position:absolute;left:462.371pt;top:679.818pt;width:12.080pt;height:18.080pt;z-index:10;mso-position-horizontal:absolute;mso-position-vertical:absolute;mso-position-horizontal-relative:page;mso-position-vertical-relative:page;mso-wrap:square;" filled="false" stroked="false" v-text-anchor="top">
             <v:fill on="false"/>
             <v:stroke on="false"/>
             <v:textbox style="mso-fit-shape-to-text:false" inset="0pt,0pt,0pt,0pt">
@@ -8517,7 +8302,6 @@
                 <w:p>
                   <w:pPr>
                     <w:spacing w:line="240" w:lineRule="auto" w:before="0" w:after="0" w:beforeLines="0" w:afterLines="0"/>
-                    <w:wordWrap w:val="0"/>
                     <w:ind w:left="0" w:right="0" w:firstLine="0"/>
                   </w:pPr>
                   <w:r>
@@ -8537,7 +8321,7 @@
       </w:r>
       <w:r>
         <w:pict>
-          <v:shape id="TextBox718" type="#_x0000_t202" style="position:absolute;left:202.737pt;top:680.394pt;width:115.367pt;height:13.250pt;z-index:10;mso-position-horizontal:absolute;mso-position-vertical:absolute;mso-position-horizontal-relative:page;mso-position-vertical-relative:page;mso-wrap-edited:f;mso-wrap:none;" filled="false" stroked="false" v-text-anchor="top">
+          <v:shape id="TextBox718" type="#_x0000_t202" style="position:absolute;left:202.737pt;top:680.394pt;width:141.800pt;height:16.960pt;z-index:10;mso-position-horizontal:absolute;mso-position-vertical:absolute;mso-position-horizontal-relative:page;mso-position-vertical-relative:page;mso-wrap:square;" filled="false" stroked="false" v-text-anchor="top">
             <v:fill on="false"/>
             <v:stroke on="false"/>
             <v:textbox style="mso-fit-shape-to-text:false" inset="0pt,0pt,0pt,0pt">
@@ -8545,7 +8329,6 @@
                 <w:p>
                   <w:pPr>
                     <w:spacing w:line="240" w:lineRule="auto" w:before="0" w:after="0" w:beforeLines="0" w:afterLines="0"/>
-                    <w:wordWrap w:val="0"/>
                     <w:ind w:left="0" w:right="0" w:firstLine="0"/>
                   </w:pPr>
                   <w:r>
@@ -8596,7 +8379,7 @@
     </w:pPr>
     <w:r>
       <w:pict>
-        <v:shape id="TextBox186" type="#_x0000_t202" style="position:absolute;left:301.000pt;top:761.721pt;width:14.650pt;height:12.500pt;z-index:10;mso-position-horizontal:absolute;mso-position-vertical:absolute;mso-position-horizontal-relative:page;mso-position-vertical-relative:page;mso-wrap-edited:f;mso-wrap:none;" filled="false" stroked="false" v-text-anchor="top">
+        <v:shape id="TextBox186" type="#_x0000_t202" style="position:absolute;left:301.000pt;top:761.721pt;width:18.456pt;height:16.000pt;z-index:10;mso-position-horizontal:absolute;mso-position-vertical:absolute;mso-position-horizontal-relative:page;mso-position-vertical-relative:page;mso-wrap:square;" filled="false" stroked="false" v-text-anchor="top">
           <v:fill on="false"/>
           <v:stroke on="false"/>
           <v:textbox style="mso-fit-shape-to-text:false" inset="0pt,0pt,0pt,0pt">
@@ -8605,7 +8388,6 @@
                 <w:pPr>
                   <w:spacing w:line="240" w:lineRule="auto" w:before="0" w:after="0" w:beforeLines="0" w:afterLines="0"/>
                   <w:jc w:val="center"/>
-                  <w:wordWrap w:val="0"/>
                   <w:ind w:left="0" w:right="0" w:firstLine="0"/>
                 </w:pPr>
                 <w:r>
@@ -8625,7 +8407,7 @@
     </w:r>
     <w:r>
       <w:pict>
-        <v:shape id="TextBox187" type="#_x0000_t202" style="position:absolute;left:120.084pt;top:702.124pt;width:10.349pt;height:16.500pt;z-index:10;mso-position-horizontal:absolute;mso-position-vertical:absolute;mso-position-horizontal-relative:page;mso-position-vertical-relative:page;mso-wrap-edited:f;mso-wrap:none;" filled="false" stroked="false" v-text-anchor="top">
+        <v:shape id="TextBox187" type="#_x0000_t202" style="position:absolute;left:120.084pt;top:702.124pt;width:13.438pt;height:21.120pt;z-index:10;mso-position-horizontal:absolute;mso-position-vertical:absolute;mso-position-horizontal-relative:page;mso-position-vertical-relative:page;mso-wrap:square;" filled="false" stroked="false" v-text-anchor="top">
           <v:fill on="false"/>
           <v:stroke on="false"/>
           <v:textbox style="mso-fit-shape-to-text:false" inset="0pt,0pt,0pt,0pt">
@@ -8633,7 +8415,6 @@
               <w:p>
                 <w:pPr>
                   <w:spacing w:line="240" w:lineRule="auto" w:before="0" w:after="0" w:beforeLines="0" w:afterLines="0"/>
-                  <w:wordWrap w:val="0"/>
                   <w:ind w:left="0" w:right="0" w:firstLine="0"/>
                 </w:pPr>
                 <w:r>
@@ -8653,7 +8434,7 @@
     </w:r>
     <w:r>
       <w:pict>
-        <v:shape id="TextBox188" type="#_x0000_t202" style="position:absolute;left:120.084pt;top:722.583pt;width:389.849pt;height:16.500pt;z-index:10;mso-position-horizontal:absolute;mso-position-vertical:absolute;mso-position-horizontal-relative:page;mso-position-vertical-relative:page;mso-wrap-edited:f;mso-wrap:none;" filled="false" stroked="false" v-text-anchor="top">
+        <v:shape id="TextBox188" type="#_x0000_t202" style="position:absolute;left:120.084pt;top:722.583pt;width:604.600pt;height:21.120pt;z-index:10;mso-position-horizontal:absolute;mso-position-vertical:absolute;mso-position-horizontal-relative:page;mso-position-vertical-relative:page;mso-wrap:square;" filled="false" stroked="false" v-text-anchor="top">
           <v:fill on="false"/>
           <v:stroke on="false"/>
           <v:textbox style="mso-fit-shape-to-text:false" inset="0pt,0pt,0pt,0pt">
@@ -8662,7 +8443,6 @@
                 <w:pPr>
                   <w:spacing w:line="240" w:lineRule="auto" w:before="0" w:after="0" w:beforeLines="0" w:afterLines="0"/>
                   <w:jc w:val="center"/>
-                  <w:wordWrap w:val="0"/>
                   <w:ind w:left="0" w:right="0" w:firstLine="0"/>
                 </w:pPr>
                 <w:r>
@@ -8716,7 +8496,7 @@
     </w:pPr>
     <w:r>
       <w:pict>
-        <v:shape id="TextBox472" type="#_x0000_t202" style="position:absolute;left:301.000pt;top:761.721pt;width:14.650pt;height:12.500pt;z-index:10;mso-position-horizontal:absolute;mso-position-vertical:absolute;mso-position-horizontal-relative:page;mso-position-vertical-relative:page;mso-wrap-edited:f;mso-wrap:none;" filled="false" stroked="false" v-text-anchor="top">
+        <v:shape id="TextBox472" type="#_x0000_t202" style="position:absolute;left:301.000pt;top:761.721pt;width:18.456pt;height:16.000pt;z-index:10;mso-position-horizontal:absolute;mso-position-vertical:absolute;mso-position-horizontal-relative:page;mso-position-vertical-relative:page;mso-wrap:square;" filled="false" stroked="false" v-text-anchor="top">
           <v:fill on="false"/>
           <v:stroke on="false"/>
           <v:textbox style="mso-fit-shape-to-text:false" inset="0pt,0pt,0pt,0pt">
@@ -8725,7 +8505,6 @@
                 <w:pPr>
                   <w:spacing w:line="240" w:lineRule="auto" w:before="0" w:after="0" w:beforeLines="0" w:afterLines="0"/>
                   <w:jc w:val="center"/>
-                  <w:wordWrap w:val="0"/>
                   <w:ind w:left="0" w:right="0" w:firstLine="0"/>
                 </w:pPr>
                 <w:r>
@@ -8745,7 +8524,7 @@
     </w:r>
     <w:r>
       <w:pict>
-        <v:shape id="TextBox473" type="#_x0000_t202" style="position:absolute;left:240.848pt;top:705.722pt;width:10.349pt;height:16.500pt;z-index:10;mso-position-horizontal:absolute;mso-position-vertical:absolute;mso-position-horizontal-relative:page;mso-position-vertical-relative:page;mso-wrap-edited:f;mso-wrap:none;" filled="false" stroked="false" v-text-anchor="top">
+        <v:shape id="TextBox473" type="#_x0000_t202" style="position:absolute;left:240.848pt;top:705.722pt;width:13.438pt;height:21.120pt;z-index:10;mso-position-horizontal:absolute;mso-position-vertical:absolute;mso-position-horizontal-relative:page;mso-position-vertical-relative:page;mso-wrap:square;" filled="false" stroked="false" v-text-anchor="top">
           <v:fill on="false"/>
           <v:stroke on="false"/>
           <v:textbox style="mso-fit-shape-to-text:false" inset="0pt,0pt,0pt,0pt">
@@ -8753,7 +8532,6 @@
               <w:p>
                 <w:pPr>
                   <w:spacing w:line="240" w:lineRule="auto" w:before="0" w:after="0" w:beforeLines="0" w:afterLines="0"/>
-                  <w:wordWrap w:val="0"/>
                   <w:ind w:left="0" w:right="0" w:firstLine="0"/>
                 </w:pPr>
                 <w:r>
@@ -8773,7 +8551,7 @@
     </w:r>
     <w:r>
       <w:pict>
-        <v:shape id="TextBox474" type="#_x0000_t202" style="position:absolute;left:96.054pt;top:705.722pt;width:168.980pt;height:16.500pt;z-index:10;mso-position-horizontal:absolute;mso-position-vertical:absolute;mso-position-horizontal-relative:page;mso-position-vertical-relative:page;mso-wrap-edited:f;mso-wrap:none;" filled="false" stroked="false" v-text-anchor="top">
+        <v:shape id="TextBox474" type="#_x0000_t202" style="position:absolute;left:96.054pt;top:705.722pt;width:192.760pt;height:21.120pt;z-index:10;mso-position-horizontal:absolute;mso-position-vertical:absolute;mso-position-horizontal-relative:page;mso-position-vertical-relative:page;mso-wrap:square;" filled="false" stroked="false" v-text-anchor="top">
           <v:fill on="false"/>
           <v:stroke on="false"/>
           <v:textbox style="mso-fit-shape-to-text:false" inset="0pt,0pt,0pt,0pt">
@@ -8781,7 +8559,6 @@
               <w:p>
                 <w:pPr>
                   <w:spacing w:line="240" w:lineRule="auto" w:before="0" w:after="0" w:beforeLines="0" w:afterLines="0"/>
-                  <w:wordWrap w:val="0"/>
                   <w:ind w:left="0" w:right="0" w:firstLine="0"/>
                 </w:pPr>
                 <w:r>
@@ -8818,7 +8595,7 @@
     </w:pPr>
     <w:r>
       <w:pict>
-        <v:shape id="TextBox614" type="#_x0000_t202" style="position:absolute;left:301.000pt;top:761.721pt;width:14.650pt;height:12.500pt;z-index:10;mso-position-horizontal:absolute;mso-position-vertical:absolute;mso-position-horizontal-relative:page;mso-position-vertical-relative:page;mso-wrap-edited:f;mso-wrap:none;" filled="false" stroked="false" v-text-anchor="top">
+        <v:shape id="TextBox614" type="#_x0000_t202" style="position:absolute;left:301.000pt;top:761.721pt;width:18.456pt;height:16.000pt;z-index:10;mso-position-horizontal:absolute;mso-position-vertical:absolute;mso-position-horizontal-relative:page;mso-position-vertical-relative:page;mso-wrap:square;" filled="false" stroked="false" v-text-anchor="top">
           <v:fill on="false"/>
           <v:stroke on="false"/>
           <v:textbox style="mso-fit-shape-to-text:false" inset="0pt,0pt,0pt,0pt">
@@ -8827,7 +8604,6 @@
                 <w:pPr>
                   <w:spacing w:line="240" w:lineRule="auto" w:before="0" w:after="0" w:beforeLines="0" w:afterLines="0"/>
                   <w:jc w:val="center"/>
-                  <w:wordWrap w:val="0"/>
                   <w:ind w:left="0" w:right="0" w:firstLine="0"/>
                 </w:pPr>
                 <w:r>
@@ -8847,7 +8623,7 @@
     </w:r>
     <w:r>
       <w:pict>
-        <v:shape id="TextBox615" type="#_x0000_t202" style="position:absolute;left:93.750pt;top:707.205pt;width:414.632pt;height:13.250pt;z-index:10;mso-position-horizontal:absolute;mso-position-vertical:absolute;mso-position-horizontal-relative:page;mso-position-vertical-relative:page;mso-wrap-edited:f;mso-wrap:none;" filled="false" stroked="false" v-text-anchor="top">
+        <v:shape id="TextBox615" type="#_x0000_t202" style="position:absolute;left:93.750pt;top:707.205pt;width:486.300pt;height:16.960pt;z-index:10;mso-position-horizontal:absolute;mso-position-vertical:absolute;mso-position-horizontal-relative:page;mso-position-vertical-relative:page;mso-wrap:square;" filled="false" stroked="false" v-text-anchor="top">
           <v:fill on="false"/>
           <v:stroke on="false"/>
           <v:textbox style="mso-fit-shape-to-text:false" inset="0pt,0pt,0pt,0pt">
@@ -8855,7 +8631,6 @@
               <w:p>
                 <w:pPr>
                   <w:spacing w:line="240" w:lineRule="auto" w:before="0" w:after="0" w:beforeLines="0" w:afterLines="0"/>
-                  <w:wordWrap w:val="0"/>
                   <w:ind w:left="0" w:right="0" w:firstLine="0"/>
                 </w:pPr>
                 <w:r>
@@ -8875,7 +8650,7 @@
     </w:r>
     <w:r>
       <w:pict>
-        <v:shape id="TextBox616" type="#_x0000_t202" style="position:absolute;left:93.750pt;top:722.022pt;width:467.049pt;height:13.250pt;z-index:10;mso-position-horizontal:absolute;mso-position-vertical:absolute;mso-position-horizontal-relative:page;mso-position-vertical-relative:page;mso-wrap-edited:f;mso-wrap:none;" filled="false" stroked="false" v-text-anchor="top">
+        <v:shape id="TextBox616" type="#_x0000_t202" style="position:absolute;left:93.750pt;top:722.022pt;width:555.200pt;height:16.960pt;z-index:10;mso-position-horizontal:absolute;mso-position-vertical:absolute;mso-position-horizontal-relative:page;mso-position-vertical-relative:page;mso-wrap:square;" filled="false" stroked="false" v-text-anchor="top">
           <v:fill on="false"/>
           <v:stroke on="false"/>
           <v:textbox style="mso-fit-shape-to-text:false" inset="0pt,0pt,0pt,0pt">
@@ -8884,7 +8659,6 @@
                 <w:pPr>
                   <w:spacing w:line="240" w:lineRule="auto" w:before="0" w:after="0" w:beforeLines="0" w:afterLines="0"/>
                   <w:jc w:val="center"/>
-                  <w:wordWrap w:val="0"/>
                   <w:ind w:left="0" w:right="0" w:firstLine="0"/>
                 </w:pPr>
                 <w:r>
@@ -8904,7 +8678,7 @@
     </w:r>
     <w:r>
       <w:pict>
-        <v:shape id="TextBox617" type="#_x0000_t202" style="position:absolute;left:93.750pt;top:736.838pt;width:160.470pt;height:13.250pt;z-index:10;mso-position-horizontal:absolute;mso-position-vertical:absolute;mso-position-horizontal-relative:page;mso-position-vertical-relative:page;mso-wrap-edited:f;mso-wrap:none;" filled="false" stroked="false" v-text-anchor="top">
+        <v:shape id="TextBox617" type="#_x0000_t202" style="position:absolute;left:93.750pt;top:736.838pt;width:183.140pt;height:16.960pt;z-index:10;mso-position-horizontal:absolute;mso-position-vertical:absolute;mso-position-horizontal-relative:page;mso-position-vertical-relative:page;mso-wrap:square;" filled="false" stroked="false" v-text-anchor="top">
           <v:fill on="false"/>
           <v:stroke on="false"/>
           <v:textbox style="mso-fit-shape-to-text:false" inset="0pt,0pt,0pt,0pt">
@@ -8912,7 +8686,6 @@
               <w:p>
                 <w:pPr>
                   <w:spacing w:line="240" w:lineRule="auto" w:before="0" w:after="0" w:beforeLines="0" w:afterLines="0"/>
-                  <w:wordWrap w:val="0"/>
                   <w:ind w:left="0" w:right="0" w:firstLine="0"/>
                 </w:pPr>
                 <w:r>
@@ -8967,7 +8740,7 @@
     </w:pPr>
     <w:r>
       <w:pict>
-        <v:shape id="TextBox101" type="#_x0000_t202" style="position:absolute;left:312.000pt;top:9.721pt;width:337.800pt;height:12.500pt;z-index:10;mso-position-horizontal:absolute;mso-position-vertical:absolute;mso-position-horizontal-relative:page;mso-position-vertical-relative:page;mso-wrap-edited:f;mso-wrap:none;" filled="false" stroked="false" v-text-anchor="top">
+        <v:shape id="TextBox101" type="#_x0000_t202" style="position:absolute;left:312.000pt;top:9.721pt;width:407.000pt;height:16.000pt;z-index:10;mso-position-horizontal:absolute;mso-position-vertical:absolute;mso-position-horizontal-relative:page;mso-position-vertical-relative:page;mso-wrap:square;" filled="false" stroked="false" v-text-anchor="top">
           <v:fill on="false"/>
           <v:stroke on="false"/>
           <v:textbox style="mso-fit-shape-to-text:false" inset="0pt,0pt,0pt,0pt">
@@ -8976,7 +8749,6 @@
                 <w:pPr>
                   <w:spacing w:line="240" w:lineRule="auto" w:before="0" w:after="0" w:beforeLines="0" w:afterLines="0"/>
                   <w:jc w:val="right"/>
-                  <w:wordWrap w:val="0"/>
                   <w:ind w:left="0" w:right="0" w:firstLine="0"/>
                 </w:pPr>
                 <w:r>
@@ -8996,7 +8768,7 @@
     </w:r>
     <w:r>
       <w:pict>
-        <v:shape id="TextBox102" type="#_x0000_t202" style="position:absolute;left:261.000pt;top:39.281pt;width:105.500pt;height:22.500pt;z-index:10;mso-position-horizontal:absolute;mso-position-vertical:absolute;mso-position-horizontal-relative:page;mso-position-vertical-relative:page;mso-wrap-edited:f;mso-wrap:none;" filled="false" stroked="false" v-text-anchor="top">
+        <v:shape id="TextBox102" type="#_x0000_t202" style="position:absolute;left:261.000pt;top:39.281pt;width:121.000pt;height:28.800pt;z-index:10;mso-position-horizontal:absolute;mso-position-vertical:absolute;mso-position-horizontal-relative:page;mso-position-vertical-relative:page;mso-wrap:square;" filled="false" stroked="false" v-text-anchor="top">
           <v:fill on="false"/>
           <v:stroke on="false"/>
           <v:textbox style="mso-fit-shape-to-text:false" inset="0pt,0pt,0pt,0pt">
@@ -9005,7 +8777,6 @@
                 <w:pPr>
                   <w:spacing w:line="240" w:lineRule="auto" w:before="0" w:after="0" w:beforeLines="0" w:afterLines="0"/>
                   <w:jc w:val="center"/>
-                  <w:wordWrap w:val="0"/>
                   <w:ind w:left="0" w:right="0" w:firstLine="0"/>
                 </w:pPr>
                 <w:r>
@@ -9025,7 +8796,7 @@
     </w:r>
     <w:r>
       <w:pict>
-        <v:shape id="TextBox103" type="#_x0000_t202" style="position:absolute;left:116.789pt;top:78.723pt;width:34.200pt;height:17.500pt;z-index:10;mso-position-horizontal:absolute;mso-position-vertical:absolute;mso-position-horizontal-relative:page;mso-position-vertical-relative:page;mso-wrap-edited:f;mso-wrap:none;" filled="false" stroked="false" v-text-anchor="top">
+        <v:shape id="TextBox103" type="#_x0000_t202" style="position:absolute;left:116.789pt;top:78.723pt;width:40.400pt;height:22.400pt;z-index:10;mso-position-horizontal:absolute;mso-position-vertical:absolute;mso-position-horizontal-relative:page;mso-position-vertical-relative:page;mso-wrap:square;" filled="false" stroked="false" v-text-anchor="top">
           <v:fill on="false"/>
           <v:stroke on="false"/>
           <v:textbox style="mso-fit-shape-to-text:false" inset="0pt,0pt,0pt,0pt">
@@ -9033,7 +8804,6 @@
               <w:p>
                 <w:pPr>
                   <w:spacing w:line="240" w:lineRule="auto" w:before="0" w:after="0" w:beforeLines="0" w:afterLines="0"/>
-                  <w:wordWrap w:val="0"/>
                   <w:ind w:left="0" w:right="0" w:firstLine="0"/>
                 </w:pPr>
                 <w:r>
@@ -9053,7 +8823,7 @@
     </w:r>
     <w:r>
       <w:pict>
-        <v:shape id="TextBox104" type="#_x0000_t202" style="position:absolute;left:233.602pt;top:78.723pt;width:34.200pt;height:17.500pt;z-index:10;mso-position-horizontal:absolute;mso-position-vertical:absolute;mso-position-horizontal-relative:page;mso-position-vertical-relative:page;mso-wrap-edited:f;mso-wrap:none;" filled="false" stroked="false" v-text-anchor="top">
+        <v:shape id="TextBox104" type="#_x0000_t202" style="position:absolute;left:233.602pt;top:78.723pt;width:40.400pt;height:22.400pt;z-index:10;mso-position-horizontal:absolute;mso-position-vertical:absolute;mso-position-horizontal-relative:page;mso-position-vertical-relative:page;mso-wrap:square;" filled="false" stroked="false" v-text-anchor="top">
           <v:fill on="false"/>
           <v:stroke on="false"/>
           <v:textbox style="mso-fit-shape-to-text:false" inset="0pt,0pt,0pt,0pt">
@@ -9061,7 +8831,6 @@
               <w:p>
                 <w:pPr>
                   <w:spacing w:line="240" w:lineRule="auto" w:before="0" w:after="0" w:beforeLines="0" w:afterLines="0"/>
-                  <w:wordWrap w:val="0"/>
                   <w:ind w:left="0" w:right="0" w:firstLine="0"/>
                 </w:pPr>
                 <w:r>
@@ -9081,7 +8850,7 @@
     </w:r>
     <w:r>
       <w:pict>
-        <v:shape id="TextBox105" type="#_x0000_t202" style="position:absolute;left:350.414pt;top:78.723pt;width:34.200pt;height:17.500pt;z-index:10;mso-position-horizontal:absolute;mso-position-vertical:absolute;mso-position-horizontal-relative:page;mso-position-vertical-relative:page;mso-wrap-edited:f;mso-wrap:none;" filled="false" stroked="false" v-text-anchor="top">
+        <v:shape id="TextBox105" type="#_x0000_t202" style="position:absolute;left:350.414pt;top:78.723pt;width:40.400pt;height:22.400pt;z-index:10;mso-position-horizontal:absolute;mso-position-vertical:absolute;mso-position-horizontal-relative:page;mso-position-vertical-relative:page;mso-wrap:square;" filled="false" stroked="false" v-text-anchor="top">
           <v:fill on="false"/>
           <v:stroke on="false"/>
           <v:textbox style="mso-fit-shape-to-text:false" inset="0pt,0pt,0pt,0pt">
@@ -9089,7 +8858,6 @@
               <w:p>
                 <w:pPr>
                   <w:spacing w:line="240" w:lineRule="auto" w:before="0" w:after="0" w:beforeLines="0" w:afterLines="0"/>
-                  <w:wordWrap w:val="0"/>
                   <w:ind w:left="0" w:right="0" w:firstLine="0"/>
                 </w:pPr>
                 <w:r>
@@ -9109,7 +8877,7 @@
     </w:r>
     <w:r>
       <w:pict>
-        <v:shape id="TextBox106" type="#_x0000_t202" style="position:absolute;left:467.227pt;top:78.723pt;width:34.200pt;height:17.500pt;z-index:10;mso-position-horizontal:absolute;mso-position-vertical:absolute;mso-position-horizontal-relative:page;mso-position-vertical-relative:page;mso-wrap-edited:f;mso-wrap:none;" filled="false" stroked="false" v-text-anchor="top">
+        <v:shape id="TextBox106" type="#_x0000_t202" style="position:absolute;left:467.227pt;top:78.723pt;width:40.400pt;height:22.400pt;z-index:10;mso-position-horizontal:absolute;mso-position-vertical:absolute;mso-position-horizontal-relative:page;mso-position-vertical-relative:page;mso-wrap:square;" filled="false" stroked="false" v-text-anchor="top">
           <v:fill on="false"/>
           <v:stroke on="false"/>
           <v:textbox style="mso-fit-shape-to-text:false" inset="0pt,0pt,0pt,0pt">
@@ -9117,7 +8885,6 @@
               <w:p>
                 <w:pPr>
                   <w:spacing w:line="240" w:lineRule="auto" w:before="0" w:after="0" w:beforeLines="0" w:afterLines="0"/>
-                  <w:wordWrap w:val="0"/>
                   <w:ind w:left="0" w:right="0" w:firstLine="0"/>
                 </w:pPr>
                 <w:r>
@@ -9240,7 +9007,7 @@
     </w:pPr>
     <w:r>
       <w:pict>
-        <v:shape id="TextBox175" type="#_x0000_t202" style="position:absolute;left:312.000pt;top:9.721pt;width:337.800pt;height:12.500pt;z-index:10;mso-position-horizontal:absolute;mso-position-vertical:absolute;mso-position-horizontal-relative:page;mso-position-vertical-relative:page;mso-wrap-edited:f;mso-wrap:none;" filled="false" stroked="false" v-text-anchor="top">
+        <v:shape id="TextBox175" type="#_x0000_t202" style="position:absolute;left:312.000pt;top:9.721pt;width:407.000pt;height:16.000pt;z-index:10;mso-position-horizontal:absolute;mso-position-vertical:absolute;mso-position-horizontal-relative:page;mso-position-vertical-relative:page;mso-wrap:square;" filled="false" stroked="false" v-text-anchor="top">
           <v:fill on="false"/>
           <v:stroke on="false"/>
           <v:textbox style="mso-fit-shape-to-text:false" inset="0pt,0pt,0pt,0pt">
@@ -9249,7 +9016,6 @@
                 <w:pPr>
                   <w:spacing w:line="240" w:lineRule="auto" w:before="0" w:after="0" w:beforeLines="0" w:afterLines="0"/>
                   <w:jc w:val="right"/>
-                  <w:wordWrap w:val="0"/>
                   <w:ind w:left="0" w:right="0" w:firstLine="0"/>
                 </w:pPr>
                 <w:r>
@@ -9269,7 +9035,7 @@
     </w:r>
     <w:r>
       <w:pict>
-        <v:shape id="TextBox176" type="#_x0000_t202" style="position:absolute;left:185.728pt;top:36.644pt;width:278.000pt;height:18.750pt;z-index:10;mso-position-horizontal:absolute;mso-position-vertical:absolute;mso-position-horizontal-relative:page;mso-position-vertical-relative:page;mso-wrap-edited:f;mso-wrap:none;" filled="false" stroked="false" v-text-anchor="top">
+        <v:shape id="TextBox176" type="#_x0000_t202" style="position:absolute;left:185.728pt;top:36.644pt;width:316.000pt;height:24.000pt;z-index:10;mso-position-horizontal:absolute;mso-position-vertical:absolute;mso-position-horizontal-relative:page;mso-position-vertical-relative:page;mso-wrap:square;" filled="false" stroked="false" v-text-anchor="top">
           <v:fill on="false"/>
           <v:stroke on="false"/>
           <v:textbox style="mso-fit-shape-to-text:false" inset="0pt,0pt,0pt,0pt">
@@ -9278,7 +9044,6 @@
                 <w:pPr>
                   <w:spacing w:line="240" w:lineRule="auto" w:before="0" w:after="0" w:beforeLines="0" w:afterLines="0"/>
                   <w:jc w:val="center"/>
-                  <w:wordWrap w:val="0"/>
                   <w:ind w:left="0" w:right="0" w:firstLine="0"/>
                 </w:pPr>
                 <w:r>
@@ -9298,7 +9063,7 @@
     </w:r>
     <w:r>
       <w:pict>
-        <v:shape id="TextBox177" type="#_x0000_t202" style="position:absolute;left:128.738pt;top:63.660pt;width:460.436pt;height:16.500pt;z-index:10;mso-position-horizontal:absolute;mso-position-vertical:absolute;mso-position-horizontal-relative:page;mso-position-vertical-relative:page;mso-wrap-edited:f;mso-wrap:none;" filled="false" stroked="false" v-text-anchor="top">
+        <v:shape id="TextBox177" type="#_x0000_t202" style="position:absolute;left:128.738pt;top:63.660pt;width:707.560pt;height:21.120pt;z-index:10;mso-position-horizontal:absolute;mso-position-vertical:absolute;mso-position-horizontal-relative:page;mso-position-vertical-relative:page;mso-wrap:square;" filled="false" stroked="false" v-text-anchor="top">
           <v:fill on="false"/>
           <v:stroke on="false"/>
           <v:textbox style="mso-fit-shape-to-text:false" inset="0pt,0pt,0pt,0pt">
@@ -9307,7 +9072,6 @@
                 <w:pPr>
                   <w:spacing w:line="240" w:lineRule="auto" w:before="0" w:after="0" w:beforeLines="0" w:afterLines="0"/>
                   <w:jc w:val="center"/>
-                  <w:wordWrap w:val="0"/>
                   <w:ind w:left="0" w:right="0" w:firstLine="0"/>
                 </w:pPr>
                 <w:r>
@@ -9327,7 +9091,7 @@
     </w:r>
     <w:r>
       <w:pict>
-        <v:shape id="TextBox178" type="#_x0000_t202" style="position:absolute;left:93.750pt;top:82.002pt;width:498.386pt;height:16.500pt;z-index:10;mso-position-horizontal:absolute;mso-position-vertical:absolute;mso-position-horizontal-relative:page;mso-position-vertical-relative:page;mso-wrap-edited:f;mso-wrap:none;" filled="false" stroked="false" v-text-anchor="top">
+        <v:shape id="TextBox178" type="#_x0000_t202" style="position:absolute;left:93.750pt;top:82.002pt;width:673.240pt;height:21.120pt;z-index:10;mso-position-horizontal:absolute;mso-position-vertical:absolute;mso-position-horizontal-relative:page;mso-position-vertical-relative:page;mso-wrap:square;" filled="false" stroked="false" v-text-anchor="top">
           <v:fill on="false"/>
           <v:stroke on="false"/>
           <v:textbox style="mso-fit-shape-to-text:false" inset="0pt,0pt,0pt,0pt">
@@ -9336,7 +9100,6 @@
                 <w:pPr>
                   <w:spacing w:line="240" w:lineRule="auto" w:before="0" w:after="0" w:beforeLines="0" w:afterLines="0"/>
                   <w:jc w:val="center"/>
-                  <w:wordWrap w:val="0"/>
                   <w:ind w:left="0" w:right="0" w:firstLine="0"/>
                 </w:pPr>
                 <w:r>
@@ -9411,7 +9174,7 @@
     </w:pPr>
     <w:r>
       <w:pict>
-        <v:shape id="TextBox242" type="#_x0000_t202" style="position:absolute;left:312.000pt;top:9.721pt;width:337.800pt;height:12.500pt;z-index:10;mso-position-horizontal:absolute;mso-position-vertical:absolute;mso-position-horizontal-relative:page;mso-position-vertical-relative:page;mso-wrap-edited:f;mso-wrap:none;" filled="false" stroked="false" v-text-anchor="top">
+        <v:shape id="TextBox242" type="#_x0000_t202" style="position:absolute;left:312.000pt;top:9.721pt;width:407.000pt;height:16.000pt;z-index:10;mso-position-horizontal:absolute;mso-position-vertical:absolute;mso-position-horizontal-relative:page;mso-position-vertical-relative:page;mso-wrap:square;" filled="false" stroked="false" v-text-anchor="top">
           <v:fill on="false"/>
           <v:stroke on="false"/>
           <v:textbox style="mso-fit-shape-to-text:false" inset="0pt,0pt,0pt,0pt">
@@ -9420,7 +9183,6 @@
                 <w:pPr>
                   <w:spacing w:line="240" w:lineRule="auto" w:before="0" w:after="0" w:beforeLines="0" w:afterLines="0"/>
                   <w:jc w:val="right"/>
-                  <w:wordWrap w:val="0"/>
                   <w:ind w:left="0" w:right="0" w:firstLine="0"/>
                 </w:pPr>
                 <w:r>
@@ -9440,7 +9202,7 @@
     </w:r>
     <w:r>
       <w:pict>
-        <v:shape id="TextBox243" type="#_x0000_t202" style="position:absolute;left:93.750pt;top:29.059pt;width:244.420pt;height:15.500pt;z-index:10;mso-position-horizontal:absolute;mso-position-vertical:absolute;mso-position-horizontal-relative:page;mso-position-vertical-relative:page;mso-wrap-edited:f;mso-wrap:none;" filled="false" stroked="false" v-text-anchor="top">
+        <v:shape id="TextBox243" type="#_x0000_t202" style="position:absolute;left:93.750pt;top:29.059pt;width:278.040pt;height:19.840pt;z-index:10;mso-position-horizontal:absolute;mso-position-vertical:absolute;mso-position-horizontal-relative:page;mso-position-vertical-relative:page;mso-wrap:square;" filled="false" stroked="false" v-text-anchor="top">
           <v:fill on="false"/>
           <v:stroke on="false"/>
           <v:textbox style="mso-fit-shape-to-text:false" inset="0pt,0pt,0pt,0pt">
@@ -9448,7 +9210,6 @@
               <w:p>
                 <w:pPr>
                   <w:spacing w:line="240" w:lineRule="auto" w:before="0" w:after="0" w:beforeLines="0" w:afterLines="0"/>
-                  <w:wordWrap w:val="0"/>
                   <w:ind w:left="0" w:right="0" w:firstLine="0"/>
                 </w:pPr>
                 <w:r>
@@ -9468,7 +9229,7 @@
     </w:r>
     <w:r>
       <w:pict>
-        <v:shape id="TextBox244" type="#_x0000_t202" style="position:absolute;left:304.216pt;top:29.022pt;width:116.080pt;height:15.500pt;z-index:10;mso-position-horizontal:absolute;mso-position-vertical:absolute;mso-position-horizontal-relative:page;mso-position-vertical-relative:page;mso-wrap-edited:f;mso-wrap:none;" filled="false" stroked="false" v-text-anchor="top">
+        <v:shape id="TextBox244" type="#_x0000_t202" style="position:absolute;left:304.216pt;top:29.022pt;width:132.960pt;height:19.840pt;z-index:10;mso-position-horizontal:absolute;mso-position-vertical:absolute;mso-position-horizontal-relative:page;mso-position-vertical-relative:page;mso-wrap:square;" filled="false" stroked="false" v-text-anchor="top">
           <v:fill on="false"/>
           <v:stroke on="false"/>
           <v:textbox style="mso-fit-shape-to-text:false" inset="0pt,0pt,0pt,0pt">
@@ -9476,7 +9237,6 @@
               <w:p>
                 <w:pPr>
                   <w:spacing w:line="240" w:lineRule="auto" w:before="0" w:after="0" w:beforeLines="0" w:afterLines="0"/>
-                  <w:wordWrap w:val="0"/>
                   <w:ind w:left="0" w:right="0" w:firstLine="0"/>
                 </w:pPr>
                 <w:r>
@@ -9496,7 +9256,7 @@
     </w:r>
     <w:r>
       <w:pict>
-        <v:shape id="TextBox245" type="#_x0000_t202" style="position:absolute;left:93.750pt;top:53.084pt;width:11.878pt;height:12.375pt;z-index:10;mso-position-horizontal:absolute;mso-position-vertical:absolute;mso-position-horizontal-relative:page;mso-position-vertical-relative:page;mso-wrap-edited:f;mso-wrap:none;" filled="false" stroked="false" v-text-anchor="top">
+        <v:shape id="TextBox245" type="#_x0000_t202" style="position:absolute;left:93.750pt;top:53.084pt;width:13.878pt;height:15.840pt;z-index:10;mso-position-horizontal:absolute;mso-position-vertical:absolute;mso-position-horizontal-relative:page;mso-position-vertical-relative:page;mso-wrap:square;" filled="false" stroked="false" v-text-anchor="top">
           <v:fill on="false"/>
           <v:stroke on="false"/>
           <v:textbox style="mso-fit-shape-to-text:false" inset="0pt,0pt,0pt,0pt">
@@ -9504,7 +9264,6 @@
               <w:p>
                 <w:pPr>
                   <w:spacing w:line="240" w:lineRule="auto" w:before="0" w:after="0" w:beforeLines="0" w:afterLines="0"/>
-                  <w:wordWrap w:val="0"/>
                   <w:ind w:left="0" w:right="0" w:firstLine="0"/>
                 </w:pPr>
                 <w:r>
@@ -9591,7 +9350,7 @@
     </w:pPr>
     <w:r>
       <w:pict>
-        <v:shape id="TextBox470" type="#_x0000_t202" style="position:absolute;left:312.000pt;top:9.721pt;width:337.800pt;height:12.500pt;z-index:10;mso-position-horizontal:absolute;mso-position-vertical:absolute;mso-position-horizontal-relative:page;mso-position-vertical-relative:page;mso-wrap-edited:f;mso-wrap:none;" filled="false" stroked="false" v-text-anchor="top">
+        <v:shape id="TextBox470" type="#_x0000_t202" style="position:absolute;left:312.000pt;top:9.721pt;width:407.000pt;height:16.000pt;z-index:10;mso-position-horizontal:absolute;mso-position-vertical:absolute;mso-position-horizontal-relative:page;mso-position-vertical-relative:page;mso-wrap:square;" filled="false" stroked="false" v-text-anchor="top">
           <v:fill on="false"/>
           <v:stroke on="false"/>
           <v:textbox style="mso-fit-shape-to-text:false" inset="0pt,0pt,0pt,0pt">
@@ -9600,7 +9359,6 @@
                 <w:pPr>
                   <w:spacing w:line="240" w:lineRule="auto" w:before="0" w:after="0" w:beforeLines="0" w:afterLines="0"/>
                   <w:jc w:val="right"/>
-                  <w:wordWrap w:val="0"/>
                   <w:ind w:left="0" w:right="0" w:firstLine="0"/>
                 </w:pPr>
                 <w:r>
@@ -9639,7 +9397,7 @@
     </w:pPr>
     <w:r>
       <w:pict>
-        <v:shape id="TextBox608" type="#_x0000_t202" style="position:absolute;left:312.000pt;top:9.721pt;width:337.800pt;height:12.500pt;z-index:10;mso-position-horizontal:absolute;mso-position-vertical:absolute;mso-position-horizontal-relative:page;mso-position-vertical-relative:page;mso-wrap-edited:f;mso-wrap:none;" filled="false" stroked="false" v-text-anchor="top">
+        <v:shape id="TextBox608" type="#_x0000_t202" style="position:absolute;left:312.000pt;top:9.721pt;width:407.000pt;height:16.000pt;z-index:10;mso-position-horizontal:absolute;mso-position-vertical:absolute;mso-position-horizontal-relative:page;mso-position-vertical-relative:page;mso-wrap:square;" filled="false" stroked="false" v-text-anchor="top">
           <v:fill on="false"/>
           <v:stroke on="false"/>
           <v:textbox style="mso-fit-shape-to-text:false" inset="0pt,0pt,0pt,0pt">
@@ -9648,7 +9406,6 @@
                 <w:pPr>
                   <w:spacing w:line="240" w:lineRule="auto" w:before="0" w:after="0" w:beforeLines="0" w:afterLines="0"/>
                   <w:jc w:val="right"/>
-                  <w:wordWrap w:val="0"/>
                   <w:ind w:left="0" w:right="0" w:firstLine="0"/>
                 </w:pPr>
                 <w:r>
@@ -9668,7 +9425,7 @@
     </w:r>
     <w:r>
       <w:pict>
-        <v:shape id="TextBox609" type="#_x0000_t202" style="position:absolute;left:245.930pt;top:29.589pt;width:140.000pt;height:18.750pt;z-index:10;mso-position-horizontal:absolute;mso-position-vertical:absolute;mso-position-horizontal-relative:page;mso-position-vertical-relative:page;mso-wrap-edited:f;mso-wrap:none;" filled="false" stroked="false" v-text-anchor="top">
+        <v:shape id="TextBox609" type="#_x0000_t202" style="position:absolute;left:245.930pt;top:29.589pt;width:160.000pt;height:24.000pt;z-index:10;mso-position-horizontal:absolute;mso-position-vertical:absolute;mso-position-horizontal-relative:page;mso-position-vertical-relative:page;mso-wrap:square;" filled="false" stroked="false" v-text-anchor="top">
           <v:fill on="false"/>
           <v:stroke on="false"/>
           <v:textbox style="mso-fit-shape-to-text:false" inset="0pt,0pt,0pt,0pt">
@@ -9677,7 +9434,6 @@
                 <w:pPr>
                   <w:spacing w:line="240" w:lineRule="auto" w:before="0" w:after="0" w:beforeLines="0" w:afterLines="0"/>
                   <w:jc w:val="center"/>
-                  <w:wordWrap w:val="0"/>
                   <w:ind w:left="0" w:right="0" w:firstLine="0"/>
                 </w:pPr>
                 <w:r>
@@ -9697,7 +9453,7 @@
     </w:r>
     <w:r>
       <w:pict>
-        <v:shape id="TextBox610" type="#_x0000_t202" style="position:absolute;left:120.087pt;top:57.314pt;width:10.349pt;height:16.500pt;z-index:10;mso-position-horizontal:absolute;mso-position-vertical:absolute;mso-position-horizontal-relative:page;mso-position-vertical-relative:page;mso-wrap-edited:f;mso-wrap:none;" filled="false" stroked="false" v-text-anchor="top">
+        <v:shape id="TextBox610" type="#_x0000_t202" style="position:absolute;left:120.087pt;top:57.314pt;width:13.438pt;height:21.120pt;z-index:10;mso-position-horizontal:absolute;mso-position-vertical:absolute;mso-position-horizontal-relative:page;mso-position-vertical-relative:page;mso-wrap:square;" filled="false" stroked="false" v-text-anchor="top">
           <v:fill on="false"/>
           <v:stroke on="false"/>
           <v:textbox style="mso-fit-shape-to-text:false" inset="0pt,0pt,0pt,0pt">
@@ -9705,7 +9461,6 @@
               <w:p>
                 <w:pPr>
                   <w:spacing w:line="240" w:lineRule="auto" w:before="0" w:after="0" w:beforeLines="0" w:afterLines="0"/>
-                  <w:wordWrap w:val="0"/>
                   <w:ind w:left="0" w:right="0" w:firstLine="0"/>
                 </w:pPr>
                 <w:r>
@@ -9725,7 +9480,7 @@
     </w:r>
     <w:r>
       <w:pict>
-        <v:shape id="TextBox611" type="#_x0000_t202" style="position:absolute;left:121.642pt;top:84.830pt;width:168.980pt;height:16.500pt;z-index:10;mso-position-horizontal:absolute;mso-position-vertical:absolute;mso-position-horizontal-relative:page;mso-position-vertical-relative:page;mso-wrap-edited:f;mso-wrap:none;" filled="false" stroked="false" v-text-anchor="top">
+        <v:shape id="TextBox611" type="#_x0000_t202" style="position:absolute;left:121.642pt;top:84.830pt;width:192.760pt;height:21.120pt;z-index:10;mso-position-horizontal:absolute;mso-position-vertical:absolute;mso-position-horizontal-relative:page;mso-position-vertical-relative:page;mso-wrap:square;" filled="false" stroked="false" v-text-anchor="top">
           <v:fill on="false"/>
           <v:stroke on="false"/>
           <v:textbox style="mso-fit-shape-to-text:false" inset="0pt,0pt,0pt,0pt">
@@ -9733,7 +9488,6 @@
               <w:p>
                 <w:pPr>
                   <w:spacing w:line="240" w:lineRule="auto" w:before="0" w:after="0" w:beforeLines="0" w:afterLines="0"/>
-                  <w:wordWrap w:val="0"/>
                   <w:ind w:left="0" w:right="0" w:firstLine="0"/>
                 </w:pPr>
                 <w:r>
